--- a/docs/05_Database_Design_College_Institution_Management_System.docx
+++ b/docs/05_Database_Design_College_Institution_Management_System.docx
@@ -397,7 +397,7 @@
                 <w:sz w:val="18"/>
                 <w:szCs w:val="18"/>
               </w:rPr>
-              <w:t xml:space="preserve">Version 3.0 — updated to the system as built, for stakeholder review</w:t>
+              <w:t xml:space="preserve">Version 3.1 — updated to the system as built after the October 2026 completion batches, for stakeholder review</w:t>
             </w:r>
           </w:p>
         </w:tc>
@@ -1359,6 +1359,143 @@
                 <w:szCs w:val="18"/>
               </w:rPr>
               <w:t xml:space="preserve">Updated to the system as built (development build, October 2026): what is built, what is partly built and what remains, with corrected technology, data model and plan. The version 2.0 requirements stay the baseline.</w:t>
+            </w:r>
+          </w:p>
+        </w:tc>
+      </w:tr>
+      <w:tr>
+        <w:trPr>
+          <w:cantSplit/>
+        </w:trPr>
+        <w:tc>
+          <w:tcPr>
+            <w:tcW w:type="dxa" w:w="1083"/>
+            <w:tcBorders>
+              <w:top w:val="single" w:color="BFC9D6" w:sz="4"/>
+              <w:left w:val="single" w:color="BFC9D6" w:sz="4"/>
+              <w:bottom w:val="single" w:color="BFC9D6" w:sz="4"/>
+              <w:right w:val="single" w:color="BFC9D6" w:sz="4"/>
+            </w:tcBorders>
+            <w:shd w:fill="EEF3F8" w:color="auto" w:val="clear"/>
+            <w:tcMar>
+              <w:top w:type="dxa" w:w="60"/>
+              <w:left w:type="dxa" w:w="100"/>
+              <w:bottom w:type="dxa" w:w="60"/>
+              <w:right w:type="dxa" w:w="100"/>
+            </w:tcMar>
+            <w:vAlign w:val="center"/>
+          </w:tcPr>
+          <w:p>
+            <w:pPr>
+              <w:spacing w:after="30" w:before="30"/>
+              <w:jc w:val="left"/>
+            </w:pPr>
+            <w:r>
+              <w:rPr>
+                <w:rFonts w:ascii="Calibri" w:cs="Calibri" w:eastAsia="Calibri" w:hAnsi="Calibri"/>
+                <w:sz w:val="18"/>
+                <w:szCs w:val="18"/>
+              </w:rPr>
+              <w:t xml:space="preserve">3.1</w:t>
+            </w:r>
+          </w:p>
+        </w:tc>
+        <w:tc>
+          <w:tcPr>
+            <w:tcW w:type="dxa" w:w="1624"/>
+            <w:tcBorders>
+              <w:top w:val="single" w:color="BFC9D6" w:sz="4"/>
+              <w:left w:val="single" w:color="BFC9D6" w:sz="4"/>
+              <w:bottom w:val="single" w:color="BFC9D6" w:sz="4"/>
+              <w:right w:val="single" w:color="BFC9D6" w:sz="4"/>
+            </w:tcBorders>
+            <w:shd w:fill="EEF3F8" w:color="auto" w:val="clear"/>
+            <w:tcMar>
+              <w:top w:type="dxa" w:w="60"/>
+              <w:left w:type="dxa" w:w="100"/>
+              <w:bottom w:type="dxa" w:w="60"/>
+              <w:right w:type="dxa" w:w="100"/>
+            </w:tcMar>
+            <w:vAlign w:val="center"/>
+          </w:tcPr>
+          <w:p>
+            <w:pPr>
+              <w:spacing w:after="30" w:before="30"/>
+              <w:jc w:val="left"/>
+            </w:pPr>
+            <w:r>
+              <w:rPr>
+                <w:rFonts w:ascii="Calibri" w:cs="Calibri" w:eastAsia="Calibri" w:hAnsi="Calibri"/>
+                <w:sz w:val="18"/>
+                <w:szCs w:val="18"/>
+              </w:rPr>
+              <w:t xml:space="preserve">October 2026</w:t>
+            </w:r>
+          </w:p>
+        </w:tc>
+        <w:tc>
+          <w:tcPr>
+            <w:tcW w:type="dxa" w:w="1985"/>
+            <w:tcBorders>
+              <w:top w:val="single" w:color="BFC9D6" w:sz="4"/>
+              <w:left w:val="single" w:color="BFC9D6" w:sz="4"/>
+              <w:bottom w:val="single" w:color="BFC9D6" w:sz="4"/>
+              <w:right w:val="single" w:color="BFC9D6" w:sz="4"/>
+            </w:tcBorders>
+            <w:shd w:fill="EEF3F8" w:color="auto" w:val="clear"/>
+            <w:tcMar>
+              <w:top w:type="dxa" w:w="60"/>
+              <w:left w:type="dxa" w:w="100"/>
+              <w:bottom w:type="dxa" w:w="60"/>
+              <w:right w:type="dxa" w:w="100"/>
+            </w:tcMar>
+            <w:vAlign w:val="center"/>
+          </w:tcPr>
+          <w:p>
+            <w:pPr>
+              <w:spacing w:after="30" w:before="30"/>
+              <w:jc w:val="left"/>
+            </w:pPr>
+            <w:r>
+              <w:rPr>
+                <w:rFonts w:ascii="Calibri" w:cs="Calibri" w:eastAsia="Calibri" w:hAnsi="Calibri"/>
+                <w:sz w:val="18"/>
+                <w:szCs w:val="18"/>
+              </w:rPr>
+              <w:t xml:space="preserve">Msingi Technologies Ltd</w:t>
+            </w:r>
+          </w:p>
+        </w:tc>
+        <w:tc>
+          <w:tcPr>
+            <w:tcW w:type="dxa" w:w="4334"/>
+            <w:tcBorders>
+              <w:top w:val="single" w:color="BFC9D6" w:sz="4"/>
+              <w:left w:val="single" w:color="BFC9D6" w:sz="4"/>
+              <w:bottom w:val="single" w:color="BFC9D6" w:sz="4"/>
+              <w:right w:val="single" w:color="BFC9D6" w:sz="4"/>
+            </w:tcBorders>
+            <w:shd w:fill="EEF3F8" w:color="auto" w:val="clear"/>
+            <w:tcMar>
+              <w:top w:type="dxa" w:w="60"/>
+              <w:left w:type="dxa" w:w="100"/>
+              <w:bottom w:type="dxa" w:w="60"/>
+              <w:right w:type="dxa" w:w="100"/>
+            </w:tcMar>
+            <w:vAlign w:val="center"/>
+          </w:tcPr>
+          <w:p>
+            <w:pPr>
+              <w:spacing w:after="30" w:before="30"/>
+              <w:jc w:val="left"/>
+            </w:pPr>
+            <w:r>
+              <w:rPr>
+                <w:rFonts w:ascii="Calibri" w:cs="Calibri" w:eastAsia="Calibri" w:hAnsi="Calibri"/>
+                <w:sz w:val="18"/>
+                <w:szCs w:val="18"/>
+              </w:rPr>
+              <w:t xml:space="preserve">As-built schema (section 12) regenerated from the live database after the completion batches: migrations V39 to V49, 37 new tables (campuses and transfers; instalments, penalties and discounts; email; two-step sign-in, API clients and personal-data requests; data import and document uploads; configurable approval stages; alumni and tracer surveys; government adapters, deployment and load tests; the staff back-office in Kiswahili), new integrity rules and status values, and the notes on retention and encryption.</w:t>
             </w:r>
           </w:p>
         </w:tc>
@@ -11051,13 +11188,7 @@
           <w:b/>
           <w:bCs/>
         </w:rPr>
-        <w:t xml:space="preserve">As built:</w:t>
-      </w:r>
-      <w:r>
-        <w:rPr>
-          <w:rFonts w:ascii="Calibri" w:cs="Calibri" w:eastAsia="Calibri" w:hAnsi="Calibri"/>
-        </w:rPr>
-        <w:t xml:space="preserve"> the catalogue above was the design. The tables actually in the database (119) are listed in section 12.2. Tables not built: campuses, workflow tables (approvals are fixed in the software), document templates and object-storage metadata, lookup tables (administrative areas and NECTA school lists ship with the application), data subject requests, retention policies, external selections, NACTVET registrations, instalment plans, GL exports, alumni, and email messages.</w:t>
+        <w:t xml:space="preserve">As built: the catalogue above was the design. The tables actually in the database (156) are listed in section 12.2. Differences from the design: approval stages are configurable for results (approval_stages) while other approvals follow the regulations in the software; uploaded documents are stored in the database rather than in object storage; lookup tables (administrative areas, NECTA school lists) ship with the application; general-ledger exports are the MUSE postings and the postings file.</w:t>
       </w:r>
     </w:p>
     <w:p>
@@ -23613,13 +23744,7 @@
           <w:b/>
           <w:bCs/>
         </w:rPr>
-        <w:t xml:space="preserve">As built:</w:t>
-      </w:r>
-      <w:r>
-        <w:rPr>
-          <w:rFonts w:ascii="Calibri" w:cs="Calibri" w:eastAsia="Calibri" w:hAnsi="Calibri"/>
-        </w:rPr>
-        <w:t xml:space="preserve"> retention periods and anonymisation jobs are not built yet; only the integration call log is cleaned up automatically. No national identification number is stored, so no field needs application-level encryption today.</w:t>
+        <w:t xml:space="preserve">As built: each institution sets retention periods for applicant data and for messages (default 24 months); a monthly job anonymises applicants who never joined and clears old messages and emails, after a preview; the integration call log is cleaned up automatically. National Identification Numbers are encrypted at application level (AES-GCM with the CIMS_DATA_KEY key), with a hash for uniqueness and the last four digits for display; two-step sign-in secrets are encrypted the same way.</w:t>
       </w:r>
     </w:p>
     <w:p>
@@ -24476,7 +24601,7 @@
         <w:rPr>
           <w:rFonts w:ascii="Calibri" w:cs="Calibri" w:eastAsia="Calibri" w:hAnsi="Calibri"/>
         </w:rPr>
-        <w:t xml:space="preserve">This section describes the database as built by Flyway migrations V1 to V38 (PostgreSQL 16). It is generated from the live schema of the development build.</w:t>
+        <w:t xml:space="preserve">This section describes the database as built by Flyway migrations V1 to V49 (PostgreSQL 16). It is generated from the live schema of the development build.</w:t>
       </w:r>
     </w:p>
     <w:p>
@@ -24653,7 +24778,7 @@
                 <w:sz w:val="17"/>
                 <w:szCs w:val="17"/>
               </w:rPr>
-              <w:t xml:space="preserve">119 application tables (plus Flyway's history table), all in the public schema</w:t>
+              <w:t xml:space="preserve">156 application tables (plus Flyway's history table), all in the public schema</w:t>
             </w:r>
           </w:p>
         </w:tc>
@@ -24724,7 +24849,7 @@
                 <w:sz w:val="17"/>
                 <w:szCs w:val="17"/>
               </w:rPr>
-              <w:t xml:space="preserve">Enabled and forced on 112 institution tables; 7 platform tables without</w:t>
+              <w:t xml:space="preserve">Enabled and forced on 149 institution tables; 7 platform tables without</w:t>
             </w:r>
           </w:p>
         </w:tc>
@@ -24797,7 +24922,7 @@
                 <w:sz w:val="17"/>
                 <w:szCs w:val="17"/>
               </w:rPr>
-              <w:t xml:space="preserve">295 foreign keys; 311 indexes, including 24 partial unique indexes for business rules</w:t>
+              <w:t xml:space="preserve">375 foreign keys; 389 indexes, including 27 partial unique indexes for business rules</w:t>
             </w:r>
           </w:p>
         </w:tc>
@@ -24941,7 +25066,7 @@
                 <w:sz w:val="17"/>
                 <w:szCs w:val="17"/>
               </w:rPr>
-              <w:t xml:space="preserve">13 JSONB columns (entry rules, eligibility detail, frozen document content, statistics)</w:t>
+              <w:t xml:space="preserve">25 JSONB columns (entry rules, eligibility detail, frozen document content, statistics, import rows and errors, survey questions and answers, workplace criteria, exchange summaries)</w:t>
             </w:r>
           </w:p>
         </w:tc>
@@ -25012,12 +25137,24 @@
                 <w:sz w:val="17"/>
                 <w:szCs w:val="17"/>
               </w:rPr>
-              <w:t xml:space="preserve">38 versioned migrations, never edited once applied</w:t>
+              <w:t xml:space="preserve">49 versioned migrations, never edited once applied</w:t>
             </w:r>
           </w:p>
         </w:tc>
       </w:tr>
     </w:tbl>
+    <w:p>
+      <w:pPr>
+        <w:spacing w:after="120" w:line="276"/>
+        <w:jc w:val="both"/>
+      </w:pPr>
+      <w:r>
+        <w:rPr>
+          <w:rFonts w:ascii="Calibri" w:cs="Calibri" w:eastAsia="Calibri" w:hAnsi="Calibri"/>
+        </w:rPr>
+        <w:t xml:space="preserve">Columns added to existing tables since V38: students (campus, student category, encrypted National Identification Number with its hash, last four digits and check status, import batch); user_accounts (confirmed email, two-step sign-in secret and recovery codes, anonymisation time, language); fee_structures (intake, student category); departments (faculty); applications (source, external body and reference, import batch); assessment_components (marks entry dates); module_offerings and result_sheets (approval stage reached); ipt_assessments (criteria and source); finance_settings (reminders and penalties); messaging_settings (email switch).</w:t>
+      </w:r>
+    </w:p>
     <w:p>
       <w:pPr>
         <w:spacing w:after="120"/>
@@ -26640,6 +26777,727 @@
           </w:p>
         </w:tc>
       </w:tr>
+      <w:tr>
+        <w:trPr>
+          <w:cantSplit/>
+        </w:trPr>
+        <w:tc>
+          <w:tcPr>
+            <w:tcW w:type="dxa" w:w="2437"/>
+            <w:tcBorders>
+              <w:top w:val="single" w:color="BFC9D6" w:sz="4"/>
+              <w:left w:val="single" w:color="BFC9D6" w:sz="4"/>
+              <w:bottom w:val="single" w:color="BFC9D6" w:sz="4"/>
+              <w:right w:val="single" w:color="BFC9D6" w:sz="4"/>
+            </w:tcBorders>
+            <w:tcMar>
+              <w:top w:type="dxa" w:w="60"/>
+              <w:left w:type="dxa" w:w="100"/>
+              <w:bottom w:type="dxa" w:w="60"/>
+              <w:right w:type="dxa" w:w="100"/>
+            </w:tcMar>
+            <w:vAlign w:val="center"/>
+          </w:tcPr>
+          <w:p>
+            <w:pPr>
+              <w:spacing w:after="30" w:before="30"/>
+              <w:jc w:val="left"/>
+            </w:pPr>
+            <w:r>
+              <w:rPr>
+                <w:rFonts w:ascii="Calibri" w:cs="Calibri" w:eastAsia="Calibri" w:hAnsi="Calibri"/>
+                <w:b/>
+                <w:bCs/>
+                <w:sz w:val="16"/>
+                <w:szCs w:val="16"/>
+              </w:rPr>
+              <w:t xml:space="preserve">security_settings</w:t>
+            </w:r>
+          </w:p>
+        </w:tc>
+        <w:tc>
+          <w:tcPr>
+            <w:tcW w:type="dxa" w:w="5415"/>
+            <w:tcBorders>
+              <w:top w:val="single" w:color="BFC9D6" w:sz="4"/>
+              <w:left w:val="single" w:color="BFC9D6" w:sz="4"/>
+              <w:bottom w:val="single" w:color="BFC9D6" w:sz="4"/>
+              <w:right w:val="single" w:color="BFC9D6" w:sz="4"/>
+            </w:tcBorders>
+            <w:tcMar>
+              <w:top w:type="dxa" w:w="60"/>
+              <w:left w:type="dxa" w:w="100"/>
+              <w:bottom w:type="dxa" w:w="60"/>
+              <w:right w:type="dxa" w:w="100"/>
+            </w:tcMar>
+            <w:vAlign w:val="center"/>
+          </w:tcPr>
+          <w:p>
+            <w:pPr>
+              <w:spacing w:after="30" w:before="30"/>
+              <w:jc w:val="left"/>
+            </w:pPr>
+            <w:r>
+              <w:rPr>
+                <w:rFonts w:ascii="Calibri" w:cs="Calibri" w:eastAsia="Calibri" w:hAnsi="Calibri"/>
+                <w:sz w:val="16"/>
+                <w:szCs w:val="16"/>
+              </w:rPr>
+              <w:t xml:space="preserve">Per institution: two-step sign-in policy (optional, privileged roles, all staff), idle sign-out minutes per user type, retention periods.</w:t>
+            </w:r>
+          </w:p>
+        </w:tc>
+        <w:tc>
+          <w:tcPr>
+            <w:tcW w:type="dxa" w:w="1174"/>
+            <w:tcBorders>
+              <w:top w:val="single" w:color="BFC9D6" w:sz="4"/>
+              <w:left w:val="single" w:color="BFC9D6" w:sz="4"/>
+              <w:bottom w:val="single" w:color="BFC9D6" w:sz="4"/>
+              <w:right w:val="single" w:color="BFC9D6" w:sz="4"/>
+            </w:tcBorders>
+            <w:tcMar>
+              <w:top w:type="dxa" w:w="60"/>
+              <w:left w:type="dxa" w:w="100"/>
+              <w:bottom w:type="dxa" w:w="60"/>
+              <w:right w:type="dxa" w:w="100"/>
+            </w:tcMar>
+            <w:vAlign w:val="center"/>
+          </w:tcPr>
+          <w:p>
+            <w:pPr>
+              <w:spacing w:after="30" w:before="30"/>
+              <w:jc w:val="left"/>
+            </w:pPr>
+            <w:r>
+              <w:rPr>
+                <w:rFonts w:ascii="Calibri" w:cs="Calibri" w:eastAsia="Calibri" w:hAnsi="Calibri"/>
+                <w:sz w:val="16"/>
+                <w:szCs w:val="16"/>
+              </w:rPr>
+              <w:t xml:space="preserve">V43</w:t>
+            </w:r>
+          </w:p>
+        </w:tc>
+      </w:tr>
+      <w:tr>
+        <w:trPr>
+          <w:cantSplit/>
+        </w:trPr>
+        <w:tc>
+          <w:tcPr>
+            <w:tcW w:type="dxa" w:w="2437"/>
+            <w:tcBorders>
+              <w:top w:val="single" w:color="BFC9D6" w:sz="4"/>
+              <w:left w:val="single" w:color="BFC9D6" w:sz="4"/>
+              <w:bottom w:val="single" w:color="BFC9D6" w:sz="4"/>
+              <w:right w:val="single" w:color="BFC9D6" w:sz="4"/>
+            </w:tcBorders>
+            <w:tcMar>
+              <w:top w:type="dxa" w:w="60"/>
+              <w:left w:type="dxa" w:w="100"/>
+              <w:bottom w:type="dxa" w:w="60"/>
+              <w:right w:type="dxa" w:w="100"/>
+            </w:tcMar>
+            <w:vAlign w:val="center"/>
+          </w:tcPr>
+          <w:p>
+            <w:pPr>
+              <w:spacing w:after="30" w:before="30"/>
+              <w:jc w:val="left"/>
+            </w:pPr>
+            <w:r>
+              <w:rPr>
+                <w:rFonts w:ascii="Calibri" w:cs="Calibri" w:eastAsia="Calibri" w:hAnsi="Calibri"/>
+                <w:b/>
+                <w:bCs/>
+                <w:sz w:val="16"/>
+                <w:szCs w:val="16"/>
+              </w:rPr>
+              <w:t xml:space="preserve">api_clients</w:t>
+            </w:r>
+          </w:p>
+        </w:tc>
+        <w:tc>
+          <w:tcPr>
+            <w:tcW w:type="dxa" w:w="5415"/>
+            <w:tcBorders>
+              <w:top w:val="single" w:color="BFC9D6" w:sz="4"/>
+              <w:left w:val="single" w:color="BFC9D6" w:sz="4"/>
+              <w:bottom w:val="single" w:color="BFC9D6" w:sz="4"/>
+              <w:right w:val="single" w:color="BFC9D6" w:sz="4"/>
+            </w:tcBorders>
+            <w:tcMar>
+              <w:top w:type="dxa" w:w="60"/>
+              <w:left w:type="dxa" w:w="100"/>
+              <w:bottom w:type="dxa" w:w="60"/>
+              <w:right w:type="dxa" w:w="100"/>
+            </w:tcMar>
+            <w:vAlign w:val="center"/>
+          </w:tcPr>
+          <w:p>
+            <w:pPr>
+              <w:spacing w:after="30" w:before="30"/>
+              <w:jc w:val="left"/>
+            </w:pPr>
+            <w:r>
+              <w:rPr>
+                <w:rFonts w:ascii="Calibri" w:cs="Calibri" w:eastAsia="Calibri" w:hAnsi="Calibri"/>
+                <w:sz w:val="16"/>
+                <w:szCs w:val="16"/>
+              </w:rPr>
+              <w:t xml:space="preserve">Connected systems (OAuth2 client credentials): client id, hashed secret, scopes, switched on or off, last use.</w:t>
+            </w:r>
+          </w:p>
+        </w:tc>
+        <w:tc>
+          <w:tcPr>
+            <w:tcW w:type="dxa" w:w="1174"/>
+            <w:tcBorders>
+              <w:top w:val="single" w:color="BFC9D6" w:sz="4"/>
+              <w:left w:val="single" w:color="BFC9D6" w:sz="4"/>
+              <w:bottom w:val="single" w:color="BFC9D6" w:sz="4"/>
+              <w:right w:val="single" w:color="BFC9D6" w:sz="4"/>
+            </w:tcBorders>
+            <w:tcMar>
+              <w:top w:type="dxa" w:w="60"/>
+              <w:left w:type="dxa" w:w="100"/>
+              <w:bottom w:type="dxa" w:w="60"/>
+              <w:right w:type="dxa" w:w="100"/>
+            </w:tcMar>
+            <w:vAlign w:val="center"/>
+          </w:tcPr>
+          <w:p>
+            <w:pPr>
+              <w:spacing w:after="30" w:before="30"/>
+              <w:jc w:val="left"/>
+            </w:pPr>
+            <w:r>
+              <w:rPr>
+                <w:rFonts w:ascii="Calibri" w:cs="Calibri" w:eastAsia="Calibri" w:hAnsi="Calibri"/>
+                <w:sz w:val="16"/>
+                <w:szCs w:val="16"/>
+              </w:rPr>
+              <w:t xml:space="preserve">V43</w:t>
+            </w:r>
+          </w:p>
+        </w:tc>
+      </w:tr>
+      <w:tr>
+        <w:trPr>
+          <w:cantSplit/>
+        </w:trPr>
+        <w:tc>
+          <w:tcPr>
+            <w:tcW w:type="dxa" w:w="2437"/>
+            <w:tcBorders>
+              <w:top w:val="single" w:color="BFC9D6" w:sz="4"/>
+              <w:left w:val="single" w:color="BFC9D6" w:sz="4"/>
+              <w:bottom w:val="single" w:color="BFC9D6" w:sz="4"/>
+              <w:right w:val="single" w:color="BFC9D6" w:sz="4"/>
+            </w:tcBorders>
+            <w:tcMar>
+              <w:top w:type="dxa" w:w="60"/>
+              <w:left w:type="dxa" w:w="100"/>
+              <w:bottom w:type="dxa" w:w="60"/>
+              <w:right w:type="dxa" w:w="100"/>
+            </w:tcMar>
+            <w:vAlign w:val="center"/>
+          </w:tcPr>
+          <w:p>
+            <w:pPr>
+              <w:spacing w:after="30" w:before="30"/>
+              <w:jc w:val="left"/>
+            </w:pPr>
+            <w:r>
+              <w:rPr>
+                <w:rFonts w:ascii="Calibri" w:cs="Calibri" w:eastAsia="Calibri" w:hAnsi="Calibri"/>
+                <w:b/>
+                <w:bCs/>
+                <w:sz w:val="16"/>
+                <w:szCs w:val="16"/>
+              </w:rPr>
+              <w:t xml:space="preserve">data_subject_requests</w:t>
+            </w:r>
+          </w:p>
+        </w:tc>
+        <w:tc>
+          <w:tcPr>
+            <w:tcW w:type="dxa" w:w="5415"/>
+            <w:tcBorders>
+              <w:top w:val="single" w:color="BFC9D6" w:sz="4"/>
+              <w:left w:val="single" w:color="BFC9D6" w:sz="4"/>
+              <w:bottom w:val="single" w:color="BFC9D6" w:sz="4"/>
+              <w:right w:val="single" w:color="BFC9D6" w:sz="4"/>
+            </w:tcBorders>
+            <w:tcMar>
+              <w:top w:type="dxa" w:w="60"/>
+              <w:left w:type="dxa" w:w="100"/>
+              <w:bottom w:type="dxa" w:w="60"/>
+              <w:right w:type="dxa" w:w="100"/>
+            </w:tcMar>
+            <w:vAlign w:val="center"/>
+          </w:tcPr>
+          <w:p>
+            <w:pPr>
+              <w:spacing w:after="30" w:before="30"/>
+              <w:jc w:val="left"/>
+            </w:pPr>
+            <w:r>
+              <w:rPr>
+                <w:rFonts w:ascii="Calibri" w:cs="Calibri" w:eastAsia="Calibri" w:hAnsi="Calibri"/>
+                <w:sz w:val="16"/>
+                <w:szCs w:val="16"/>
+              </w:rPr>
+              <w:t xml:space="preserve">Personal-data requests (access, correction, erasure, objection) with due date, response and who handled them.</w:t>
+            </w:r>
+          </w:p>
+        </w:tc>
+        <w:tc>
+          <w:tcPr>
+            <w:tcW w:type="dxa" w:w="1174"/>
+            <w:tcBorders>
+              <w:top w:val="single" w:color="BFC9D6" w:sz="4"/>
+              <w:left w:val="single" w:color="BFC9D6" w:sz="4"/>
+              <w:bottom w:val="single" w:color="BFC9D6" w:sz="4"/>
+              <w:right w:val="single" w:color="BFC9D6" w:sz="4"/>
+            </w:tcBorders>
+            <w:tcMar>
+              <w:top w:type="dxa" w:w="60"/>
+              <w:left w:type="dxa" w:w="100"/>
+              <w:bottom w:type="dxa" w:w="60"/>
+              <w:right w:type="dxa" w:w="100"/>
+            </w:tcMar>
+            <w:vAlign w:val="center"/>
+          </w:tcPr>
+          <w:p>
+            <w:pPr>
+              <w:spacing w:after="30" w:before="30"/>
+              <w:jc w:val="left"/>
+            </w:pPr>
+            <w:r>
+              <w:rPr>
+                <w:rFonts w:ascii="Calibri" w:cs="Calibri" w:eastAsia="Calibri" w:hAnsi="Calibri"/>
+                <w:sz w:val="16"/>
+                <w:szCs w:val="16"/>
+              </w:rPr>
+              <w:t xml:space="preserve">V43</w:t>
+            </w:r>
+          </w:p>
+        </w:tc>
+      </w:tr>
+      <w:tr>
+        <w:trPr>
+          <w:cantSplit/>
+        </w:trPr>
+        <w:tc>
+          <w:tcPr>
+            <w:tcW w:type="dxa" w:w="2437"/>
+            <w:tcBorders>
+              <w:top w:val="single" w:color="BFC9D6" w:sz="4"/>
+              <w:left w:val="single" w:color="BFC9D6" w:sz="4"/>
+              <w:bottom w:val="single" w:color="BFC9D6" w:sz="4"/>
+              <w:right w:val="single" w:color="BFC9D6" w:sz="4"/>
+            </w:tcBorders>
+            <w:tcMar>
+              <w:top w:type="dxa" w:w="60"/>
+              <w:left w:type="dxa" w:w="100"/>
+              <w:bottom w:type="dxa" w:w="60"/>
+              <w:right w:type="dxa" w:w="100"/>
+            </w:tcMar>
+            <w:vAlign w:val="center"/>
+          </w:tcPr>
+          <w:p>
+            <w:pPr>
+              <w:spacing w:after="30" w:before="30"/>
+              <w:jc w:val="left"/>
+            </w:pPr>
+            <w:r>
+              <w:rPr>
+                <w:rFonts w:ascii="Calibri" w:cs="Calibri" w:eastAsia="Calibri" w:hAnsi="Calibri"/>
+                <w:b/>
+                <w:bCs/>
+                <w:sz w:val="16"/>
+                <w:szCs w:val="16"/>
+              </w:rPr>
+              <w:t xml:space="preserve">retention_runs</w:t>
+            </w:r>
+          </w:p>
+        </w:tc>
+        <w:tc>
+          <w:tcPr>
+            <w:tcW w:type="dxa" w:w="5415"/>
+            <w:tcBorders>
+              <w:top w:val="single" w:color="BFC9D6" w:sz="4"/>
+              <w:left w:val="single" w:color="BFC9D6" w:sz="4"/>
+              <w:bottom w:val="single" w:color="BFC9D6" w:sz="4"/>
+              <w:right w:val="single" w:color="BFC9D6" w:sz="4"/>
+            </w:tcBorders>
+            <w:tcMar>
+              <w:top w:type="dxa" w:w="60"/>
+              <w:left w:type="dxa" w:w="100"/>
+              <w:bottom w:type="dxa" w:w="60"/>
+              <w:right w:type="dxa" w:w="100"/>
+            </w:tcMar>
+            <w:vAlign w:val="center"/>
+          </w:tcPr>
+          <w:p>
+            <w:pPr>
+              <w:spacing w:after="30" w:before="30"/>
+              <w:jc w:val="left"/>
+            </w:pPr>
+            <w:r>
+              <w:rPr>
+                <w:rFonts w:ascii="Calibri" w:cs="Calibri" w:eastAsia="Calibri" w:hAnsi="Calibri"/>
+                <w:sz w:val="16"/>
+                <w:szCs w:val="16"/>
+              </w:rPr>
+              <w:t xml:space="preserve">Runs of the retention job: applicants anonymised, messages and emails cleared.</w:t>
+            </w:r>
+          </w:p>
+        </w:tc>
+        <w:tc>
+          <w:tcPr>
+            <w:tcW w:type="dxa" w:w="1174"/>
+            <w:tcBorders>
+              <w:top w:val="single" w:color="BFC9D6" w:sz="4"/>
+              <w:left w:val="single" w:color="BFC9D6" w:sz="4"/>
+              <w:bottom w:val="single" w:color="BFC9D6" w:sz="4"/>
+              <w:right w:val="single" w:color="BFC9D6" w:sz="4"/>
+            </w:tcBorders>
+            <w:tcMar>
+              <w:top w:type="dxa" w:w="60"/>
+              <w:left w:type="dxa" w:w="100"/>
+              <w:bottom w:type="dxa" w:w="60"/>
+              <w:right w:type="dxa" w:w="100"/>
+            </w:tcMar>
+            <w:vAlign w:val="center"/>
+          </w:tcPr>
+          <w:p>
+            <w:pPr>
+              <w:spacing w:after="30" w:before="30"/>
+              <w:jc w:val="left"/>
+            </w:pPr>
+            <w:r>
+              <w:rPr>
+                <w:rFonts w:ascii="Calibri" w:cs="Calibri" w:eastAsia="Calibri" w:hAnsi="Calibri"/>
+                <w:sz w:val="16"/>
+                <w:szCs w:val="16"/>
+              </w:rPr>
+              <w:t xml:space="preserve">V43</w:t>
+            </w:r>
+          </w:p>
+        </w:tc>
+      </w:tr>
+      <w:tr>
+        <w:trPr>
+          <w:cantSplit/>
+        </w:trPr>
+        <w:tc>
+          <w:tcPr>
+            <w:tcW w:type="dxa" w:w="2437"/>
+            <w:tcBorders>
+              <w:top w:val="single" w:color="BFC9D6" w:sz="4"/>
+              <w:left w:val="single" w:color="BFC9D6" w:sz="4"/>
+              <w:bottom w:val="single" w:color="BFC9D6" w:sz="4"/>
+              <w:right w:val="single" w:color="BFC9D6" w:sz="4"/>
+            </w:tcBorders>
+            <w:tcMar>
+              <w:top w:type="dxa" w:w="60"/>
+              <w:left w:type="dxa" w:w="100"/>
+              <w:bottom w:type="dxa" w:w="60"/>
+              <w:right w:type="dxa" w:w="100"/>
+            </w:tcMar>
+            <w:vAlign w:val="center"/>
+          </w:tcPr>
+          <w:p>
+            <w:pPr>
+              <w:spacing w:after="30" w:before="30"/>
+              <w:jc w:val="left"/>
+            </w:pPr>
+            <w:r>
+              <w:rPr>
+                <w:rFonts w:ascii="Calibri" w:cs="Calibri" w:eastAsia="Calibri" w:hAnsi="Calibri"/>
+                <w:b/>
+                <w:bCs/>
+                <w:sz w:val="16"/>
+                <w:szCs w:val="16"/>
+              </w:rPr>
+              <w:t xml:space="preserve">import_batches</w:t>
+            </w:r>
+          </w:p>
+        </w:tc>
+        <w:tc>
+          <w:tcPr>
+            <w:tcW w:type="dxa" w:w="5415"/>
+            <w:tcBorders>
+              <w:top w:val="single" w:color="BFC9D6" w:sz="4"/>
+              <w:left w:val="single" w:color="BFC9D6" w:sz="4"/>
+              <w:bottom w:val="single" w:color="BFC9D6" w:sz="4"/>
+              <w:right w:val="single" w:color="BFC9D6" w:sz="4"/>
+            </w:tcBorders>
+            <w:tcMar>
+              <w:top w:type="dxa" w:w="60"/>
+              <w:left w:type="dxa" w:w="100"/>
+              <w:bottom w:type="dxa" w:w="60"/>
+              <w:right w:type="dxa" w:w="100"/>
+            </w:tcMar>
+            <w:vAlign w:val="center"/>
+          </w:tcPr>
+          <w:p>
+            <w:pPr>
+              <w:spacing w:after="30" w:before="30"/>
+              <w:jc w:val="left"/>
+            </w:pPr>
+            <w:r>
+              <w:rPr>
+                <w:rFonts w:ascii="Calibri" w:cs="Calibri" w:eastAsia="Calibri" w:hAnsi="Calibri"/>
+                <w:sz w:val="16"/>
+                <w:szCs w:val="16"/>
+              </w:rPr>
+              <w:t xml:space="preserve">Uploaded import files (students, earlier results, balances, selections) with rows, errors, sign-off and summary.</w:t>
+            </w:r>
+          </w:p>
+        </w:tc>
+        <w:tc>
+          <w:tcPr>
+            <w:tcW w:type="dxa" w:w="1174"/>
+            <w:tcBorders>
+              <w:top w:val="single" w:color="BFC9D6" w:sz="4"/>
+              <w:left w:val="single" w:color="BFC9D6" w:sz="4"/>
+              <w:bottom w:val="single" w:color="BFC9D6" w:sz="4"/>
+              <w:right w:val="single" w:color="BFC9D6" w:sz="4"/>
+            </w:tcBorders>
+            <w:tcMar>
+              <w:top w:type="dxa" w:w="60"/>
+              <w:left w:type="dxa" w:w="100"/>
+              <w:bottom w:type="dxa" w:w="60"/>
+              <w:right w:type="dxa" w:w="100"/>
+            </w:tcMar>
+            <w:vAlign w:val="center"/>
+          </w:tcPr>
+          <w:p>
+            <w:pPr>
+              <w:spacing w:after="30" w:before="30"/>
+              <w:jc w:val="left"/>
+            </w:pPr>
+            <w:r>
+              <w:rPr>
+                <w:rFonts w:ascii="Calibri" w:cs="Calibri" w:eastAsia="Calibri" w:hAnsi="Calibri"/>
+                <w:sz w:val="16"/>
+                <w:szCs w:val="16"/>
+              </w:rPr>
+              <w:t xml:space="preserve">V45</w:t>
+            </w:r>
+          </w:p>
+        </w:tc>
+      </w:tr>
+      <w:tr>
+        <w:trPr>
+          <w:cantSplit/>
+        </w:trPr>
+        <w:tc>
+          <w:tcPr>
+            <w:tcW w:type="dxa" w:w="2437"/>
+            <w:tcBorders>
+              <w:top w:val="single" w:color="BFC9D6" w:sz="4"/>
+              <w:left w:val="single" w:color="BFC9D6" w:sz="4"/>
+              <w:bottom w:val="single" w:color="BFC9D6" w:sz="4"/>
+              <w:right w:val="single" w:color="BFC9D6" w:sz="4"/>
+            </w:tcBorders>
+            <w:tcMar>
+              <w:top w:type="dxa" w:w="60"/>
+              <w:left w:type="dxa" w:w="100"/>
+              <w:bottom w:type="dxa" w:w="60"/>
+              <w:right w:type="dxa" w:w="100"/>
+            </w:tcMar>
+            <w:vAlign w:val="center"/>
+          </w:tcPr>
+          <w:p>
+            <w:pPr>
+              <w:spacing w:after="30" w:before="30"/>
+              <w:jc w:val="left"/>
+            </w:pPr>
+            <w:r>
+              <w:rPr>
+                <w:rFonts w:ascii="Calibri" w:cs="Calibri" w:eastAsia="Calibri" w:hAnsi="Calibri"/>
+                <w:b/>
+                <w:bCs/>
+                <w:sz w:val="16"/>
+                <w:szCs w:val="16"/>
+              </w:rPr>
+              <w:t xml:space="preserve">integration_settings</w:t>
+            </w:r>
+          </w:p>
+        </w:tc>
+        <w:tc>
+          <w:tcPr>
+            <w:tcW w:type="dxa" w:w="5415"/>
+            <w:tcBorders>
+              <w:top w:val="single" w:color="BFC9D6" w:sz="4"/>
+              <w:left w:val="single" w:color="BFC9D6" w:sz="4"/>
+              <w:bottom w:val="single" w:color="BFC9D6" w:sz="4"/>
+              <w:right w:val="single" w:color="BFC9D6" w:sz="4"/>
+            </w:tcBorders>
+            <w:tcMar>
+              <w:top w:type="dxa" w:w="60"/>
+              <w:left w:type="dxa" w:w="100"/>
+              <w:bottom w:type="dxa" w:w="60"/>
+              <w:right w:type="dxa" w:w="100"/>
+            </w:tcMar>
+            <w:vAlign w:val="center"/>
+          </w:tcPr>
+          <w:p>
+            <w:pPr>
+              <w:spacing w:after="30" w:before="30"/>
+              <w:jc w:val="left"/>
+            </w:pPr>
+            <w:r>
+              <w:rPr>
+                <w:rFonts w:ascii="Calibri" w:cs="Calibri" w:eastAsia="Calibri" w:hAnsi="Calibri"/>
+                <w:sz w:val="16"/>
+                <w:szCs w:val="16"/>
+              </w:rPr>
+              <w:t xml:space="preserve">Per institution: its codes at GePG, HESLB, MUSE and TAMISEMI and which optional exchanges it uses.</w:t>
+            </w:r>
+          </w:p>
+        </w:tc>
+        <w:tc>
+          <w:tcPr>
+            <w:tcW w:type="dxa" w:w="1174"/>
+            <w:tcBorders>
+              <w:top w:val="single" w:color="BFC9D6" w:sz="4"/>
+              <w:left w:val="single" w:color="BFC9D6" w:sz="4"/>
+              <w:bottom w:val="single" w:color="BFC9D6" w:sz="4"/>
+              <w:right w:val="single" w:color="BFC9D6" w:sz="4"/>
+            </w:tcBorders>
+            <w:tcMar>
+              <w:top w:type="dxa" w:w="60"/>
+              <w:left w:type="dxa" w:w="100"/>
+              <w:bottom w:type="dxa" w:w="60"/>
+              <w:right w:type="dxa" w:w="100"/>
+            </w:tcMar>
+            <w:vAlign w:val="center"/>
+          </w:tcPr>
+          <w:p>
+            <w:pPr>
+              <w:spacing w:after="30" w:before="30"/>
+              <w:jc w:val="left"/>
+            </w:pPr>
+            <w:r>
+              <w:rPr>
+                <w:rFonts w:ascii="Calibri" w:cs="Calibri" w:eastAsia="Calibri" w:hAnsi="Calibri"/>
+                <w:sz w:val="16"/>
+                <w:szCs w:val="16"/>
+              </w:rPr>
+              <w:t xml:space="preserve">V48</w:t>
+            </w:r>
+          </w:p>
+        </w:tc>
+      </w:tr>
+      <w:tr>
+        <w:trPr>
+          <w:cantSplit/>
+        </w:trPr>
+        <w:tc>
+          <w:tcPr>
+            <w:tcW w:type="dxa" w:w="2437"/>
+            <w:tcBorders>
+              <w:top w:val="single" w:color="BFC9D6" w:sz="4"/>
+              <w:left w:val="single" w:color="BFC9D6" w:sz="4"/>
+              <w:bottom w:val="single" w:color="BFC9D6" w:sz="4"/>
+              <w:right w:val="single" w:color="BFC9D6" w:sz="4"/>
+            </w:tcBorders>
+            <w:tcMar>
+              <w:top w:type="dxa" w:w="60"/>
+              <w:left w:type="dxa" w:w="100"/>
+              <w:bottom w:type="dxa" w:w="60"/>
+              <w:right w:type="dxa" w:w="100"/>
+            </w:tcMar>
+            <w:vAlign w:val="center"/>
+          </w:tcPr>
+          <w:p>
+            <w:pPr>
+              <w:spacing w:after="30" w:before="30"/>
+              <w:jc w:val="left"/>
+            </w:pPr>
+            <w:r>
+              <w:rPr>
+                <w:rFonts w:ascii="Calibri" w:cs="Calibri" w:eastAsia="Calibri" w:hAnsi="Calibri"/>
+                <w:b/>
+                <w:bCs/>
+                <w:sz w:val="16"/>
+                <w:szCs w:val="16"/>
+              </w:rPr>
+              <w:t xml:space="preserve">external_exchanges</w:t>
+            </w:r>
+          </w:p>
+        </w:tc>
+        <w:tc>
+          <w:tcPr>
+            <w:tcW w:type="dxa" w:w="5415"/>
+            <w:tcBorders>
+              <w:top w:val="single" w:color="BFC9D6" w:sz="4"/>
+              <w:left w:val="single" w:color="BFC9D6" w:sz="4"/>
+              <w:bottom w:val="single" w:color="BFC9D6" w:sz="4"/>
+              <w:right w:val="single" w:color="BFC9D6" w:sz="4"/>
+            </w:tcBorders>
+            <w:tcMar>
+              <w:top w:type="dxa" w:w="60"/>
+              <w:left w:type="dxa" w:w="100"/>
+              <w:bottom w:type="dxa" w:w="60"/>
+              <w:right w:type="dxa" w:w="100"/>
+            </w:tcMar>
+            <w:vAlign w:val="center"/>
+          </w:tcPr>
+          <w:p>
+            <w:pPr>
+              <w:spacing w:after="30" w:before="30"/>
+              <w:jc w:val="left"/>
+            </w:pPr>
+            <w:r>
+              <w:rPr>
+                <w:rFonts w:ascii="Calibri" w:cs="Calibri" w:eastAsia="Calibri" w:hAnsi="Calibri"/>
+                <w:sz w:val="16"/>
+                <w:szCs w:val="16"/>
+              </w:rPr>
+              <w:t xml:space="preserve">Exchanges with HESLB and TAMISEMI: what was sent or fetched and what came of it.</w:t>
+            </w:r>
+          </w:p>
+        </w:tc>
+        <w:tc>
+          <w:tcPr>
+            <w:tcW w:type="dxa" w:w="1174"/>
+            <w:tcBorders>
+              <w:top w:val="single" w:color="BFC9D6" w:sz="4"/>
+              <w:left w:val="single" w:color="BFC9D6" w:sz="4"/>
+              <w:bottom w:val="single" w:color="BFC9D6" w:sz="4"/>
+              <w:right w:val="single" w:color="BFC9D6" w:sz="4"/>
+            </w:tcBorders>
+            <w:tcMar>
+              <w:top w:type="dxa" w:w="60"/>
+              <w:left w:type="dxa" w:w="100"/>
+              <w:bottom w:type="dxa" w:w="60"/>
+              <w:right w:type="dxa" w:w="100"/>
+            </w:tcMar>
+            <w:vAlign w:val="center"/>
+          </w:tcPr>
+          <w:p>
+            <w:pPr>
+              <w:spacing w:after="30" w:before="30"/>
+              <w:jc w:val="left"/>
+            </w:pPr>
+            <w:r>
+              <w:rPr>
+                <w:rFonts w:ascii="Calibri" w:cs="Calibri" w:eastAsia="Calibri" w:hAnsi="Calibri"/>
+                <w:sz w:val="16"/>
+                <w:szCs w:val="16"/>
+              </w:rPr>
+              <w:t xml:space="preserve">V48</w:t>
+            </w:r>
+          </w:p>
+        </w:tc>
+      </w:tr>
     </w:tbl>
     <w:p>
       <w:pPr>
@@ -28248,6 +29106,521 @@
                 <w:szCs w:val="16"/>
               </w:rPr>
               <w:t xml:space="preserve">V15</w:t>
+            </w:r>
+          </w:p>
+        </w:tc>
+      </w:tr>
+      <w:tr>
+        <w:trPr>
+          <w:cantSplit/>
+        </w:trPr>
+        <w:tc>
+          <w:tcPr>
+            <w:tcW w:type="dxa" w:w="2437"/>
+            <w:tcBorders>
+              <w:top w:val="single" w:color="BFC9D6" w:sz="4"/>
+              <w:left w:val="single" w:color="BFC9D6" w:sz="4"/>
+              <w:bottom w:val="single" w:color="BFC9D6" w:sz="4"/>
+              <w:right w:val="single" w:color="BFC9D6" w:sz="4"/>
+            </w:tcBorders>
+            <w:tcMar>
+              <w:top w:type="dxa" w:w="60"/>
+              <w:left w:type="dxa" w:w="100"/>
+              <w:bottom w:type="dxa" w:w="60"/>
+              <w:right w:type="dxa" w:w="100"/>
+            </w:tcMar>
+            <w:vAlign w:val="center"/>
+          </w:tcPr>
+          <w:p>
+            <w:pPr>
+              <w:spacing w:after="30" w:before="30"/>
+              <w:jc w:val="left"/>
+            </w:pPr>
+            <w:r>
+              <w:rPr>
+                <w:rFonts w:ascii="Calibri" w:cs="Calibri" w:eastAsia="Calibri" w:hAnsi="Calibri"/>
+                <w:b/>
+                <w:bCs/>
+                <w:sz w:val="16"/>
+                <w:szCs w:val="16"/>
+              </w:rPr>
+              <w:t xml:space="preserve">campuses</w:t>
+            </w:r>
+          </w:p>
+        </w:tc>
+        <w:tc>
+          <w:tcPr>
+            <w:tcW w:type="dxa" w:w="5415"/>
+            <w:tcBorders>
+              <w:top w:val="single" w:color="BFC9D6" w:sz="4"/>
+              <w:left w:val="single" w:color="BFC9D6" w:sz="4"/>
+              <w:bottom w:val="single" w:color="BFC9D6" w:sz="4"/>
+              <w:right w:val="single" w:color="BFC9D6" w:sz="4"/>
+            </w:tcBorders>
+            <w:tcMar>
+              <w:top w:type="dxa" w:w="60"/>
+              <w:left w:type="dxa" w:w="100"/>
+              <w:bottom w:type="dxa" w:w="60"/>
+              <w:right w:type="dxa" w:w="100"/>
+            </w:tcMar>
+            <w:vAlign w:val="center"/>
+          </w:tcPr>
+          <w:p>
+            <w:pPr>
+              <w:spacing w:after="30" w:before="30"/>
+              <w:jc w:val="left"/>
+            </w:pPr>
+            <w:r>
+              <w:rPr>
+                <w:rFonts w:ascii="Calibri" w:cs="Calibri" w:eastAsia="Calibri" w:hAnsi="Calibri"/>
+                <w:sz w:val="16"/>
+                <w:szCs w:val="16"/>
+              </w:rPr>
+              <w:t xml:space="preserve">Campuses of the institution with region, district and address; exactly one main campus.</w:t>
+            </w:r>
+          </w:p>
+        </w:tc>
+        <w:tc>
+          <w:tcPr>
+            <w:tcW w:type="dxa" w:w="1174"/>
+            <w:tcBorders>
+              <w:top w:val="single" w:color="BFC9D6" w:sz="4"/>
+              <w:left w:val="single" w:color="BFC9D6" w:sz="4"/>
+              <w:bottom w:val="single" w:color="BFC9D6" w:sz="4"/>
+              <w:right w:val="single" w:color="BFC9D6" w:sz="4"/>
+            </w:tcBorders>
+            <w:tcMar>
+              <w:top w:type="dxa" w:w="60"/>
+              <w:left w:type="dxa" w:w="100"/>
+              <w:bottom w:type="dxa" w:w="60"/>
+              <w:right w:type="dxa" w:w="100"/>
+            </w:tcMar>
+            <w:vAlign w:val="center"/>
+          </w:tcPr>
+          <w:p>
+            <w:pPr>
+              <w:spacing w:after="30" w:before="30"/>
+              <w:jc w:val="left"/>
+            </w:pPr>
+            <w:r>
+              <w:rPr>
+                <w:rFonts w:ascii="Calibri" w:cs="Calibri" w:eastAsia="Calibri" w:hAnsi="Calibri"/>
+                <w:sz w:val="16"/>
+                <w:szCs w:val="16"/>
+              </w:rPr>
+              <w:t xml:space="preserve">V40</w:t>
+            </w:r>
+          </w:p>
+        </w:tc>
+      </w:tr>
+      <w:tr>
+        <w:trPr>
+          <w:cantSplit/>
+        </w:trPr>
+        <w:tc>
+          <w:tcPr>
+            <w:tcW w:type="dxa" w:w="2437"/>
+            <w:tcBorders>
+              <w:top w:val="single" w:color="BFC9D6" w:sz="4"/>
+              <w:left w:val="single" w:color="BFC9D6" w:sz="4"/>
+              <w:bottom w:val="single" w:color="BFC9D6" w:sz="4"/>
+              <w:right w:val="single" w:color="BFC9D6" w:sz="4"/>
+            </w:tcBorders>
+            <w:tcMar>
+              <w:top w:type="dxa" w:w="60"/>
+              <w:left w:type="dxa" w:w="100"/>
+              <w:bottom w:type="dxa" w:w="60"/>
+              <w:right w:type="dxa" w:w="100"/>
+            </w:tcMar>
+            <w:vAlign w:val="center"/>
+          </w:tcPr>
+          <w:p>
+            <w:pPr>
+              <w:spacing w:after="30" w:before="30"/>
+              <w:jc w:val="left"/>
+            </w:pPr>
+            <w:r>
+              <w:rPr>
+                <w:rFonts w:ascii="Calibri" w:cs="Calibri" w:eastAsia="Calibri" w:hAnsi="Calibri"/>
+                <w:b/>
+                <w:bCs/>
+                <w:sz w:val="16"/>
+                <w:szCs w:val="16"/>
+              </w:rPr>
+              <w:t xml:space="preserve">faculties</w:t>
+            </w:r>
+          </w:p>
+        </w:tc>
+        <w:tc>
+          <w:tcPr>
+            <w:tcW w:type="dxa" w:w="5415"/>
+            <w:tcBorders>
+              <w:top w:val="single" w:color="BFC9D6" w:sz="4"/>
+              <w:left w:val="single" w:color="BFC9D6" w:sz="4"/>
+              <w:bottom w:val="single" w:color="BFC9D6" w:sz="4"/>
+              <w:right w:val="single" w:color="BFC9D6" w:sz="4"/>
+            </w:tcBorders>
+            <w:tcMar>
+              <w:top w:type="dxa" w:w="60"/>
+              <w:left w:type="dxa" w:w="100"/>
+              <w:bottom w:type="dxa" w:w="60"/>
+              <w:right w:type="dxa" w:w="100"/>
+            </w:tcMar>
+            <w:vAlign w:val="center"/>
+          </w:tcPr>
+          <w:p>
+            <w:pPr>
+              <w:spacing w:after="30" w:before="30"/>
+              <w:jc w:val="left"/>
+            </w:pPr>
+            <w:r>
+              <w:rPr>
+                <w:rFonts w:ascii="Calibri" w:cs="Calibri" w:eastAsia="Calibri" w:hAnsi="Calibri"/>
+                <w:sz w:val="16"/>
+                <w:szCs w:val="16"/>
+              </w:rPr>
+              <w:t xml:space="preserve">Faculties grouping departments.</w:t>
+            </w:r>
+          </w:p>
+        </w:tc>
+        <w:tc>
+          <w:tcPr>
+            <w:tcW w:type="dxa" w:w="1174"/>
+            <w:tcBorders>
+              <w:top w:val="single" w:color="BFC9D6" w:sz="4"/>
+              <w:left w:val="single" w:color="BFC9D6" w:sz="4"/>
+              <w:bottom w:val="single" w:color="BFC9D6" w:sz="4"/>
+              <w:right w:val="single" w:color="BFC9D6" w:sz="4"/>
+            </w:tcBorders>
+            <w:tcMar>
+              <w:top w:type="dxa" w:w="60"/>
+              <w:left w:type="dxa" w:w="100"/>
+              <w:bottom w:type="dxa" w:w="60"/>
+              <w:right w:type="dxa" w:w="100"/>
+            </w:tcMar>
+            <w:vAlign w:val="center"/>
+          </w:tcPr>
+          <w:p>
+            <w:pPr>
+              <w:spacing w:after="30" w:before="30"/>
+              <w:jc w:val="left"/>
+            </w:pPr>
+            <w:r>
+              <w:rPr>
+                <w:rFonts w:ascii="Calibri" w:cs="Calibri" w:eastAsia="Calibri" w:hAnsi="Calibri"/>
+                <w:sz w:val="16"/>
+                <w:szCs w:val="16"/>
+              </w:rPr>
+              <w:t xml:space="preserve">V40</w:t>
+            </w:r>
+          </w:p>
+        </w:tc>
+      </w:tr>
+      <w:tr>
+        <w:trPr>
+          <w:cantSplit/>
+        </w:trPr>
+        <w:tc>
+          <w:tcPr>
+            <w:tcW w:type="dxa" w:w="2437"/>
+            <w:tcBorders>
+              <w:top w:val="single" w:color="BFC9D6" w:sz="4"/>
+              <w:left w:val="single" w:color="BFC9D6" w:sz="4"/>
+              <w:bottom w:val="single" w:color="BFC9D6" w:sz="4"/>
+              <w:right w:val="single" w:color="BFC9D6" w:sz="4"/>
+            </w:tcBorders>
+            <w:tcMar>
+              <w:top w:type="dxa" w:w="60"/>
+              <w:left w:type="dxa" w:w="100"/>
+              <w:bottom w:type="dxa" w:w="60"/>
+              <w:right w:type="dxa" w:w="100"/>
+            </w:tcMar>
+            <w:vAlign w:val="center"/>
+          </w:tcPr>
+          <w:p>
+            <w:pPr>
+              <w:spacing w:after="30" w:before="30"/>
+              <w:jc w:val="left"/>
+            </w:pPr>
+            <w:r>
+              <w:rPr>
+                <w:rFonts w:ascii="Calibri" w:cs="Calibri" w:eastAsia="Calibri" w:hAnsi="Calibri"/>
+                <w:b/>
+                <w:bCs/>
+                <w:sz w:val="16"/>
+                <w:szCs w:val="16"/>
+              </w:rPr>
+              <w:t xml:space="preserve">programme_campuses</w:t>
+            </w:r>
+          </w:p>
+        </w:tc>
+        <w:tc>
+          <w:tcPr>
+            <w:tcW w:type="dxa" w:w="5415"/>
+            <w:tcBorders>
+              <w:top w:val="single" w:color="BFC9D6" w:sz="4"/>
+              <w:left w:val="single" w:color="BFC9D6" w:sz="4"/>
+              <w:bottom w:val="single" w:color="BFC9D6" w:sz="4"/>
+              <w:right w:val="single" w:color="BFC9D6" w:sz="4"/>
+            </w:tcBorders>
+            <w:tcMar>
+              <w:top w:type="dxa" w:w="60"/>
+              <w:left w:type="dxa" w:w="100"/>
+              <w:bottom w:type="dxa" w:w="60"/>
+              <w:right w:type="dxa" w:w="100"/>
+            </w:tcMar>
+            <w:vAlign w:val="center"/>
+          </w:tcPr>
+          <w:p>
+            <w:pPr>
+              <w:spacing w:after="30" w:before="30"/>
+              <w:jc w:val="left"/>
+            </w:pPr>
+            <w:r>
+              <w:rPr>
+                <w:rFonts w:ascii="Calibri" w:cs="Calibri" w:eastAsia="Calibri" w:hAnsi="Calibri"/>
+                <w:sz w:val="16"/>
+                <w:szCs w:val="16"/>
+              </w:rPr>
+              <w:t xml:space="preserve">Campuses a programme is taught at; none listed means the main campus.</w:t>
+            </w:r>
+          </w:p>
+        </w:tc>
+        <w:tc>
+          <w:tcPr>
+            <w:tcW w:type="dxa" w:w="1174"/>
+            <w:tcBorders>
+              <w:top w:val="single" w:color="BFC9D6" w:sz="4"/>
+              <w:left w:val="single" w:color="BFC9D6" w:sz="4"/>
+              <w:bottom w:val="single" w:color="BFC9D6" w:sz="4"/>
+              <w:right w:val="single" w:color="BFC9D6" w:sz="4"/>
+            </w:tcBorders>
+            <w:tcMar>
+              <w:top w:type="dxa" w:w="60"/>
+              <w:left w:type="dxa" w:w="100"/>
+              <w:bottom w:type="dxa" w:w="60"/>
+              <w:right w:type="dxa" w:w="100"/>
+            </w:tcMar>
+            <w:vAlign w:val="center"/>
+          </w:tcPr>
+          <w:p>
+            <w:pPr>
+              <w:spacing w:after="30" w:before="30"/>
+              <w:jc w:val="left"/>
+            </w:pPr>
+            <w:r>
+              <w:rPr>
+                <w:rFonts w:ascii="Calibri" w:cs="Calibri" w:eastAsia="Calibri" w:hAnsi="Calibri"/>
+                <w:sz w:val="16"/>
+                <w:szCs w:val="16"/>
+              </w:rPr>
+              <w:t xml:space="preserve">V40</w:t>
+            </w:r>
+          </w:p>
+        </w:tc>
+      </w:tr>
+      <w:tr>
+        <w:trPr>
+          <w:cantSplit/>
+        </w:trPr>
+        <w:tc>
+          <w:tcPr>
+            <w:tcW w:type="dxa" w:w="2437"/>
+            <w:tcBorders>
+              <w:top w:val="single" w:color="BFC9D6" w:sz="4"/>
+              <w:left w:val="single" w:color="BFC9D6" w:sz="4"/>
+              <w:bottom w:val="single" w:color="BFC9D6" w:sz="4"/>
+              <w:right w:val="single" w:color="BFC9D6" w:sz="4"/>
+            </w:tcBorders>
+            <w:tcMar>
+              <w:top w:type="dxa" w:w="60"/>
+              <w:left w:type="dxa" w:w="100"/>
+              <w:bottom w:type="dxa" w:w="60"/>
+              <w:right w:type="dxa" w:w="100"/>
+            </w:tcMar>
+            <w:vAlign w:val="center"/>
+          </w:tcPr>
+          <w:p>
+            <w:pPr>
+              <w:spacing w:after="30" w:before="30"/>
+              <w:jc w:val="left"/>
+            </w:pPr>
+            <w:r>
+              <w:rPr>
+                <w:rFonts w:ascii="Calibri" w:cs="Calibri" w:eastAsia="Calibri" w:hAnsi="Calibri"/>
+                <w:b/>
+                <w:bCs/>
+                <w:sz w:val="16"/>
+                <w:szCs w:val="16"/>
+              </w:rPr>
+              <w:t xml:space="preserve">student_categories</w:t>
+            </w:r>
+          </w:p>
+        </w:tc>
+        <w:tc>
+          <w:tcPr>
+            <w:tcW w:type="dxa" w:w="5415"/>
+            <w:tcBorders>
+              <w:top w:val="single" w:color="BFC9D6" w:sz="4"/>
+              <w:left w:val="single" w:color="BFC9D6" w:sz="4"/>
+              <w:bottom w:val="single" w:color="BFC9D6" w:sz="4"/>
+              <w:right w:val="single" w:color="BFC9D6" w:sz="4"/>
+            </w:tcBorders>
+            <w:tcMar>
+              <w:top w:type="dxa" w:w="60"/>
+              <w:left w:type="dxa" w:w="100"/>
+              <w:bottom w:type="dxa" w:w="60"/>
+              <w:right w:type="dxa" w:w="100"/>
+            </w:tcMar>
+            <w:vAlign w:val="center"/>
+          </w:tcPr>
+          <w:p>
+            <w:pPr>
+              <w:spacing w:after="30" w:before="30"/>
+              <w:jc w:val="left"/>
+            </w:pPr>
+            <w:r>
+              <w:rPr>
+                <w:rFonts w:ascii="Calibri" w:cs="Calibri" w:eastAsia="Calibri" w:hAnsi="Calibri"/>
+                <w:sz w:val="16"/>
+                <w:szCs w:val="16"/>
+              </w:rPr>
+              <w:t xml:space="preserve">Student categories priced separately (e.g. regular, evening, weekend, distance).</w:t>
+            </w:r>
+          </w:p>
+        </w:tc>
+        <w:tc>
+          <w:tcPr>
+            <w:tcW w:type="dxa" w:w="1174"/>
+            <w:tcBorders>
+              <w:top w:val="single" w:color="BFC9D6" w:sz="4"/>
+              <w:left w:val="single" w:color="BFC9D6" w:sz="4"/>
+              <w:bottom w:val="single" w:color="BFC9D6" w:sz="4"/>
+              <w:right w:val="single" w:color="BFC9D6" w:sz="4"/>
+            </w:tcBorders>
+            <w:tcMar>
+              <w:top w:type="dxa" w:w="60"/>
+              <w:left w:type="dxa" w:w="100"/>
+              <w:bottom w:type="dxa" w:w="60"/>
+              <w:right w:type="dxa" w:w="100"/>
+            </w:tcMar>
+            <w:vAlign w:val="center"/>
+          </w:tcPr>
+          <w:p>
+            <w:pPr>
+              <w:spacing w:after="30" w:before="30"/>
+              <w:jc w:val="left"/>
+            </w:pPr>
+            <w:r>
+              <w:rPr>
+                <w:rFonts w:ascii="Calibri" w:cs="Calibri" w:eastAsia="Calibri" w:hAnsi="Calibri"/>
+                <w:sz w:val="16"/>
+                <w:szCs w:val="16"/>
+              </w:rPr>
+              <w:t xml:space="preserve">V40</w:t>
+            </w:r>
+          </w:p>
+        </w:tc>
+      </w:tr>
+      <w:tr>
+        <w:trPr>
+          <w:cantSplit/>
+        </w:trPr>
+        <w:tc>
+          <w:tcPr>
+            <w:tcW w:type="dxa" w:w="2437"/>
+            <w:tcBorders>
+              <w:top w:val="single" w:color="BFC9D6" w:sz="4"/>
+              <w:left w:val="single" w:color="BFC9D6" w:sz="4"/>
+              <w:bottom w:val="single" w:color="BFC9D6" w:sz="4"/>
+              <w:right w:val="single" w:color="BFC9D6" w:sz="4"/>
+            </w:tcBorders>
+            <w:tcMar>
+              <w:top w:type="dxa" w:w="60"/>
+              <w:left w:type="dxa" w:w="100"/>
+              <w:bottom w:type="dxa" w:w="60"/>
+              <w:right w:type="dxa" w:w="100"/>
+            </w:tcMar>
+            <w:vAlign w:val="center"/>
+          </w:tcPr>
+          <w:p>
+            <w:pPr>
+              <w:spacing w:after="30" w:before="30"/>
+              <w:jc w:val="left"/>
+            </w:pPr>
+            <w:r>
+              <w:rPr>
+                <w:rFonts w:ascii="Calibri" w:cs="Calibri" w:eastAsia="Calibri" w:hAnsi="Calibri"/>
+                <w:b/>
+                <w:bCs/>
+                <w:sz w:val="16"/>
+                <w:szCs w:val="16"/>
+              </w:rPr>
+              <w:t xml:space="preserve">approval_stages</w:t>
+            </w:r>
+          </w:p>
+        </w:tc>
+        <w:tc>
+          <w:tcPr>
+            <w:tcW w:type="dxa" w:w="5415"/>
+            <w:tcBorders>
+              <w:top w:val="single" w:color="BFC9D6" w:sz="4"/>
+              <w:left w:val="single" w:color="BFC9D6" w:sz="4"/>
+              <w:bottom w:val="single" w:color="BFC9D6" w:sz="4"/>
+              <w:right w:val="single" w:color="BFC9D6" w:sz="4"/>
+            </w:tcBorders>
+            <w:tcMar>
+              <w:top w:type="dxa" w:w="60"/>
+              <w:left w:type="dxa" w:w="100"/>
+              <w:bottom w:type="dxa" w:w="60"/>
+              <w:right w:type="dxa" w:w="100"/>
+            </w:tcMar>
+            <w:vAlign w:val="center"/>
+          </w:tcPr>
+          <w:p>
+            <w:pPr>
+              <w:spacing w:after="30" w:before="30"/>
+              <w:jc w:val="left"/>
+            </w:pPr>
+            <w:r>
+              <w:rPr>
+                <w:rFonts w:ascii="Calibri" w:cs="Calibri" w:eastAsia="Calibri" w:hAnsi="Calibri"/>
+                <w:sz w:val="16"/>
+                <w:szCs w:val="16"/>
+              </w:rPr>
+              <w:t xml:space="preserve">Approval stages the institution sets for module results and class result sheets (up to six), with the role of each.</w:t>
+            </w:r>
+          </w:p>
+        </w:tc>
+        <w:tc>
+          <w:tcPr>
+            <w:tcW w:type="dxa" w:w="1174"/>
+            <w:tcBorders>
+              <w:top w:val="single" w:color="BFC9D6" w:sz="4"/>
+              <w:left w:val="single" w:color="BFC9D6" w:sz="4"/>
+              <w:bottom w:val="single" w:color="BFC9D6" w:sz="4"/>
+              <w:right w:val="single" w:color="BFC9D6" w:sz="4"/>
+            </w:tcBorders>
+            <w:tcMar>
+              <w:top w:type="dxa" w:w="60"/>
+              <w:left w:type="dxa" w:w="100"/>
+              <w:bottom w:type="dxa" w:w="60"/>
+              <w:right w:type="dxa" w:w="100"/>
+            </w:tcMar>
+            <w:vAlign w:val="center"/>
+          </w:tcPr>
+          <w:p>
+            <w:pPr>
+              <w:spacing w:after="30" w:before="30"/>
+              <w:jc w:val="left"/>
+            </w:pPr>
+            <w:r>
+              <w:rPr>
+                <w:rFonts w:ascii="Calibri" w:cs="Calibri" w:eastAsia="Calibri" w:hAnsi="Calibri"/>
+                <w:sz w:val="16"/>
+                <w:szCs w:val="16"/>
+              </w:rPr>
+              <w:t xml:space="preserve">V46</w:t>
             </w:r>
           </w:p>
         </w:tc>
@@ -29761,6 +31134,324 @@
           </w:p>
         </w:tc>
       </w:tr>
+      <w:tr>
+        <w:trPr>
+          <w:cantSplit/>
+        </w:trPr>
+        <w:tc>
+          <w:tcPr>
+            <w:tcW w:type="dxa" w:w="2437"/>
+            <w:tcBorders>
+              <w:top w:val="single" w:color="BFC9D6" w:sz="4"/>
+              <w:left w:val="single" w:color="BFC9D6" w:sz="4"/>
+              <w:bottom w:val="single" w:color="BFC9D6" w:sz="4"/>
+              <w:right w:val="single" w:color="BFC9D6" w:sz="4"/>
+            </w:tcBorders>
+            <w:shd w:fill="EEF3F8" w:color="auto" w:val="clear"/>
+            <w:tcMar>
+              <w:top w:type="dxa" w:w="60"/>
+              <w:left w:type="dxa" w:w="100"/>
+              <w:bottom w:type="dxa" w:w="60"/>
+              <w:right w:type="dxa" w:w="100"/>
+            </w:tcMar>
+            <w:vAlign w:val="center"/>
+          </w:tcPr>
+          <w:p>
+            <w:pPr>
+              <w:spacing w:after="30" w:before="30"/>
+              <w:jc w:val="left"/>
+            </w:pPr>
+            <w:r>
+              <w:rPr>
+                <w:rFonts w:ascii="Calibri" w:cs="Calibri" w:eastAsia="Calibri" w:hAnsi="Calibri"/>
+                <w:b/>
+                <w:bCs/>
+                <w:sz w:val="16"/>
+                <w:szCs w:val="16"/>
+              </w:rPr>
+              <w:t xml:space="preserve">window_document_types</w:t>
+            </w:r>
+          </w:p>
+        </w:tc>
+        <w:tc>
+          <w:tcPr>
+            <w:tcW w:type="dxa" w:w="5415"/>
+            <w:tcBorders>
+              <w:top w:val="single" w:color="BFC9D6" w:sz="4"/>
+              <w:left w:val="single" w:color="BFC9D6" w:sz="4"/>
+              <w:bottom w:val="single" w:color="BFC9D6" w:sz="4"/>
+              <w:right w:val="single" w:color="BFC9D6" w:sz="4"/>
+            </w:tcBorders>
+            <w:shd w:fill="EEF3F8" w:color="auto" w:val="clear"/>
+            <w:tcMar>
+              <w:top w:type="dxa" w:w="60"/>
+              <w:left w:type="dxa" w:w="100"/>
+              <w:bottom w:type="dxa" w:w="60"/>
+              <w:right w:type="dxa" w:w="100"/>
+            </w:tcMar>
+            <w:vAlign w:val="center"/>
+          </w:tcPr>
+          <w:p>
+            <w:pPr>
+              <w:spacing w:after="30" w:before="30"/>
+              <w:jc w:val="left"/>
+            </w:pPr>
+            <w:r>
+              <w:rPr>
+                <w:rFonts w:ascii="Calibri" w:cs="Calibri" w:eastAsia="Calibri" w:hAnsi="Calibri"/>
+                <w:sz w:val="16"/>
+                <w:szCs w:val="16"/>
+              </w:rPr>
+              <w:t xml:space="preserve">Documents a window asks applicants to upload: name, required or optional, size limit.</w:t>
+            </w:r>
+          </w:p>
+        </w:tc>
+        <w:tc>
+          <w:tcPr>
+            <w:tcW w:type="dxa" w:w="1174"/>
+            <w:tcBorders>
+              <w:top w:val="single" w:color="BFC9D6" w:sz="4"/>
+              <w:left w:val="single" w:color="BFC9D6" w:sz="4"/>
+              <w:bottom w:val="single" w:color="BFC9D6" w:sz="4"/>
+              <w:right w:val="single" w:color="BFC9D6" w:sz="4"/>
+            </w:tcBorders>
+            <w:shd w:fill="EEF3F8" w:color="auto" w:val="clear"/>
+            <w:tcMar>
+              <w:top w:type="dxa" w:w="60"/>
+              <w:left w:type="dxa" w:w="100"/>
+              <w:bottom w:type="dxa" w:w="60"/>
+              <w:right w:type="dxa" w:w="100"/>
+            </w:tcMar>
+            <w:vAlign w:val="center"/>
+          </w:tcPr>
+          <w:p>
+            <w:pPr>
+              <w:spacing w:after="30" w:before="30"/>
+              <w:jc w:val="left"/>
+            </w:pPr>
+            <w:r>
+              <w:rPr>
+                <w:rFonts w:ascii="Calibri" w:cs="Calibri" w:eastAsia="Calibri" w:hAnsi="Calibri"/>
+                <w:sz w:val="16"/>
+                <w:szCs w:val="16"/>
+              </w:rPr>
+              <w:t xml:space="preserve">V44</w:t>
+            </w:r>
+          </w:p>
+        </w:tc>
+      </w:tr>
+      <w:tr>
+        <w:trPr>
+          <w:cantSplit/>
+        </w:trPr>
+        <w:tc>
+          <w:tcPr>
+            <w:tcW w:type="dxa" w:w="2437"/>
+            <w:tcBorders>
+              <w:top w:val="single" w:color="BFC9D6" w:sz="4"/>
+              <w:left w:val="single" w:color="BFC9D6" w:sz="4"/>
+              <w:bottom w:val="single" w:color="BFC9D6" w:sz="4"/>
+              <w:right w:val="single" w:color="BFC9D6" w:sz="4"/>
+            </w:tcBorders>
+            <w:shd w:fill="EEF3F8" w:color="auto" w:val="clear"/>
+            <w:tcMar>
+              <w:top w:type="dxa" w:w="60"/>
+              <w:left w:type="dxa" w:w="100"/>
+              <w:bottom w:type="dxa" w:w="60"/>
+              <w:right w:type="dxa" w:w="100"/>
+            </w:tcMar>
+            <w:vAlign w:val="center"/>
+          </w:tcPr>
+          <w:p>
+            <w:pPr>
+              <w:spacing w:after="30" w:before="30"/>
+              <w:jc w:val="left"/>
+            </w:pPr>
+            <w:r>
+              <w:rPr>
+                <w:rFonts w:ascii="Calibri" w:cs="Calibri" w:eastAsia="Calibri" w:hAnsi="Calibri"/>
+                <w:b/>
+                <w:bCs/>
+                <w:sz w:val="16"/>
+                <w:szCs w:val="16"/>
+              </w:rPr>
+              <w:t xml:space="preserve">application_documents</w:t>
+            </w:r>
+          </w:p>
+        </w:tc>
+        <w:tc>
+          <w:tcPr>
+            <w:tcW w:type="dxa" w:w="5415"/>
+            <w:tcBorders>
+              <w:top w:val="single" w:color="BFC9D6" w:sz="4"/>
+              <w:left w:val="single" w:color="BFC9D6" w:sz="4"/>
+              <w:bottom w:val="single" w:color="BFC9D6" w:sz="4"/>
+              <w:right w:val="single" w:color="BFC9D6" w:sz="4"/>
+            </w:tcBorders>
+            <w:shd w:fill="EEF3F8" w:color="auto" w:val="clear"/>
+            <w:tcMar>
+              <w:top w:type="dxa" w:w="60"/>
+              <w:left w:type="dxa" w:w="100"/>
+              <w:bottom w:type="dxa" w:w="60"/>
+              <w:right w:type="dxa" w:w="100"/>
+            </w:tcMar>
+            <w:vAlign w:val="center"/>
+          </w:tcPr>
+          <w:p>
+            <w:pPr>
+              <w:spacing w:after="30" w:before="30"/>
+              <w:jc w:val="left"/>
+            </w:pPr>
+            <w:r>
+              <w:rPr>
+                <w:rFonts w:ascii="Calibri" w:cs="Calibri" w:eastAsia="Calibri" w:hAnsi="Calibri"/>
+                <w:sz w:val="16"/>
+                <w:szCs w:val="16"/>
+              </w:rPr>
+              <w:t xml:space="preserve">Uploaded documents (stored in the database), checked by content, accepted or sent back with a note.</w:t>
+            </w:r>
+          </w:p>
+        </w:tc>
+        <w:tc>
+          <w:tcPr>
+            <w:tcW w:type="dxa" w:w="1174"/>
+            <w:tcBorders>
+              <w:top w:val="single" w:color="BFC9D6" w:sz="4"/>
+              <w:left w:val="single" w:color="BFC9D6" w:sz="4"/>
+              <w:bottom w:val="single" w:color="BFC9D6" w:sz="4"/>
+              <w:right w:val="single" w:color="BFC9D6" w:sz="4"/>
+            </w:tcBorders>
+            <w:shd w:fill="EEF3F8" w:color="auto" w:val="clear"/>
+            <w:tcMar>
+              <w:top w:type="dxa" w:w="60"/>
+              <w:left w:type="dxa" w:w="100"/>
+              <w:bottom w:type="dxa" w:w="60"/>
+              <w:right w:type="dxa" w:w="100"/>
+            </w:tcMar>
+            <w:vAlign w:val="center"/>
+          </w:tcPr>
+          <w:p>
+            <w:pPr>
+              <w:spacing w:after="30" w:before="30"/>
+              <w:jc w:val="left"/>
+            </w:pPr>
+            <w:r>
+              <w:rPr>
+                <w:rFonts w:ascii="Calibri" w:cs="Calibri" w:eastAsia="Calibri" w:hAnsi="Calibri"/>
+                <w:sz w:val="16"/>
+                <w:szCs w:val="16"/>
+              </w:rPr>
+              <w:t xml:space="preserve">V44</w:t>
+            </w:r>
+          </w:p>
+        </w:tc>
+      </w:tr>
+      <w:tr>
+        <w:trPr>
+          <w:cantSplit/>
+        </w:trPr>
+        <w:tc>
+          <w:tcPr>
+            <w:tcW w:type="dxa" w:w="2437"/>
+            <w:tcBorders>
+              <w:top w:val="single" w:color="BFC9D6" w:sz="4"/>
+              <w:left w:val="single" w:color="BFC9D6" w:sz="4"/>
+              <w:bottom w:val="single" w:color="BFC9D6" w:sz="4"/>
+              <w:right w:val="single" w:color="BFC9D6" w:sz="4"/>
+            </w:tcBorders>
+            <w:shd w:fill="EEF3F8" w:color="auto" w:val="clear"/>
+            <w:tcMar>
+              <w:top w:type="dxa" w:w="60"/>
+              <w:left w:type="dxa" w:w="100"/>
+              <w:bottom w:type="dxa" w:w="60"/>
+              <w:right w:type="dxa" w:w="100"/>
+            </w:tcMar>
+            <w:vAlign w:val="center"/>
+          </w:tcPr>
+          <w:p>
+            <w:pPr>
+              <w:spacing w:after="30" w:before="30"/>
+              <w:jc w:val="left"/>
+            </w:pPr>
+            <w:r>
+              <w:rPr>
+                <w:rFonts w:ascii="Calibri" w:cs="Calibri" w:eastAsia="Calibri" w:hAnsi="Calibri"/>
+                <w:b/>
+                <w:bCs/>
+                <w:sz w:val="16"/>
+                <w:szCs w:val="16"/>
+              </w:rPr>
+              <w:t xml:space="preserve">letter_templates</w:t>
+            </w:r>
+          </w:p>
+        </w:tc>
+        <w:tc>
+          <w:tcPr>
+            <w:tcW w:type="dxa" w:w="5415"/>
+            <w:tcBorders>
+              <w:top w:val="single" w:color="BFC9D6" w:sz="4"/>
+              <w:left w:val="single" w:color="BFC9D6" w:sz="4"/>
+              <w:bottom w:val="single" w:color="BFC9D6" w:sz="4"/>
+              <w:right w:val="single" w:color="BFC9D6" w:sz="4"/>
+            </w:tcBorders>
+            <w:shd w:fill="EEF3F8" w:color="auto" w:val="clear"/>
+            <w:tcMar>
+              <w:top w:type="dxa" w:w="60"/>
+              <w:left w:type="dxa" w:w="100"/>
+              <w:bottom w:type="dxa" w:w="60"/>
+              <w:right w:type="dxa" w:w="100"/>
+            </w:tcMar>
+            <w:vAlign w:val="center"/>
+          </w:tcPr>
+          <w:p>
+            <w:pPr>
+              <w:spacing w:after="30" w:before="30"/>
+              <w:jc w:val="left"/>
+            </w:pPr>
+            <w:r>
+              <w:rPr>
+                <w:rFonts w:ascii="Calibri" w:cs="Calibri" w:eastAsia="Calibri" w:hAnsi="Calibri"/>
+                <w:sz w:val="16"/>
+                <w:szCs w:val="16"/>
+              </w:rPr>
+              <w:t xml:space="preserve">Editable wording of the admission letter, payment notice and IPT letter, with revisions.</w:t>
+            </w:r>
+          </w:p>
+        </w:tc>
+        <w:tc>
+          <w:tcPr>
+            <w:tcW w:type="dxa" w:w="1174"/>
+            <w:tcBorders>
+              <w:top w:val="single" w:color="BFC9D6" w:sz="4"/>
+              <w:left w:val="single" w:color="BFC9D6" w:sz="4"/>
+              <w:bottom w:val="single" w:color="BFC9D6" w:sz="4"/>
+              <w:right w:val="single" w:color="BFC9D6" w:sz="4"/>
+            </w:tcBorders>
+            <w:shd w:fill="EEF3F8" w:color="auto" w:val="clear"/>
+            <w:tcMar>
+              <w:top w:type="dxa" w:w="60"/>
+              <w:left w:type="dxa" w:w="100"/>
+              <w:bottom w:type="dxa" w:w="60"/>
+              <w:right w:type="dxa" w:w="100"/>
+            </w:tcMar>
+            <w:vAlign w:val="center"/>
+          </w:tcPr>
+          <w:p>
+            <w:pPr>
+              <w:spacing w:after="30" w:before="30"/>
+              <w:jc w:val="left"/>
+            </w:pPr>
+            <w:r>
+              <w:rPr>
+                <w:rFonts w:ascii="Calibri" w:cs="Calibri" w:eastAsia="Calibri" w:hAnsi="Calibri"/>
+                <w:sz w:val="16"/>
+                <w:szCs w:val="16"/>
+              </w:rPr>
+              <w:t xml:space="preserve">V44</w:t>
+            </w:r>
+          </w:p>
+        </w:tc>
+      </w:tr>
     </w:tbl>
     <w:p>
       <w:pPr>
@@ -31731,6 +33422,521 @@
           </w:p>
         </w:tc>
       </w:tr>
+      <w:tr>
+        <w:trPr>
+          <w:cantSplit/>
+        </w:trPr>
+        <w:tc>
+          <w:tcPr>
+            <w:tcW w:type="dxa" w:w="2437"/>
+            <w:tcBorders>
+              <w:top w:val="single" w:color="BFC9D6" w:sz="4"/>
+              <w:left w:val="single" w:color="BFC9D6" w:sz="4"/>
+              <w:bottom w:val="single" w:color="BFC9D6" w:sz="4"/>
+              <w:right w:val="single" w:color="BFC9D6" w:sz="4"/>
+            </w:tcBorders>
+            <w:tcMar>
+              <w:top w:type="dxa" w:w="60"/>
+              <w:left w:type="dxa" w:w="100"/>
+              <w:bottom w:type="dxa" w:w="60"/>
+              <w:right w:type="dxa" w:w="100"/>
+            </w:tcMar>
+            <w:vAlign w:val="center"/>
+          </w:tcPr>
+          <w:p>
+            <w:pPr>
+              <w:spacing w:after="30" w:before="30"/>
+              <w:jc w:val="left"/>
+            </w:pPr>
+            <w:r>
+              <w:rPr>
+                <w:rFonts w:ascii="Calibri" w:cs="Calibri" w:eastAsia="Calibri" w:hAnsi="Calibri"/>
+                <w:b/>
+                <w:bCs/>
+                <w:sz w:val="16"/>
+                <w:szCs w:val="16"/>
+              </w:rPr>
+              <w:t xml:space="preserve">student_transfers</w:t>
+            </w:r>
+          </w:p>
+        </w:tc>
+        <w:tc>
+          <w:tcPr>
+            <w:tcW w:type="dxa" w:w="5415"/>
+            <w:tcBorders>
+              <w:top w:val="single" w:color="BFC9D6" w:sz="4"/>
+              <w:left w:val="single" w:color="BFC9D6" w:sz="4"/>
+              <w:bottom w:val="single" w:color="BFC9D6" w:sz="4"/>
+              <w:right w:val="single" w:color="BFC9D6" w:sz="4"/>
+            </w:tcBorders>
+            <w:tcMar>
+              <w:top w:type="dxa" w:w="60"/>
+              <w:left w:type="dxa" w:w="100"/>
+              <w:bottom w:type="dxa" w:w="60"/>
+              <w:right w:type="dxa" w:w="100"/>
+            </w:tcMar>
+            <w:vAlign w:val="center"/>
+          </w:tcPr>
+          <w:p>
+            <w:pPr>
+              <w:spacing w:after="30" w:before="30"/>
+              <w:jc w:val="left"/>
+            </w:pPr>
+            <w:r>
+              <w:rPr>
+                <w:rFonts w:ascii="Calibri" w:cs="Calibri" w:eastAsia="Calibri" w:hAnsi="Calibri"/>
+                <w:sz w:val="16"/>
+                <w:szCs w:val="16"/>
+              </w:rPr>
+              <w:t xml:space="preserve">Programme and campus transfers with request, recommendation and decision; the registration number never changes.</w:t>
+            </w:r>
+          </w:p>
+        </w:tc>
+        <w:tc>
+          <w:tcPr>
+            <w:tcW w:type="dxa" w:w="1174"/>
+            <w:tcBorders>
+              <w:top w:val="single" w:color="BFC9D6" w:sz="4"/>
+              <w:left w:val="single" w:color="BFC9D6" w:sz="4"/>
+              <w:bottom w:val="single" w:color="BFC9D6" w:sz="4"/>
+              <w:right w:val="single" w:color="BFC9D6" w:sz="4"/>
+            </w:tcBorders>
+            <w:tcMar>
+              <w:top w:type="dxa" w:w="60"/>
+              <w:left w:type="dxa" w:w="100"/>
+              <w:bottom w:type="dxa" w:w="60"/>
+              <w:right w:type="dxa" w:w="100"/>
+            </w:tcMar>
+            <w:vAlign w:val="center"/>
+          </w:tcPr>
+          <w:p>
+            <w:pPr>
+              <w:spacing w:after="30" w:before="30"/>
+              <w:jc w:val="left"/>
+            </w:pPr>
+            <w:r>
+              <w:rPr>
+                <w:rFonts w:ascii="Calibri" w:cs="Calibri" w:eastAsia="Calibri" w:hAnsi="Calibri"/>
+                <w:sz w:val="16"/>
+                <w:szCs w:val="16"/>
+              </w:rPr>
+              <w:t xml:space="preserve">V40</w:t>
+            </w:r>
+          </w:p>
+        </w:tc>
+      </w:tr>
+      <w:tr>
+        <w:trPr>
+          <w:cantSplit/>
+        </w:trPr>
+        <w:tc>
+          <w:tcPr>
+            <w:tcW w:type="dxa" w:w="2437"/>
+            <w:tcBorders>
+              <w:top w:val="single" w:color="BFC9D6" w:sz="4"/>
+              <w:left w:val="single" w:color="BFC9D6" w:sz="4"/>
+              <w:bottom w:val="single" w:color="BFC9D6" w:sz="4"/>
+              <w:right w:val="single" w:color="BFC9D6" w:sz="4"/>
+            </w:tcBorders>
+            <w:tcMar>
+              <w:top w:type="dxa" w:w="60"/>
+              <w:left w:type="dxa" w:w="100"/>
+              <w:bottom w:type="dxa" w:w="60"/>
+              <w:right w:type="dxa" w:w="100"/>
+            </w:tcMar>
+            <w:vAlign w:val="center"/>
+          </w:tcPr>
+          <w:p>
+            <w:pPr>
+              <w:spacing w:after="30" w:before="30"/>
+              <w:jc w:val="left"/>
+            </w:pPr>
+            <w:r>
+              <w:rPr>
+                <w:rFonts w:ascii="Calibri" w:cs="Calibri" w:eastAsia="Calibri" w:hAnsi="Calibri"/>
+                <w:b/>
+                <w:bCs/>
+                <w:sz w:val="16"/>
+                <w:szCs w:val="16"/>
+              </w:rPr>
+              <w:t xml:space="preserve">legacy_semester_results</w:t>
+            </w:r>
+          </w:p>
+        </w:tc>
+        <w:tc>
+          <w:tcPr>
+            <w:tcW w:type="dxa" w:w="5415"/>
+            <w:tcBorders>
+              <w:top w:val="single" w:color="BFC9D6" w:sz="4"/>
+              <w:left w:val="single" w:color="BFC9D6" w:sz="4"/>
+              <w:bottom w:val="single" w:color="BFC9D6" w:sz="4"/>
+              <w:right w:val="single" w:color="BFC9D6" w:sz="4"/>
+            </w:tcBorders>
+            <w:tcMar>
+              <w:top w:type="dxa" w:w="60"/>
+              <w:left w:type="dxa" w:w="100"/>
+              <w:bottom w:type="dxa" w:w="60"/>
+              <w:right w:type="dxa" w:w="100"/>
+            </w:tcMar>
+            <w:vAlign w:val="center"/>
+          </w:tcPr>
+          <w:p>
+            <w:pPr>
+              <w:spacing w:after="30" w:before="30"/>
+              <w:jc w:val="left"/>
+            </w:pPr>
+            <w:r>
+              <w:rPr>
+                <w:rFonts w:ascii="Calibri" w:cs="Calibri" w:eastAsia="Calibri" w:hAnsi="Calibri"/>
+                <w:sz w:val="16"/>
+                <w:szCs w:val="16"/>
+              </w:rPr>
+              <w:t xml:space="preserve">Semester results from before CIMS (GPA, CGPA, decision) brought in by import.</w:t>
+            </w:r>
+          </w:p>
+        </w:tc>
+        <w:tc>
+          <w:tcPr>
+            <w:tcW w:type="dxa" w:w="1174"/>
+            <w:tcBorders>
+              <w:top w:val="single" w:color="BFC9D6" w:sz="4"/>
+              <w:left w:val="single" w:color="BFC9D6" w:sz="4"/>
+              <w:bottom w:val="single" w:color="BFC9D6" w:sz="4"/>
+              <w:right w:val="single" w:color="BFC9D6" w:sz="4"/>
+            </w:tcBorders>
+            <w:tcMar>
+              <w:top w:type="dxa" w:w="60"/>
+              <w:left w:type="dxa" w:w="100"/>
+              <w:bottom w:type="dxa" w:w="60"/>
+              <w:right w:type="dxa" w:w="100"/>
+            </w:tcMar>
+            <w:vAlign w:val="center"/>
+          </w:tcPr>
+          <w:p>
+            <w:pPr>
+              <w:spacing w:after="30" w:before="30"/>
+              <w:jc w:val="left"/>
+            </w:pPr>
+            <w:r>
+              <w:rPr>
+                <w:rFonts w:ascii="Calibri" w:cs="Calibri" w:eastAsia="Calibri" w:hAnsi="Calibri"/>
+                <w:sz w:val="16"/>
+                <w:szCs w:val="16"/>
+              </w:rPr>
+              <w:t xml:space="preserve">V45</w:t>
+            </w:r>
+          </w:p>
+        </w:tc>
+      </w:tr>
+      <w:tr>
+        <w:trPr>
+          <w:cantSplit/>
+        </w:trPr>
+        <w:tc>
+          <w:tcPr>
+            <w:tcW w:type="dxa" w:w="2437"/>
+            <w:tcBorders>
+              <w:top w:val="single" w:color="BFC9D6" w:sz="4"/>
+              <w:left w:val="single" w:color="BFC9D6" w:sz="4"/>
+              <w:bottom w:val="single" w:color="BFC9D6" w:sz="4"/>
+              <w:right w:val="single" w:color="BFC9D6" w:sz="4"/>
+            </w:tcBorders>
+            <w:tcMar>
+              <w:top w:type="dxa" w:w="60"/>
+              <w:left w:type="dxa" w:w="100"/>
+              <w:bottom w:type="dxa" w:w="60"/>
+              <w:right w:type="dxa" w:w="100"/>
+            </w:tcMar>
+            <w:vAlign w:val="center"/>
+          </w:tcPr>
+          <w:p>
+            <w:pPr>
+              <w:spacing w:after="30" w:before="30"/>
+              <w:jc w:val="left"/>
+            </w:pPr>
+            <w:r>
+              <w:rPr>
+                <w:rFonts w:ascii="Calibri" w:cs="Calibri" w:eastAsia="Calibri" w:hAnsi="Calibri"/>
+                <w:b/>
+                <w:bCs/>
+                <w:sz w:val="16"/>
+                <w:szCs w:val="16"/>
+              </w:rPr>
+              <w:t xml:space="preserve">legacy_module_results</w:t>
+            </w:r>
+          </w:p>
+        </w:tc>
+        <w:tc>
+          <w:tcPr>
+            <w:tcW w:type="dxa" w:w="5415"/>
+            <w:tcBorders>
+              <w:top w:val="single" w:color="BFC9D6" w:sz="4"/>
+              <w:left w:val="single" w:color="BFC9D6" w:sz="4"/>
+              <w:bottom w:val="single" w:color="BFC9D6" w:sz="4"/>
+              <w:right w:val="single" w:color="BFC9D6" w:sz="4"/>
+            </w:tcBorders>
+            <w:tcMar>
+              <w:top w:type="dxa" w:w="60"/>
+              <w:left w:type="dxa" w:w="100"/>
+              <w:bottom w:type="dxa" w:w="60"/>
+              <w:right w:type="dxa" w:w="100"/>
+            </w:tcMar>
+            <w:vAlign w:val="center"/>
+          </w:tcPr>
+          <w:p>
+            <w:pPr>
+              <w:spacing w:after="30" w:before="30"/>
+              <w:jc w:val="left"/>
+            </w:pPr>
+            <w:r>
+              <w:rPr>
+                <w:rFonts w:ascii="Calibri" w:cs="Calibri" w:eastAsia="Calibri" w:hAnsi="Calibri"/>
+                <w:sz w:val="16"/>
+                <w:szCs w:val="16"/>
+              </w:rPr>
+              <w:t xml:space="preserve">Module results from before CIMS within each imported semester.</w:t>
+            </w:r>
+          </w:p>
+        </w:tc>
+        <w:tc>
+          <w:tcPr>
+            <w:tcW w:type="dxa" w:w="1174"/>
+            <w:tcBorders>
+              <w:top w:val="single" w:color="BFC9D6" w:sz="4"/>
+              <w:left w:val="single" w:color="BFC9D6" w:sz="4"/>
+              <w:bottom w:val="single" w:color="BFC9D6" w:sz="4"/>
+              <w:right w:val="single" w:color="BFC9D6" w:sz="4"/>
+            </w:tcBorders>
+            <w:tcMar>
+              <w:top w:type="dxa" w:w="60"/>
+              <w:left w:type="dxa" w:w="100"/>
+              <w:bottom w:type="dxa" w:w="60"/>
+              <w:right w:type="dxa" w:w="100"/>
+            </w:tcMar>
+            <w:vAlign w:val="center"/>
+          </w:tcPr>
+          <w:p>
+            <w:pPr>
+              <w:spacing w:after="30" w:before="30"/>
+              <w:jc w:val="left"/>
+            </w:pPr>
+            <w:r>
+              <w:rPr>
+                <w:rFonts w:ascii="Calibri" w:cs="Calibri" w:eastAsia="Calibri" w:hAnsi="Calibri"/>
+                <w:sz w:val="16"/>
+                <w:szCs w:val="16"/>
+              </w:rPr>
+              <w:t xml:space="preserve">V45</w:t>
+            </w:r>
+          </w:p>
+        </w:tc>
+      </w:tr>
+      <w:tr>
+        <w:trPr>
+          <w:cantSplit/>
+        </w:trPr>
+        <w:tc>
+          <w:tcPr>
+            <w:tcW w:type="dxa" w:w="2437"/>
+            <w:tcBorders>
+              <w:top w:val="single" w:color="BFC9D6" w:sz="4"/>
+              <w:left w:val="single" w:color="BFC9D6" w:sz="4"/>
+              <w:bottom w:val="single" w:color="BFC9D6" w:sz="4"/>
+              <w:right w:val="single" w:color="BFC9D6" w:sz="4"/>
+            </w:tcBorders>
+            <w:tcMar>
+              <w:top w:type="dxa" w:w="60"/>
+              <w:left w:type="dxa" w:w="100"/>
+              <w:bottom w:type="dxa" w:w="60"/>
+              <w:right w:type="dxa" w:w="100"/>
+            </w:tcMar>
+            <w:vAlign w:val="center"/>
+          </w:tcPr>
+          <w:p>
+            <w:pPr>
+              <w:spacing w:after="30" w:before="30"/>
+              <w:jc w:val="left"/>
+            </w:pPr>
+            <w:r>
+              <w:rPr>
+                <w:rFonts w:ascii="Calibri" w:cs="Calibri" w:eastAsia="Calibri" w:hAnsi="Calibri"/>
+                <w:b/>
+                <w:bCs/>
+                <w:sz w:val="16"/>
+                <w:szCs w:val="16"/>
+              </w:rPr>
+              <w:t xml:space="preserve">nactvet_registration_batches</w:t>
+            </w:r>
+          </w:p>
+        </w:tc>
+        <w:tc>
+          <w:tcPr>
+            <w:tcW w:type="dxa" w:w="5415"/>
+            <w:tcBorders>
+              <w:top w:val="single" w:color="BFC9D6" w:sz="4"/>
+              <w:left w:val="single" w:color="BFC9D6" w:sz="4"/>
+              <w:bottom w:val="single" w:color="BFC9D6" w:sz="4"/>
+              <w:right w:val="single" w:color="BFC9D6" w:sz="4"/>
+            </w:tcBorders>
+            <w:tcMar>
+              <w:top w:type="dxa" w:w="60"/>
+              <w:left w:type="dxa" w:w="100"/>
+              <w:bottom w:type="dxa" w:w="60"/>
+              <w:right w:type="dxa" w:w="100"/>
+            </w:tcMar>
+            <w:vAlign w:val="center"/>
+          </w:tcPr>
+          <w:p>
+            <w:pPr>
+              <w:spacing w:after="30" w:before="30"/>
+              <w:jc w:val="left"/>
+            </w:pPr>
+            <w:r>
+              <w:rPr>
+                <w:rFonts w:ascii="Calibri" w:cs="Calibri" w:eastAsia="Calibri" w:hAnsi="Calibri"/>
+                <w:sz w:val="16"/>
+                <w:szCs w:val="16"/>
+              </w:rPr>
+              <w:t xml:space="preserve">Student registration batches sent to NACTVET and the counts registered and queried.</w:t>
+            </w:r>
+          </w:p>
+        </w:tc>
+        <w:tc>
+          <w:tcPr>
+            <w:tcW w:type="dxa" w:w="1174"/>
+            <w:tcBorders>
+              <w:top w:val="single" w:color="BFC9D6" w:sz="4"/>
+              <w:left w:val="single" w:color="BFC9D6" w:sz="4"/>
+              <w:bottom w:val="single" w:color="BFC9D6" w:sz="4"/>
+              <w:right w:val="single" w:color="BFC9D6" w:sz="4"/>
+            </w:tcBorders>
+            <w:tcMar>
+              <w:top w:type="dxa" w:w="60"/>
+              <w:left w:type="dxa" w:w="100"/>
+              <w:bottom w:type="dxa" w:w="60"/>
+              <w:right w:type="dxa" w:w="100"/>
+            </w:tcMar>
+            <w:vAlign w:val="center"/>
+          </w:tcPr>
+          <w:p>
+            <w:pPr>
+              <w:spacing w:after="30" w:before="30"/>
+              <w:jc w:val="left"/>
+            </w:pPr>
+            <w:r>
+              <w:rPr>
+                <w:rFonts w:ascii="Calibri" w:cs="Calibri" w:eastAsia="Calibri" w:hAnsi="Calibri"/>
+                <w:sz w:val="16"/>
+                <w:szCs w:val="16"/>
+              </w:rPr>
+              <w:t xml:space="preserve">V48</w:t>
+            </w:r>
+          </w:p>
+        </w:tc>
+      </w:tr>
+      <w:tr>
+        <w:trPr>
+          <w:cantSplit/>
+        </w:trPr>
+        <w:tc>
+          <w:tcPr>
+            <w:tcW w:type="dxa" w:w="2437"/>
+            <w:tcBorders>
+              <w:top w:val="single" w:color="BFC9D6" w:sz="4"/>
+              <w:left w:val="single" w:color="BFC9D6" w:sz="4"/>
+              <w:bottom w:val="single" w:color="BFC9D6" w:sz="4"/>
+              <w:right w:val="single" w:color="BFC9D6" w:sz="4"/>
+            </w:tcBorders>
+            <w:tcMar>
+              <w:top w:type="dxa" w:w="60"/>
+              <w:left w:type="dxa" w:w="100"/>
+              <w:bottom w:type="dxa" w:w="60"/>
+              <w:right w:type="dxa" w:w="100"/>
+            </w:tcMar>
+            <w:vAlign w:val="center"/>
+          </w:tcPr>
+          <w:p>
+            <w:pPr>
+              <w:spacing w:after="30" w:before="30"/>
+              <w:jc w:val="left"/>
+            </w:pPr>
+            <w:r>
+              <w:rPr>
+                <w:rFonts w:ascii="Calibri" w:cs="Calibri" w:eastAsia="Calibri" w:hAnsi="Calibri"/>
+                <w:b/>
+                <w:bCs/>
+                <w:sz w:val="16"/>
+                <w:szCs w:val="16"/>
+              </w:rPr>
+              <w:t xml:space="preserve">nactvet_registration_items</w:t>
+            </w:r>
+          </w:p>
+        </w:tc>
+        <w:tc>
+          <w:tcPr>
+            <w:tcW w:type="dxa" w:w="5415"/>
+            <w:tcBorders>
+              <w:top w:val="single" w:color="BFC9D6" w:sz="4"/>
+              <w:left w:val="single" w:color="BFC9D6" w:sz="4"/>
+              <w:bottom w:val="single" w:color="BFC9D6" w:sz="4"/>
+              <w:right w:val="single" w:color="BFC9D6" w:sz="4"/>
+            </w:tcBorders>
+            <w:tcMar>
+              <w:top w:type="dxa" w:w="60"/>
+              <w:left w:type="dxa" w:w="100"/>
+              <w:bottom w:type="dxa" w:w="60"/>
+              <w:right w:type="dxa" w:w="100"/>
+            </w:tcMar>
+            <w:vAlign w:val="center"/>
+          </w:tcPr>
+          <w:p>
+            <w:pPr>
+              <w:spacing w:after="30" w:before="30"/>
+              <w:jc w:val="left"/>
+            </w:pPr>
+            <w:r>
+              <w:rPr>
+                <w:rFonts w:ascii="Calibri" w:cs="Calibri" w:eastAsia="Calibri" w:hAnsi="Calibri"/>
+                <w:sz w:val="16"/>
+                <w:szCs w:val="16"/>
+              </w:rPr>
+              <w:t xml:space="preserve">NACTVET's outcome for each student in a registration batch.</w:t>
+            </w:r>
+          </w:p>
+        </w:tc>
+        <w:tc>
+          <w:tcPr>
+            <w:tcW w:type="dxa" w:w="1174"/>
+            <w:tcBorders>
+              <w:top w:val="single" w:color="BFC9D6" w:sz="4"/>
+              <w:left w:val="single" w:color="BFC9D6" w:sz="4"/>
+              <w:bottom w:val="single" w:color="BFC9D6" w:sz="4"/>
+              <w:right w:val="single" w:color="BFC9D6" w:sz="4"/>
+            </w:tcBorders>
+            <w:tcMar>
+              <w:top w:type="dxa" w:w="60"/>
+              <w:left w:type="dxa" w:w="100"/>
+              <w:bottom w:type="dxa" w:w="60"/>
+              <w:right w:type="dxa" w:w="100"/>
+            </w:tcMar>
+            <w:vAlign w:val="center"/>
+          </w:tcPr>
+          <w:p>
+            <w:pPr>
+              <w:spacing w:after="30" w:before="30"/>
+              <w:jc w:val="left"/>
+            </w:pPr>
+            <w:r>
+              <w:rPr>
+                <w:rFonts w:ascii="Calibri" w:cs="Calibri" w:eastAsia="Calibri" w:hAnsi="Calibri"/>
+                <w:sz w:val="16"/>
+                <w:szCs w:val="16"/>
+              </w:rPr>
+              <w:t xml:space="preserve">V48</w:t>
+            </w:r>
+          </w:p>
+        </w:tc>
+      </w:tr>
     </w:tbl>
     <w:p>
       <w:pPr>
@@ -33654,6 +35860,112 @@
                 <w:szCs w:val="16"/>
               </w:rPr>
               <w:t xml:space="preserve">V36</w:t>
+            </w:r>
+          </w:p>
+        </w:tc>
+      </w:tr>
+      <w:tr>
+        <w:trPr>
+          <w:cantSplit/>
+        </w:trPr>
+        <w:tc>
+          <w:tcPr>
+            <w:tcW w:type="dxa" w:w="2437"/>
+            <w:tcBorders>
+              <w:top w:val="single" w:color="BFC9D6" w:sz="4"/>
+              <w:left w:val="single" w:color="BFC9D6" w:sz="4"/>
+              <w:bottom w:val="single" w:color="BFC9D6" w:sz="4"/>
+              <w:right w:val="single" w:color="BFC9D6" w:sz="4"/>
+            </w:tcBorders>
+            <w:shd w:fill="EEF3F8" w:color="auto" w:val="clear"/>
+            <w:tcMar>
+              <w:top w:type="dxa" w:w="60"/>
+              <w:left w:type="dxa" w:w="100"/>
+              <w:bottom w:type="dxa" w:w="60"/>
+              <w:right w:type="dxa" w:w="100"/>
+            </w:tcMar>
+            <w:vAlign w:val="center"/>
+          </w:tcPr>
+          <w:p>
+            <w:pPr>
+              <w:spacing w:after="30" w:before="30"/>
+              <w:jc w:val="left"/>
+            </w:pPr>
+            <w:r>
+              <w:rPr>
+                <w:rFonts w:ascii="Calibri" w:cs="Calibri" w:eastAsia="Calibri" w:hAnsi="Calibri"/>
+                <w:b/>
+                <w:bCs/>
+                <w:sz w:val="16"/>
+                <w:szCs w:val="16"/>
+              </w:rPr>
+              <w:t xml:space="preserve">result_stage_approvals</w:t>
+            </w:r>
+          </w:p>
+        </w:tc>
+        <w:tc>
+          <w:tcPr>
+            <w:tcW w:type="dxa" w:w="5415"/>
+            <w:tcBorders>
+              <w:top w:val="single" w:color="BFC9D6" w:sz="4"/>
+              <w:left w:val="single" w:color="BFC9D6" w:sz="4"/>
+              <w:bottom w:val="single" w:color="BFC9D6" w:sz="4"/>
+              <w:right w:val="single" w:color="BFC9D6" w:sz="4"/>
+            </w:tcBorders>
+            <w:shd w:fill="EEF3F8" w:color="auto" w:val="clear"/>
+            <w:tcMar>
+              <w:top w:type="dxa" w:w="60"/>
+              <w:left w:type="dxa" w:w="100"/>
+              <w:bottom w:type="dxa" w:w="60"/>
+              <w:right w:type="dxa" w:w="100"/>
+            </w:tcMar>
+            <w:vAlign w:val="center"/>
+          </w:tcPr>
+          <w:p>
+            <w:pPr>
+              <w:spacing w:after="30" w:before="30"/>
+              <w:jc w:val="left"/>
+            </w:pPr>
+            <w:r>
+              <w:rPr>
+                <w:rFonts w:ascii="Calibri" w:cs="Calibri" w:eastAsia="Calibri" w:hAnsi="Calibri"/>
+                <w:sz w:val="16"/>
+                <w:szCs w:val="16"/>
+              </w:rPr>
+              <w:t xml:space="preserve">Each approval given at an institution-defined stage, by whom and when, with a note.</w:t>
+            </w:r>
+          </w:p>
+        </w:tc>
+        <w:tc>
+          <w:tcPr>
+            <w:tcW w:type="dxa" w:w="1174"/>
+            <w:tcBorders>
+              <w:top w:val="single" w:color="BFC9D6" w:sz="4"/>
+              <w:left w:val="single" w:color="BFC9D6" w:sz="4"/>
+              <w:bottom w:val="single" w:color="BFC9D6" w:sz="4"/>
+              <w:right w:val="single" w:color="BFC9D6" w:sz="4"/>
+            </w:tcBorders>
+            <w:shd w:fill="EEF3F8" w:color="auto" w:val="clear"/>
+            <w:tcMar>
+              <w:top w:type="dxa" w:w="60"/>
+              <w:left w:type="dxa" w:w="100"/>
+              <w:bottom w:type="dxa" w:w="60"/>
+              <w:right w:type="dxa" w:w="100"/>
+            </w:tcMar>
+            <w:vAlign w:val="center"/>
+          </w:tcPr>
+          <w:p>
+            <w:pPr>
+              <w:spacing w:after="30" w:before="30"/>
+              <w:jc w:val="left"/>
+            </w:pPr>
+            <w:r>
+              <w:rPr>
+                <w:rFonts w:ascii="Calibri" w:cs="Calibri" w:eastAsia="Calibri" w:hAnsi="Calibri"/>
+                <w:sz w:val="16"/>
+                <w:szCs w:val="16"/>
+              </w:rPr>
+              <w:t xml:space="preserve">V46</w:t>
             </w:r>
           </w:p>
         </w:tc>
@@ -36676,6 +38988,854 @@
           </w:p>
         </w:tc>
       </w:tr>
+      <w:tr>
+        <w:trPr>
+          <w:cantSplit/>
+        </w:trPr>
+        <w:tc>
+          <w:tcPr>
+            <w:tcW w:type="dxa" w:w="2437"/>
+            <w:tcBorders>
+              <w:top w:val="single" w:color="BFC9D6" w:sz="4"/>
+              <w:left w:val="single" w:color="BFC9D6" w:sz="4"/>
+              <w:bottom w:val="single" w:color="BFC9D6" w:sz="4"/>
+              <w:right w:val="single" w:color="BFC9D6" w:sz="4"/>
+            </w:tcBorders>
+            <w:shd w:fill="EEF3F8" w:color="auto" w:val="clear"/>
+            <w:tcMar>
+              <w:top w:type="dxa" w:w="60"/>
+              <w:left w:type="dxa" w:w="100"/>
+              <w:bottom w:type="dxa" w:w="60"/>
+              <w:right w:type="dxa" w:w="100"/>
+            </w:tcMar>
+            <w:vAlign w:val="center"/>
+          </w:tcPr>
+          <w:p>
+            <w:pPr>
+              <w:spacing w:after="30" w:before="30"/>
+              <w:jc w:val="left"/>
+            </w:pPr>
+            <w:r>
+              <w:rPr>
+                <w:rFonts w:ascii="Calibri" w:cs="Calibri" w:eastAsia="Calibri" w:hAnsi="Calibri"/>
+                <w:b/>
+                <w:bCs/>
+                <w:sz w:val="16"/>
+                <w:szCs w:val="16"/>
+              </w:rPr>
+              <w:t xml:space="preserve">payment_channels</w:t>
+            </w:r>
+          </w:p>
+        </w:tc>
+        <w:tc>
+          <w:tcPr>
+            <w:tcW w:type="dxa" w:w="5415"/>
+            <w:tcBorders>
+              <w:top w:val="single" w:color="BFC9D6" w:sz="4"/>
+              <w:left w:val="single" w:color="BFC9D6" w:sz="4"/>
+              <w:bottom w:val="single" w:color="BFC9D6" w:sz="4"/>
+              <w:right w:val="single" w:color="BFC9D6" w:sz="4"/>
+            </w:tcBorders>
+            <w:shd w:fill="EEF3F8" w:color="auto" w:val="clear"/>
+            <w:tcMar>
+              <w:top w:type="dxa" w:w="60"/>
+              <w:left w:type="dxa" w:w="100"/>
+              <w:bottom w:type="dxa" w:w="60"/>
+              <w:right w:type="dxa" w:w="100"/>
+            </w:tcMar>
+            <w:vAlign w:val="center"/>
+          </w:tcPr>
+          <w:p>
+            <w:pPr>
+              <w:spacing w:after="30" w:before="30"/>
+              <w:jc w:val="left"/>
+            </w:pPr>
+            <w:r>
+              <w:rPr>
+                <w:rFonts w:ascii="Calibri" w:cs="Calibri" w:eastAsia="Calibri" w:hAnsi="Calibri"/>
+                <w:sz w:val="16"/>
+                <w:szCs w:val="16"/>
+              </w:rPr>
+              <w:t xml:space="preserve">Mobile money business numbers and bank accounts fees are paid into (institutions outside GePG).</w:t>
+            </w:r>
+          </w:p>
+        </w:tc>
+        <w:tc>
+          <w:tcPr>
+            <w:tcW w:type="dxa" w:w="1174"/>
+            <w:tcBorders>
+              <w:top w:val="single" w:color="BFC9D6" w:sz="4"/>
+              <w:left w:val="single" w:color="BFC9D6" w:sz="4"/>
+              <w:bottom w:val="single" w:color="BFC9D6" w:sz="4"/>
+              <w:right w:val="single" w:color="BFC9D6" w:sz="4"/>
+            </w:tcBorders>
+            <w:shd w:fill="EEF3F8" w:color="auto" w:val="clear"/>
+            <w:tcMar>
+              <w:top w:type="dxa" w:w="60"/>
+              <w:left w:type="dxa" w:w="100"/>
+              <w:bottom w:type="dxa" w:w="60"/>
+              <w:right w:type="dxa" w:w="100"/>
+            </w:tcMar>
+            <w:vAlign w:val="center"/>
+          </w:tcPr>
+          <w:p>
+            <w:pPr>
+              <w:spacing w:after="30" w:before="30"/>
+              <w:jc w:val="left"/>
+            </w:pPr>
+            <w:r>
+              <w:rPr>
+                <w:rFonts w:ascii="Calibri" w:cs="Calibri" w:eastAsia="Calibri" w:hAnsi="Calibri"/>
+                <w:sz w:val="16"/>
+                <w:szCs w:val="16"/>
+              </w:rPr>
+              <w:t xml:space="preserve">V39</w:t>
+            </w:r>
+          </w:p>
+        </w:tc>
+      </w:tr>
+      <w:tr>
+        <w:trPr>
+          <w:cantSplit/>
+        </w:trPr>
+        <w:tc>
+          <w:tcPr>
+            <w:tcW w:type="dxa" w:w="2437"/>
+            <w:tcBorders>
+              <w:top w:val="single" w:color="BFC9D6" w:sz="4"/>
+              <w:left w:val="single" w:color="BFC9D6" w:sz="4"/>
+              <w:bottom w:val="single" w:color="BFC9D6" w:sz="4"/>
+              <w:right w:val="single" w:color="BFC9D6" w:sz="4"/>
+            </w:tcBorders>
+            <w:shd w:fill="EEF3F8" w:color="auto" w:val="clear"/>
+            <w:tcMar>
+              <w:top w:type="dxa" w:w="60"/>
+              <w:left w:type="dxa" w:w="100"/>
+              <w:bottom w:type="dxa" w:w="60"/>
+              <w:right w:type="dxa" w:w="100"/>
+            </w:tcMar>
+            <w:vAlign w:val="center"/>
+          </w:tcPr>
+          <w:p>
+            <w:pPr>
+              <w:spacing w:after="30" w:before="30"/>
+              <w:jc w:val="left"/>
+            </w:pPr>
+            <w:r>
+              <w:rPr>
+                <w:rFonts w:ascii="Calibri" w:cs="Calibri" w:eastAsia="Calibri" w:hAnsi="Calibri"/>
+                <w:b/>
+                <w:bCs/>
+                <w:sz w:val="16"/>
+                <w:szCs w:val="16"/>
+              </w:rPr>
+              <w:t xml:space="preserve">instalment_due_dates</w:t>
+            </w:r>
+          </w:p>
+        </w:tc>
+        <w:tc>
+          <w:tcPr>
+            <w:tcW w:type="dxa" w:w="5415"/>
+            <w:tcBorders>
+              <w:top w:val="single" w:color="BFC9D6" w:sz="4"/>
+              <w:left w:val="single" w:color="BFC9D6" w:sz="4"/>
+              <w:bottom w:val="single" w:color="BFC9D6" w:sz="4"/>
+              <w:right w:val="single" w:color="BFC9D6" w:sz="4"/>
+            </w:tcBorders>
+            <w:shd w:fill="EEF3F8" w:color="auto" w:val="clear"/>
+            <w:tcMar>
+              <w:top w:type="dxa" w:w="60"/>
+              <w:left w:type="dxa" w:w="100"/>
+              <w:bottom w:type="dxa" w:w="60"/>
+              <w:right w:type="dxa" w:w="100"/>
+            </w:tcMar>
+            <w:vAlign w:val="center"/>
+          </w:tcPr>
+          <w:p>
+            <w:pPr>
+              <w:spacing w:after="30" w:before="30"/>
+              <w:jc w:val="left"/>
+            </w:pPr>
+            <w:r>
+              <w:rPr>
+                <w:rFonts w:ascii="Calibri" w:cs="Calibri" w:eastAsia="Calibri" w:hAnsi="Calibri"/>
+                <w:sz w:val="16"/>
+                <w:szCs w:val="16"/>
+              </w:rPr>
+              <w:t xml:space="preserve">When each instalment of an academic year's fees falls due.</w:t>
+            </w:r>
+          </w:p>
+        </w:tc>
+        <w:tc>
+          <w:tcPr>
+            <w:tcW w:type="dxa" w:w="1174"/>
+            <w:tcBorders>
+              <w:top w:val="single" w:color="BFC9D6" w:sz="4"/>
+              <w:left w:val="single" w:color="BFC9D6" w:sz="4"/>
+              <w:bottom w:val="single" w:color="BFC9D6" w:sz="4"/>
+              <w:right w:val="single" w:color="BFC9D6" w:sz="4"/>
+            </w:tcBorders>
+            <w:shd w:fill="EEF3F8" w:color="auto" w:val="clear"/>
+            <w:tcMar>
+              <w:top w:type="dxa" w:w="60"/>
+              <w:left w:type="dxa" w:w="100"/>
+              <w:bottom w:type="dxa" w:w="60"/>
+              <w:right w:type="dxa" w:w="100"/>
+            </w:tcMar>
+            <w:vAlign w:val="center"/>
+          </w:tcPr>
+          <w:p>
+            <w:pPr>
+              <w:spacing w:after="30" w:before="30"/>
+              <w:jc w:val="left"/>
+            </w:pPr>
+            <w:r>
+              <w:rPr>
+                <w:rFonts w:ascii="Calibri" w:cs="Calibri" w:eastAsia="Calibri" w:hAnsi="Calibri"/>
+                <w:sz w:val="16"/>
+                <w:szCs w:val="16"/>
+              </w:rPr>
+              <w:t xml:space="preserve">V41</w:t>
+            </w:r>
+          </w:p>
+        </w:tc>
+      </w:tr>
+      <w:tr>
+        <w:trPr>
+          <w:cantSplit/>
+        </w:trPr>
+        <w:tc>
+          <w:tcPr>
+            <w:tcW w:type="dxa" w:w="2437"/>
+            <w:tcBorders>
+              <w:top w:val="single" w:color="BFC9D6" w:sz="4"/>
+              <w:left w:val="single" w:color="BFC9D6" w:sz="4"/>
+              <w:bottom w:val="single" w:color="BFC9D6" w:sz="4"/>
+              <w:right w:val="single" w:color="BFC9D6" w:sz="4"/>
+            </w:tcBorders>
+            <w:shd w:fill="EEF3F8" w:color="auto" w:val="clear"/>
+            <w:tcMar>
+              <w:top w:type="dxa" w:w="60"/>
+              <w:left w:type="dxa" w:w="100"/>
+              <w:bottom w:type="dxa" w:w="60"/>
+              <w:right w:type="dxa" w:w="100"/>
+            </w:tcMar>
+            <w:vAlign w:val="center"/>
+          </w:tcPr>
+          <w:p>
+            <w:pPr>
+              <w:spacing w:after="30" w:before="30"/>
+              <w:jc w:val="left"/>
+            </w:pPr>
+            <w:r>
+              <w:rPr>
+                <w:rFonts w:ascii="Calibri" w:cs="Calibri" w:eastAsia="Calibri" w:hAnsi="Calibri"/>
+                <w:b/>
+                <w:bCs/>
+                <w:sz w:val="16"/>
+                <w:szCs w:val="16"/>
+              </w:rPr>
+              <w:t xml:space="preserve">fee_reminders</w:t>
+            </w:r>
+          </w:p>
+        </w:tc>
+        <w:tc>
+          <w:tcPr>
+            <w:tcW w:type="dxa" w:w="5415"/>
+            <w:tcBorders>
+              <w:top w:val="single" w:color="BFC9D6" w:sz="4"/>
+              <w:left w:val="single" w:color="BFC9D6" w:sz="4"/>
+              <w:bottom w:val="single" w:color="BFC9D6" w:sz="4"/>
+              <w:right w:val="single" w:color="BFC9D6" w:sz="4"/>
+            </w:tcBorders>
+            <w:shd w:fill="EEF3F8" w:color="auto" w:val="clear"/>
+            <w:tcMar>
+              <w:top w:type="dxa" w:w="60"/>
+              <w:left w:type="dxa" w:w="100"/>
+              <w:bottom w:type="dxa" w:w="60"/>
+              <w:right w:type="dxa" w:w="100"/>
+            </w:tcMar>
+            <w:vAlign w:val="center"/>
+          </w:tcPr>
+          <w:p>
+            <w:pPr>
+              <w:spacing w:after="30" w:before="30"/>
+              <w:jc w:val="left"/>
+            </w:pPr>
+            <w:r>
+              <w:rPr>
+                <w:rFonts w:ascii="Calibri" w:cs="Calibri" w:eastAsia="Calibri" w:hAnsi="Calibri"/>
+                <w:sz w:val="16"/>
+                <w:szCs w:val="16"/>
+              </w:rPr>
+              <w:t xml:space="preserve">Instalment reminders sent (before, on, after the due date), one of each kind per invoice and instalment.</w:t>
+            </w:r>
+          </w:p>
+        </w:tc>
+        <w:tc>
+          <w:tcPr>
+            <w:tcW w:type="dxa" w:w="1174"/>
+            <w:tcBorders>
+              <w:top w:val="single" w:color="BFC9D6" w:sz="4"/>
+              <w:left w:val="single" w:color="BFC9D6" w:sz="4"/>
+              <w:bottom w:val="single" w:color="BFC9D6" w:sz="4"/>
+              <w:right w:val="single" w:color="BFC9D6" w:sz="4"/>
+            </w:tcBorders>
+            <w:shd w:fill="EEF3F8" w:color="auto" w:val="clear"/>
+            <w:tcMar>
+              <w:top w:type="dxa" w:w="60"/>
+              <w:left w:type="dxa" w:w="100"/>
+              <w:bottom w:type="dxa" w:w="60"/>
+              <w:right w:type="dxa" w:w="100"/>
+            </w:tcMar>
+            <w:vAlign w:val="center"/>
+          </w:tcPr>
+          <w:p>
+            <w:pPr>
+              <w:spacing w:after="30" w:before="30"/>
+              <w:jc w:val="left"/>
+            </w:pPr>
+            <w:r>
+              <w:rPr>
+                <w:rFonts w:ascii="Calibri" w:cs="Calibri" w:eastAsia="Calibri" w:hAnsi="Calibri"/>
+                <w:sz w:val="16"/>
+                <w:szCs w:val="16"/>
+              </w:rPr>
+              <w:t xml:space="preserve">V41</w:t>
+            </w:r>
+          </w:p>
+        </w:tc>
+      </w:tr>
+      <w:tr>
+        <w:trPr>
+          <w:cantSplit/>
+        </w:trPr>
+        <w:tc>
+          <w:tcPr>
+            <w:tcW w:type="dxa" w:w="2437"/>
+            <w:tcBorders>
+              <w:top w:val="single" w:color="BFC9D6" w:sz="4"/>
+              <w:left w:val="single" w:color="BFC9D6" w:sz="4"/>
+              <w:bottom w:val="single" w:color="BFC9D6" w:sz="4"/>
+              <w:right w:val="single" w:color="BFC9D6" w:sz="4"/>
+            </w:tcBorders>
+            <w:shd w:fill="EEF3F8" w:color="auto" w:val="clear"/>
+            <w:tcMar>
+              <w:top w:type="dxa" w:w="60"/>
+              <w:left w:type="dxa" w:w="100"/>
+              <w:bottom w:type="dxa" w:w="60"/>
+              <w:right w:type="dxa" w:w="100"/>
+            </w:tcMar>
+            <w:vAlign w:val="center"/>
+          </w:tcPr>
+          <w:p>
+            <w:pPr>
+              <w:spacing w:after="30" w:before="30"/>
+              <w:jc w:val="left"/>
+            </w:pPr>
+            <w:r>
+              <w:rPr>
+                <w:rFonts w:ascii="Calibri" w:cs="Calibri" w:eastAsia="Calibri" w:hAnsi="Calibri"/>
+                <w:b/>
+                <w:bCs/>
+                <w:sz w:val="16"/>
+                <w:szCs w:val="16"/>
+              </w:rPr>
+              <w:t xml:space="preserve">fee_penalties</w:t>
+            </w:r>
+          </w:p>
+        </w:tc>
+        <w:tc>
+          <w:tcPr>
+            <w:tcW w:type="dxa" w:w="5415"/>
+            <w:tcBorders>
+              <w:top w:val="single" w:color="BFC9D6" w:sz="4"/>
+              <w:left w:val="single" w:color="BFC9D6" w:sz="4"/>
+              <w:bottom w:val="single" w:color="BFC9D6" w:sz="4"/>
+              <w:right w:val="single" w:color="BFC9D6" w:sz="4"/>
+            </w:tcBorders>
+            <w:shd w:fill="EEF3F8" w:color="auto" w:val="clear"/>
+            <w:tcMar>
+              <w:top w:type="dxa" w:w="60"/>
+              <w:left w:type="dxa" w:w="100"/>
+              <w:bottom w:type="dxa" w:w="60"/>
+              <w:right w:type="dxa" w:w="100"/>
+            </w:tcMar>
+            <w:vAlign w:val="center"/>
+          </w:tcPr>
+          <w:p>
+            <w:pPr>
+              <w:spacing w:after="30" w:before="30"/>
+              <w:jc w:val="left"/>
+            </w:pPr>
+            <w:r>
+              <w:rPr>
+                <w:rFonts w:ascii="Calibri" w:cs="Calibri" w:eastAsia="Calibri" w:hAnsi="Calibri"/>
+                <w:sz w:val="16"/>
+                <w:szCs w:val="16"/>
+              </w:rPr>
+              <w:t xml:space="preserve">Late-payment penalties, added once per invoice and instalment.</w:t>
+            </w:r>
+          </w:p>
+        </w:tc>
+        <w:tc>
+          <w:tcPr>
+            <w:tcW w:type="dxa" w:w="1174"/>
+            <w:tcBorders>
+              <w:top w:val="single" w:color="BFC9D6" w:sz="4"/>
+              <w:left w:val="single" w:color="BFC9D6" w:sz="4"/>
+              <w:bottom w:val="single" w:color="BFC9D6" w:sz="4"/>
+              <w:right w:val="single" w:color="BFC9D6" w:sz="4"/>
+            </w:tcBorders>
+            <w:shd w:fill="EEF3F8" w:color="auto" w:val="clear"/>
+            <w:tcMar>
+              <w:top w:type="dxa" w:w="60"/>
+              <w:left w:type="dxa" w:w="100"/>
+              <w:bottom w:type="dxa" w:w="60"/>
+              <w:right w:type="dxa" w:w="100"/>
+            </w:tcMar>
+            <w:vAlign w:val="center"/>
+          </w:tcPr>
+          <w:p>
+            <w:pPr>
+              <w:spacing w:after="30" w:before="30"/>
+              <w:jc w:val="left"/>
+            </w:pPr>
+            <w:r>
+              <w:rPr>
+                <w:rFonts w:ascii="Calibri" w:cs="Calibri" w:eastAsia="Calibri" w:hAnsi="Calibri"/>
+                <w:sz w:val="16"/>
+                <w:szCs w:val="16"/>
+              </w:rPr>
+              <w:t xml:space="preserve">V41</w:t>
+            </w:r>
+          </w:p>
+        </w:tc>
+      </w:tr>
+      <w:tr>
+        <w:trPr>
+          <w:cantSplit/>
+        </w:trPr>
+        <w:tc>
+          <w:tcPr>
+            <w:tcW w:type="dxa" w:w="2437"/>
+            <w:tcBorders>
+              <w:top w:val="single" w:color="BFC9D6" w:sz="4"/>
+              <w:left w:val="single" w:color="BFC9D6" w:sz="4"/>
+              <w:bottom w:val="single" w:color="BFC9D6" w:sz="4"/>
+              <w:right w:val="single" w:color="BFC9D6" w:sz="4"/>
+            </w:tcBorders>
+            <w:shd w:fill="EEF3F8" w:color="auto" w:val="clear"/>
+            <w:tcMar>
+              <w:top w:type="dxa" w:w="60"/>
+              <w:left w:type="dxa" w:w="100"/>
+              <w:bottom w:type="dxa" w:w="60"/>
+              <w:right w:type="dxa" w:w="100"/>
+            </w:tcMar>
+            <w:vAlign w:val="center"/>
+          </w:tcPr>
+          <w:p>
+            <w:pPr>
+              <w:spacing w:after="30" w:before="30"/>
+              <w:jc w:val="left"/>
+            </w:pPr>
+            <w:r>
+              <w:rPr>
+                <w:rFonts w:ascii="Calibri" w:cs="Calibri" w:eastAsia="Calibri" w:hAnsi="Calibri"/>
+                <w:b/>
+                <w:bCs/>
+                <w:sz w:val="16"/>
+                <w:szCs w:val="16"/>
+              </w:rPr>
+              <w:t xml:space="preserve">fee_schemes</w:t>
+            </w:r>
+          </w:p>
+        </w:tc>
+        <w:tc>
+          <w:tcPr>
+            <w:tcW w:type="dxa" w:w="5415"/>
+            <w:tcBorders>
+              <w:top w:val="single" w:color="BFC9D6" w:sz="4"/>
+              <w:left w:val="single" w:color="BFC9D6" w:sz="4"/>
+              <w:bottom w:val="single" w:color="BFC9D6" w:sz="4"/>
+              <w:right w:val="single" w:color="BFC9D6" w:sz="4"/>
+            </w:tcBorders>
+            <w:shd w:fill="EEF3F8" w:color="auto" w:val="clear"/>
+            <w:tcMar>
+              <w:top w:type="dxa" w:w="60"/>
+              <w:left w:type="dxa" w:w="100"/>
+              <w:bottom w:type="dxa" w:w="60"/>
+              <w:right w:type="dxa" w:w="100"/>
+            </w:tcMar>
+            <w:vAlign w:val="center"/>
+          </w:tcPr>
+          <w:p>
+            <w:pPr>
+              <w:spacing w:after="30" w:before="30"/>
+              <w:jc w:val="left"/>
+            </w:pPr>
+            <w:r>
+              <w:rPr>
+                <w:rFonts w:ascii="Calibri" w:cs="Calibri" w:eastAsia="Calibri" w:hAnsi="Calibri"/>
+                <w:sz w:val="16"/>
+                <w:szCs w:val="16"/>
+              </w:rPr>
+              <w:t xml:space="preserve">Discount and scholarship schemes (percentage or amount) granted through the waiver approval.</w:t>
+            </w:r>
+          </w:p>
+        </w:tc>
+        <w:tc>
+          <w:tcPr>
+            <w:tcW w:type="dxa" w:w="1174"/>
+            <w:tcBorders>
+              <w:top w:val="single" w:color="BFC9D6" w:sz="4"/>
+              <w:left w:val="single" w:color="BFC9D6" w:sz="4"/>
+              <w:bottom w:val="single" w:color="BFC9D6" w:sz="4"/>
+              <w:right w:val="single" w:color="BFC9D6" w:sz="4"/>
+            </w:tcBorders>
+            <w:shd w:fill="EEF3F8" w:color="auto" w:val="clear"/>
+            <w:tcMar>
+              <w:top w:type="dxa" w:w="60"/>
+              <w:left w:type="dxa" w:w="100"/>
+              <w:bottom w:type="dxa" w:w="60"/>
+              <w:right w:type="dxa" w:w="100"/>
+            </w:tcMar>
+            <w:vAlign w:val="center"/>
+          </w:tcPr>
+          <w:p>
+            <w:pPr>
+              <w:spacing w:after="30" w:before="30"/>
+              <w:jc w:val="left"/>
+            </w:pPr>
+            <w:r>
+              <w:rPr>
+                <w:rFonts w:ascii="Calibri" w:cs="Calibri" w:eastAsia="Calibri" w:hAnsi="Calibri"/>
+                <w:sz w:val="16"/>
+                <w:szCs w:val="16"/>
+              </w:rPr>
+              <w:t xml:space="preserve">V41</w:t>
+            </w:r>
+          </w:p>
+        </w:tc>
+      </w:tr>
+      <w:tr>
+        <w:trPr>
+          <w:cantSplit/>
+        </w:trPr>
+        <w:tc>
+          <w:tcPr>
+            <w:tcW w:type="dxa" w:w="2437"/>
+            <w:tcBorders>
+              <w:top w:val="single" w:color="BFC9D6" w:sz="4"/>
+              <w:left w:val="single" w:color="BFC9D6" w:sz="4"/>
+              <w:bottom w:val="single" w:color="BFC9D6" w:sz="4"/>
+              <w:right w:val="single" w:color="BFC9D6" w:sz="4"/>
+            </w:tcBorders>
+            <w:shd w:fill="EEF3F8" w:color="auto" w:val="clear"/>
+            <w:tcMar>
+              <w:top w:type="dxa" w:w="60"/>
+              <w:left w:type="dxa" w:w="100"/>
+              <w:bottom w:type="dxa" w:w="60"/>
+              <w:right w:type="dxa" w:w="100"/>
+            </w:tcMar>
+            <w:vAlign w:val="center"/>
+          </w:tcPr>
+          <w:p>
+            <w:pPr>
+              <w:spacing w:after="30" w:before="30"/>
+              <w:jc w:val="left"/>
+            </w:pPr>
+            <w:r>
+              <w:rPr>
+                <w:rFonts w:ascii="Calibri" w:cs="Calibri" w:eastAsia="Calibri" w:hAnsi="Calibri"/>
+                <w:b/>
+                <w:bCs/>
+                <w:sz w:val="16"/>
+                <w:szCs w:val="16"/>
+              </w:rPr>
+              <w:t xml:space="preserve">gepg_recon_requests</w:t>
+            </w:r>
+          </w:p>
+        </w:tc>
+        <w:tc>
+          <w:tcPr>
+            <w:tcW w:type="dxa" w:w="5415"/>
+            <w:tcBorders>
+              <w:top w:val="single" w:color="BFC9D6" w:sz="4"/>
+              <w:left w:val="single" w:color="BFC9D6" w:sz="4"/>
+              <w:bottom w:val="single" w:color="BFC9D6" w:sz="4"/>
+              <w:right w:val="single" w:color="BFC9D6" w:sz="4"/>
+            </w:tcBorders>
+            <w:shd w:fill="EEF3F8" w:color="auto" w:val="clear"/>
+            <w:tcMar>
+              <w:top w:type="dxa" w:w="60"/>
+              <w:left w:type="dxa" w:w="100"/>
+              <w:bottom w:type="dxa" w:w="60"/>
+              <w:right w:type="dxa" w:w="100"/>
+            </w:tcMar>
+            <w:vAlign w:val="center"/>
+          </w:tcPr>
+          <w:p>
+            <w:pPr>
+              <w:spacing w:after="30" w:before="30"/>
+              <w:jc w:val="left"/>
+            </w:pPr>
+            <w:r>
+              <w:rPr>
+                <w:rFonts w:ascii="Calibri" w:cs="Calibri" w:eastAsia="Calibri" w:hAnsi="Calibri"/>
+                <w:sz w:val="16"/>
+                <w:szCs w:val="16"/>
+              </w:rPr>
+              <w:t xml:space="preserve">GePG reconciliations asked for by API, answered later by callback.</w:t>
+            </w:r>
+          </w:p>
+        </w:tc>
+        <w:tc>
+          <w:tcPr>
+            <w:tcW w:type="dxa" w:w="1174"/>
+            <w:tcBorders>
+              <w:top w:val="single" w:color="BFC9D6" w:sz="4"/>
+              <w:left w:val="single" w:color="BFC9D6" w:sz="4"/>
+              <w:bottom w:val="single" w:color="BFC9D6" w:sz="4"/>
+              <w:right w:val="single" w:color="BFC9D6" w:sz="4"/>
+            </w:tcBorders>
+            <w:shd w:fill="EEF3F8" w:color="auto" w:val="clear"/>
+            <w:tcMar>
+              <w:top w:type="dxa" w:w="60"/>
+              <w:left w:type="dxa" w:w="100"/>
+              <w:bottom w:type="dxa" w:w="60"/>
+              <w:right w:type="dxa" w:w="100"/>
+            </w:tcMar>
+            <w:vAlign w:val="center"/>
+          </w:tcPr>
+          <w:p>
+            <w:pPr>
+              <w:spacing w:after="30" w:before="30"/>
+              <w:jc w:val="left"/>
+            </w:pPr>
+            <w:r>
+              <w:rPr>
+                <w:rFonts w:ascii="Calibri" w:cs="Calibri" w:eastAsia="Calibri" w:hAnsi="Calibri"/>
+                <w:sz w:val="16"/>
+                <w:szCs w:val="16"/>
+              </w:rPr>
+              <w:t xml:space="preserve">V48</w:t>
+            </w:r>
+          </w:p>
+        </w:tc>
+      </w:tr>
+      <w:tr>
+        <w:trPr>
+          <w:cantSplit/>
+        </w:trPr>
+        <w:tc>
+          <w:tcPr>
+            <w:tcW w:type="dxa" w:w="2437"/>
+            <w:tcBorders>
+              <w:top w:val="single" w:color="BFC9D6" w:sz="4"/>
+              <w:left w:val="single" w:color="BFC9D6" w:sz="4"/>
+              <w:bottom w:val="single" w:color="BFC9D6" w:sz="4"/>
+              <w:right w:val="single" w:color="BFC9D6" w:sz="4"/>
+            </w:tcBorders>
+            <w:shd w:fill="EEF3F8" w:color="auto" w:val="clear"/>
+            <w:tcMar>
+              <w:top w:type="dxa" w:w="60"/>
+              <w:left w:type="dxa" w:w="100"/>
+              <w:bottom w:type="dxa" w:w="60"/>
+              <w:right w:type="dxa" w:w="100"/>
+            </w:tcMar>
+            <w:vAlign w:val="center"/>
+          </w:tcPr>
+          <w:p>
+            <w:pPr>
+              <w:spacing w:after="30" w:before="30"/>
+              <w:jc w:val="left"/>
+            </w:pPr>
+            <w:r>
+              <w:rPr>
+                <w:rFonts w:ascii="Calibri" w:cs="Calibri" w:eastAsia="Calibri" w:hAnsi="Calibri"/>
+                <w:b/>
+                <w:bCs/>
+                <w:sz w:val="16"/>
+                <w:szCs w:val="16"/>
+              </w:rPr>
+              <w:t xml:space="preserve">heslb_disbursements</w:t>
+            </w:r>
+          </w:p>
+        </w:tc>
+        <w:tc>
+          <w:tcPr>
+            <w:tcW w:type="dxa" w:w="5415"/>
+            <w:tcBorders>
+              <w:top w:val="single" w:color="BFC9D6" w:sz="4"/>
+              <w:left w:val="single" w:color="BFC9D6" w:sz="4"/>
+              <w:bottom w:val="single" w:color="BFC9D6" w:sz="4"/>
+              <w:right w:val="single" w:color="BFC9D6" w:sz="4"/>
+            </w:tcBorders>
+            <w:shd w:fill="EEF3F8" w:color="auto" w:val="clear"/>
+            <w:tcMar>
+              <w:top w:type="dxa" w:w="60"/>
+              <w:left w:type="dxa" w:w="100"/>
+              <w:bottom w:type="dxa" w:w="60"/>
+              <w:right w:type="dxa" w:w="100"/>
+            </w:tcMar>
+            <w:vAlign w:val="center"/>
+          </w:tcPr>
+          <w:p>
+            <w:pPr>
+              <w:spacing w:after="30" w:before="30"/>
+              <w:jc w:val="left"/>
+            </w:pPr>
+            <w:r>
+              <w:rPr>
+                <w:rFonts w:ascii="Calibri" w:cs="Calibri" w:eastAsia="Calibri" w:hAnsi="Calibri"/>
+                <w:sz w:val="16"/>
+                <w:szCs w:val="16"/>
+              </w:rPr>
+              <w:t xml:space="preserve">Money HESLB reports it has paid, recorded against the HESLB sponsor invoice.</w:t>
+            </w:r>
+          </w:p>
+        </w:tc>
+        <w:tc>
+          <w:tcPr>
+            <w:tcW w:type="dxa" w:w="1174"/>
+            <w:tcBorders>
+              <w:top w:val="single" w:color="BFC9D6" w:sz="4"/>
+              <w:left w:val="single" w:color="BFC9D6" w:sz="4"/>
+              <w:bottom w:val="single" w:color="BFC9D6" w:sz="4"/>
+              <w:right w:val="single" w:color="BFC9D6" w:sz="4"/>
+            </w:tcBorders>
+            <w:shd w:fill="EEF3F8" w:color="auto" w:val="clear"/>
+            <w:tcMar>
+              <w:top w:type="dxa" w:w="60"/>
+              <w:left w:type="dxa" w:w="100"/>
+              <w:bottom w:type="dxa" w:w="60"/>
+              <w:right w:type="dxa" w:w="100"/>
+            </w:tcMar>
+            <w:vAlign w:val="center"/>
+          </w:tcPr>
+          <w:p>
+            <w:pPr>
+              <w:spacing w:after="30" w:before="30"/>
+              <w:jc w:val="left"/>
+            </w:pPr>
+            <w:r>
+              <w:rPr>
+                <w:rFonts w:ascii="Calibri" w:cs="Calibri" w:eastAsia="Calibri" w:hAnsi="Calibri"/>
+                <w:sz w:val="16"/>
+                <w:szCs w:val="16"/>
+              </w:rPr>
+              <w:t xml:space="preserve">V48</w:t>
+            </w:r>
+          </w:p>
+        </w:tc>
+      </w:tr>
+      <w:tr>
+        <w:trPr>
+          <w:cantSplit/>
+        </w:trPr>
+        <w:tc>
+          <w:tcPr>
+            <w:tcW w:type="dxa" w:w="2437"/>
+            <w:tcBorders>
+              <w:top w:val="single" w:color="BFC9D6" w:sz="4"/>
+              <w:left w:val="single" w:color="BFC9D6" w:sz="4"/>
+              <w:bottom w:val="single" w:color="BFC9D6" w:sz="4"/>
+              <w:right w:val="single" w:color="BFC9D6" w:sz="4"/>
+            </w:tcBorders>
+            <w:shd w:fill="EEF3F8" w:color="auto" w:val="clear"/>
+            <w:tcMar>
+              <w:top w:type="dxa" w:w="60"/>
+              <w:left w:type="dxa" w:w="100"/>
+              <w:bottom w:type="dxa" w:w="60"/>
+              <w:right w:type="dxa" w:w="100"/>
+            </w:tcMar>
+            <w:vAlign w:val="center"/>
+          </w:tcPr>
+          <w:p>
+            <w:pPr>
+              <w:spacing w:after="30" w:before="30"/>
+              <w:jc w:val="left"/>
+            </w:pPr>
+            <w:r>
+              <w:rPr>
+                <w:rFonts w:ascii="Calibri" w:cs="Calibri" w:eastAsia="Calibri" w:hAnsi="Calibri"/>
+                <w:b/>
+                <w:bCs/>
+                <w:sz w:val="16"/>
+                <w:szCs w:val="16"/>
+              </w:rPr>
+              <w:t xml:space="preserve">muse_postings</w:t>
+            </w:r>
+          </w:p>
+        </w:tc>
+        <w:tc>
+          <w:tcPr>
+            <w:tcW w:type="dxa" w:w="5415"/>
+            <w:tcBorders>
+              <w:top w:val="single" w:color="BFC9D6" w:sz="4"/>
+              <w:left w:val="single" w:color="BFC9D6" w:sz="4"/>
+              <w:bottom w:val="single" w:color="BFC9D6" w:sz="4"/>
+              <w:right w:val="single" w:color="BFC9D6" w:sz="4"/>
+            </w:tcBorders>
+            <w:shd w:fill="EEF3F8" w:color="auto" w:val="clear"/>
+            <w:tcMar>
+              <w:top w:type="dxa" w:w="60"/>
+              <w:left w:type="dxa" w:w="100"/>
+              <w:bottom w:type="dxa" w:w="60"/>
+              <w:right w:type="dxa" w:w="100"/>
+            </w:tcMar>
+            <w:vAlign w:val="center"/>
+          </w:tcPr>
+          <w:p>
+            <w:pPr>
+              <w:spacing w:after="30" w:before="30"/>
+              <w:jc w:val="left"/>
+            </w:pPr>
+            <w:r>
+              <w:rPr>
+                <w:rFonts w:ascii="Calibri" w:cs="Calibri" w:eastAsia="Calibri" w:hAnsi="Calibri"/>
+                <w:sz w:val="16"/>
+                <w:szCs w:val="16"/>
+              </w:rPr>
+              <w:t xml:space="preserve">Summarised fee postings sent to MUSE, one per period; periods never overlap.</w:t>
+            </w:r>
+          </w:p>
+        </w:tc>
+        <w:tc>
+          <w:tcPr>
+            <w:tcW w:type="dxa" w:w="1174"/>
+            <w:tcBorders>
+              <w:top w:val="single" w:color="BFC9D6" w:sz="4"/>
+              <w:left w:val="single" w:color="BFC9D6" w:sz="4"/>
+              <w:bottom w:val="single" w:color="BFC9D6" w:sz="4"/>
+              <w:right w:val="single" w:color="BFC9D6" w:sz="4"/>
+            </w:tcBorders>
+            <w:shd w:fill="EEF3F8" w:color="auto" w:val="clear"/>
+            <w:tcMar>
+              <w:top w:type="dxa" w:w="60"/>
+              <w:left w:type="dxa" w:w="100"/>
+              <w:bottom w:type="dxa" w:w="60"/>
+              <w:right w:type="dxa" w:w="100"/>
+            </w:tcMar>
+            <w:vAlign w:val="center"/>
+          </w:tcPr>
+          <w:p>
+            <w:pPr>
+              <w:spacing w:after="30" w:before="30"/>
+              <w:jc w:val="left"/>
+            </w:pPr>
+            <w:r>
+              <w:rPr>
+                <w:rFonts w:ascii="Calibri" w:cs="Calibri" w:eastAsia="Calibri" w:hAnsi="Calibri"/>
+                <w:sz w:val="16"/>
+                <w:szCs w:val="16"/>
+              </w:rPr>
+              <w:t xml:space="preserve">V48</w:t>
+            </w:r>
+          </w:p>
+        </w:tc>
+      </w:tr>
     </w:tbl>
     <w:p>
       <w:pPr>
@@ -37448,6 +40608,109 @@
                 <w:szCs w:val="16"/>
               </w:rPr>
               <w:t xml:space="preserve">V20</w:t>
+            </w:r>
+          </w:p>
+        </w:tc>
+      </w:tr>
+      <w:tr>
+        <w:trPr>
+          <w:cantSplit/>
+        </w:trPr>
+        <w:tc>
+          <w:tcPr>
+            <w:tcW w:type="dxa" w:w="2437"/>
+            <w:tcBorders>
+              <w:top w:val="single" w:color="BFC9D6" w:sz="4"/>
+              <w:left w:val="single" w:color="BFC9D6" w:sz="4"/>
+              <w:bottom w:val="single" w:color="BFC9D6" w:sz="4"/>
+              <w:right w:val="single" w:color="BFC9D6" w:sz="4"/>
+            </w:tcBorders>
+            <w:tcMar>
+              <w:top w:type="dxa" w:w="60"/>
+              <w:left w:type="dxa" w:w="100"/>
+              <w:bottom w:type="dxa" w:w="60"/>
+              <w:right w:type="dxa" w:w="100"/>
+            </w:tcMar>
+            <w:vAlign w:val="center"/>
+          </w:tcPr>
+          <w:p>
+            <w:pPr>
+              <w:spacing w:after="30" w:before="30"/>
+              <w:jc w:val="left"/>
+            </w:pPr>
+            <w:r>
+              <w:rPr>
+                <w:rFonts w:ascii="Calibri" w:cs="Calibri" w:eastAsia="Calibri" w:hAnsi="Calibri"/>
+                <w:b/>
+                <w:bCs/>
+                <w:sz w:val="16"/>
+                <w:szCs w:val="16"/>
+              </w:rPr>
+              <w:t xml:space="preserve">ipt_assessment_links</w:t>
+            </w:r>
+          </w:p>
+        </w:tc>
+        <w:tc>
+          <w:tcPr>
+            <w:tcW w:type="dxa" w:w="5415"/>
+            <w:tcBorders>
+              <w:top w:val="single" w:color="BFC9D6" w:sz="4"/>
+              <w:left w:val="single" w:color="BFC9D6" w:sz="4"/>
+              <w:bottom w:val="single" w:color="BFC9D6" w:sz="4"/>
+              <w:right w:val="single" w:color="BFC9D6" w:sz="4"/>
+            </w:tcBorders>
+            <w:tcMar>
+              <w:top w:type="dxa" w:w="60"/>
+              <w:left w:type="dxa" w:w="100"/>
+              <w:bottom w:type="dxa" w:w="60"/>
+              <w:right w:type="dxa" w:w="100"/>
+            </w:tcMar>
+            <w:vAlign w:val="center"/>
+          </w:tcPr>
+          <w:p>
+            <w:pPr>
+              <w:spacing w:after="30" w:before="30"/>
+              <w:jc w:val="left"/>
+            </w:pPr>
+            <w:r>
+              <w:rPr>
+                <w:rFonts w:ascii="Calibri" w:cs="Calibri" w:eastAsia="Calibri" w:hAnsi="Calibri"/>
+                <w:sz w:val="16"/>
+                <w:szCs w:val="16"/>
+              </w:rPr>
+              <w:t xml:space="preserve">Personal links (stored as a hash) through which a workplace supervisor rates a student, with expiry.</w:t>
+            </w:r>
+          </w:p>
+        </w:tc>
+        <w:tc>
+          <w:tcPr>
+            <w:tcW w:type="dxa" w:w="1174"/>
+            <w:tcBorders>
+              <w:top w:val="single" w:color="BFC9D6" w:sz="4"/>
+              <w:left w:val="single" w:color="BFC9D6" w:sz="4"/>
+              <w:bottom w:val="single" w:color="BFC9D6" w:sz="4"/>
+              <w:right w:val="single" w:color="BFC9D6" w:sz="4"/>
+            </w:tcBorders>
+            <w:tcMar>
+              <w:top w:type="dxa" w:w="60"/>
+              <w:left w:type="dxa" w:w="100"/>
+              <w:bottom w:type="dxa" w:w="60"/>
+              <w:right w:type="dxa" w:w="100"/>
+            </w:tcMar>
+            <w:vAlign w:val="center"/>
+          </w:tcPr>
+          <w:p>
+            <w:pPr>
+              <w:spacing w:after="30" w:before="30"/>
+              <w:jc w:val="left"/>
+            </w:pPr>
+            <w:r>
+              <w:rPr>
+                <w:rFonts w:ascii="Calibri" w:cs="Calibri" w:eastAsia="Calibri" w:hAnsi="Calibri"/>
+                <w:sz w:val="16"/>
+                <w:szCs w:val="16"/>
+              </w:rPr>
+              <w:t xml:space="preserve">V47</w:t>
             </w:r>
           </w:p>
         </w:tc>
@@ -38228,6 +41491,418 @@
           </w:p>
         </w:tc>
       </w:tr>
+      <w:tr>
+        <w:trPr>
+          <w:cantSplit/>
+        </w:trPr>
+        <w:tc>
+          <w:tcPr>
+            <w:tcW w:type="dxa" w:w="2437"/>
+            <w:tcBorders>
+              <w:top w:val="single" w:color="BFC9D6" w:sz="4"/>
+              <w:left w:val="single" w:color="BFC9D6" w:sz="4"/>
+              <w:bottom w:val="single" w:color="BFC9D6" w:sz="4"/>
+              <w:right w:val="single" w:color="BFC9D6" w:sz="4"/>
+            </w:tcBorders>
+            <w:tcMar>
+              <w:top w:type="dxa" w:w="60"/>
+              <w:left w:type="dxa" w:w="100"/>
+              <w:bottom w:type="dxa" w:w="60"/>
+              <w:right w:type="dxa" w:w="100"/>
+            </w:tcMar>
+            <w:vAlign w:val="center"/>
+          </w:tcPr>
+          <w:p>
+            <w:pPr>
+              <w:spacing w:after="30" w:before="30"/>
+              <w:jc w:val="left"/>
+            </w:pPr>
+            <w:r>
+              <w:rPr>
+                <w:rFonts w:ascii="Calibri" w:cs="Calibri" w:eastAsia="Calibri" w:hAnsi="Calibri"/>
+                <w:b/>
+                <w:bCs/>
+                <w:sz w:val="16"/>
+                <w:szCs w:val="16"/>
+              </w:rPr>
+              <w:t xml:space="preserve">alumni_profiles</w:t>
+            </w:r>
+          </w:p>
+        </w:tc>
+        <w:tc>
+          <w:tcPr>
+            <w:tcW w:type="dxa" w:w="5415"/>
+            <w:tcBorders>
+              <w:top w:val="single" w:color="BFC9D6" w:sz="4"/>
+              <w:left w:val="single" w:color="BFC9D6" w:sz="4"/>
+              <w:bottom w:val="single" w:color="BFC9D6" w:sz="4"/>
+              <w:right w:val="single" w:color="BFC9D6" w:sz="4"/>
+            </w:tcBorders>
+            <w:tcMar>
+              <w:top w:type="dxa" w:w="60"/>
+              <w:left w:type="dxa" w:w="100"/>
+              <w:bottom w:type="dxa" w:w="60"/>
+              <w:right w:type="dxa" w:w="100"/>
+            </w:tcMar>
+            <w:vAlign w:val="center"/>
+          </w:tcPr>
+          <w:p>
+            <w:pPr>
+              <w:spacing w:after="30" w:before="30"/>
+              <w:jc w:val="left"/>
+            </w:pPr>
+            <w:r>
+              <w:rPr>
+                <w:rFonts w:ascii="Calibri" w:cs="Calibri" w:eastAsia="Calibri" w:hAnsi="Calibri"/>
+                <w:sz w:val="16"/>
+                <w:szCs w:val="16"/>
+              </w:rPr>
+              <w:t xml:space="preserve">What the institution knows about each graduate now: contacts, employment, employer, sector, consent to contact.</w:t>
+            </w:r>
+          </w:p>
+        </w:tc>
+        <w:tc>
+          <w:tcPr>
+            <w:tcW w:type="dxa" w:w="1174"/>
+            <w:tcBorders>
+              <w:top w:val="single" w:color="BFC9D6" w:sz="4"/>
+              <w:left w:val="single" w:color="BFC9D6" w:sz="4"/>
+              <w:bottom w:val="single" w:color="BFC9D6" w:sz="4"/>
+              <w:right w:val="single" w:color="BFC9D6" w:sz="4"/>
+            </w:tcBorders>
+            <w:tcMar>
+              <w:top w:type="dxa" w:w="60"/>
+              <w:left w:type="dxa" w:w="100"/>
+              <w:bottom w:type="dxa" w:w="60"/>
+              <w:right w:type="dxa" w:w="100"/>
+            </w:tcMar>
+            <w:vAlign w:val="center"/>
+          </w:tcPr>
+          <w:p>
+            <w:pPr>
+              <w:spacing w:after="30" w:before="30"/>
+              <w:jc w:val="left"/>
+            </w:pPr>
+            <w:r>
+              <w:rPr>
+                <w:rFonts w:ascii="Calibri" w:cs="Calibri" w:eastAsia="Calibri" w:hAnsi="Calibri"/>
+                <w:sz w:val="16"/>
+                <w:szCs w:val="16"/>
+              </w:rPr>
+              <w:t xml:space="preserve">V47</w:t>
+            </w:r>
+          </w:p>
+        </w:tc>
+      </w:tr>
+      <w:tr>
+        <w:trPr>
+          <w:cantSplit/>
+        </w:trPr>
+        <w:tc>
+          <w:tcPr>
+            <w:tcW w:type="dxa" w:w="2437"/>
+            <w:tcBorders>
+              <w:top w:val="single" w:color="BFC9D6" w:sz="4"/>
+              <w:left w:val="single" w:color="BFC9D6" w:sz="4"/>
+              <w:bottom w:val="single" w:color="BFC9D6" w:sz="4"/>
+              <w:right w:val="single" w:color="BFC9D6" w:sz="4"/>
+            </w:tcBorders>
+            <w:tcMar>
+              <w:top w:type="dxa" w:w="60"/>
+              <w:left w:type="dxa" w:w="100"/>
+              <w:bottom w:type="dxa" w:w="60"/>
+              <w:right w:type="dxa" w:w="100"/>
+            </w:tcMar>
+            <w:vAlign w:val="center"/>
+          </w:tcPr>
+          <w:p>
+            <w:pPr>
+              <w:spacing w:after="30" w:before="30"/>
+              <w:jc w:val="left"/>
+            </w:pPr>
+            <w:r>
+              <w:rPr>
+                <w:rFonts w:ascii="Calibri" w:cs="Calibri" w:eastAsia="Calibri" w:hAnsi="Calibri"/>
+                <w:b/>
+                <w:bCs/>
+                <w:sz w:val="16"/>
+                <w:szCs w:val="16"/>
+              </w:rPr>
+              <w:t xml:space="preserve">tracer_surveys</w:t>
+            </w:r>
+          </w:p>
+        </w:tc>
+        <w:tc>
+          <w:tcPr>
+            <w:tcW w:type="dxa" w:w="5415"/>
+            <w:tcBorders>
+              <w:top w:val="single" w:color="BFC9D6" w:sz="4"/>
+              <w:left w:val="single" w:color="BFC9D6" w:sz="4"/>
+              <w:bottom w:val="single" w:color="BFC9D6" w:sz="4"/>
+              <w:right w:val="single" w:color="BFC9D6" w:sz="4"/>
+            </w:tcBorders>
+            <w:tcMar>
+              <w:top w:type="dxa" w:w="60"/>
+              <w:left w:type="dxa" w:w="100"/>
+              <w:bottom w:type="dxa" w:w="60"/>
+              <w:right w:type="dxa" w:w="100"/>
+            </w:tcMar>
+            <w:vAlign w:val="center"/>
+          </w:tcPr>
+          <w:p>
+            <w:pPr>
+              <w:spacing w:after="30" w:before="30"/>
+              <w:jc w:val="left"/>
+            </w:pPr>
+            <w:r>
+              <w:rPr>
+                <w:rFonts w:ascii="Calibri" w:cs="Calibri" w:eastAsia="Calibri" w:hAnsi="Calibri"/>
+                <w:sz w:val="16"/>
+                <w:szCs w:val="16"/>
+              </w:rPr>
+              <w:t xml:space="preserve">Tracer surveys for a graduation or programme, with questions and opening and closing.</w:t>
+            </w:r>
+          </w:p>
+        </w:tc>
+        <w:tc>
+          <w:tcPr>
+            <w:tcW w:type="dxa" w:w="1174"/>
+            <w:tcBorders>
+              <w:top w:val="single" w:color="BFC9D6" w:sz="4"/>
+              <w:left w:val="single" w:color="BFC9D6" w:sz="4"/>
+              <w:bottom w:val="single" w:color="BFC9D6" w:sz="4"/>
+              <w:right w:val="single" w:color="BFC9D6" w:sz="4"/>
+            </w:tcBorders>
+            <w:tcMar>
+              <w:top w:type="dxa" w:w="60"/>
+              <w:left w:type="dxa" w:w="100"/>
+              <w:bottom w:type="dxa" w:w="60"/>
+              <w:right w:type="dxa" w:w="100"/>
+            </w:tcMar>
+            <w:vAlign w:val="center"/>
+          </w:tcPr>
+          <w:p>
+            <w:pPr>
+              <w:spacing w:after="30" w:before="30"/>
+              <w:jc w:val="left"/>
+            </w:pPr>
+            <w:r>
+              <w:rPr>
+                <w:rFonts w:ascii="Calibri" w:cs="Calibri" w:eastAsia="Calibri" w:hAnsi="Calibri"/>
+                <w:sz w:val="16"/>
+                <w:szCs w:val="16"/>
+              </w:rPr>
+              <w:t xml:space="preserve">V47</w:t>
+            </w:r>
+          </w:p>
+        </w:tc>
+      </w:tr>
+      <w:tr>
+        <w:trPr>
+          <w:cantSplit/>
+        </w:trPr>
+        <w:tc>
+          <w:tcPr>
+            <w:tcW w:type="dxa" w:w="2437"/>
+            <w:tcBorders>
+              <w:top w:val="single" w:color="BFC9D6" w:sz="4"/>
+              <w:left w:val="single" w:color="BFC9D6" w:sz="4"/>
+              <w:bottom w:val="single" w:color="BFC9D6" w:sz="4"/>
+              <w:right w:val="single" w:color="BFC9D6" w:sz="4"/>
+            </w:tcBorders>
+            <w:tcMar>
+              <w:top w:type="dxa" w:w="60"/>
+              <w:left w:type="dxa" w:w="100"/>
+              <w:bottom w:type="dxa" w:w="60"/>
+              <w:right w:type="dxa" w:w="100"/>
+            </w:tcMar>
+            <w:vAlign w:val="center"/>
+          </w:tcPr>
+          <w:p>
+            <w:pPr>
+              <w:spacing w:after="30" w:before="30"/>
+              <w:jc w:val="left"/>
+            </w:pPr>
+            <w:r>
+              <w:rPr>
+                <w:rFonts w:ascii="Calibri" w:cs="Calibri" w:eastAsia="Calibri" w:hAnsi="Calibri"/>
+                <w:b/>
+                <w:bCs/>
+                <w:sz w:val="16"/>
+                <w:szCs w:val="16"/>
+              </w:rPr>
+              <w:t xml:space="preserve">tracer_invitations</w:t>
+            </w:r>
+          </w:p>
+        </w:tc>
+        <w:tc>
+          <w:tcPr>
+            <w:tcW w:type="dxa" w:w="5415"/>
+            <w:tcBorders>
+              <w:top w:val="single" w:color="BFC9D6" w:sz="4"/>
+              <w:left w:val="single" w:color="BFC9D6" w:sz="4"/>
+              <w:bottom w:val="single" w:color="BFC9D6" w:sz="4"/>
+              <w:right w:val="single" w:color="BFC9D6" w:sz="4"/>
+            </w:tcBorders>
+            <w:tcMar>
+              <w:top w:type="dxa" w:w="60"/>
+              <w:left w:type="dxa" w:w="100"/>
+              <w:bottom w:type="dxa" w:w="60"/>
+              <w:right w:type="dxa" w:w="100"/>
+            </w:tcMar>
+            <w:vAlign w:val="center"/>
+          </w:tcPr>
+          <w:p>
+            <w:pPr>
+              <w:spacing w:after="30" w:before="30"/>
+              <w:jc w:val="left"/>
+            </w:pPr>
+            <w:r>
+              <w:rPr>
+                <w:rFonts w:ascii="Calibri" w:cs="Calibri" w:eastAsia="Calibri" w:hAnsi="Calibri"/>
+                <w:sz w:val="16"/>
+                <w:szCs w:val="16"/>
+              </w:rPr>
+              <w:t xml:space="preserve">Survey links sent to graduates by SMS, with reminders and response time.</w:t>
+            </w:r>
+          </w:p>
+        </w:tc>
+        <w:tc>
+          <w:tcPr>
+            <w:tcW w:type="dxa" w:w="1174"/>
+            <w:tcBorders>
+              <w:top w:val="single" w:color="BFC9D6" w:sz="4"/>
+              <w:left w:val="single" w:color="BFC9D6" w:sz="4"/>
+              <w:bottom w:val="single" w:color="BFC9D6" w:sz="4"/>
+              <w:right w:val="single" w:color="BFC9D6" w:sz="4"/>
+            </w:tcBorders>
+            <w:tcMar>
+              <w:top w:type="dxa" w:w="60"/>
+              <w:left w:type="dxa" w:w="100"/>
+              <w:bottom w:type="dxa" w:w="60"/>
+              <w:right w:type="dxa" w:w="100"/>
+            </w:tcMar>
+            <w:vAlign w:val="center"/>
+          </w:tcPr>
+          <w:p>
+            <w:pPr>
+              <w:spacing w:after="30" w:before="30"/>
+              <w:jc w:val="left"/>
+            </w:pPr>
+            <w:r>
+              <w:rPr>
+                <w:rFonts w:ascii="Calibri" w:cs="Calibri" w:eastAsia="Calibri" w:hAnsi="Calibri"/>
+                <w:sz w:val="16"/>
+                <w:szCs w:val="16"/>
+              </w:rPr>
+              <w:t xml:space="preserve">V47</w:t>
+            </w:r>
+          </w:p>
+        </w:tc>
+      </w:tr>
+      <w:tr>
+        <w:trPr>
+          <w:cantSplit/>
+        </w:trPr>
+        <w:tc>
+          <w:tcPr>
+            <w:tcW w:type="dxa" w:w="2437"/>
+            <w:tcBorders>
+              <w:top w:val="single" w:color="BFC9D6" w:sz="4"/>
+              <w:left w:val="single" w:color="BFC9D6" w:sz="4"/>
+              <w:bottom w:val="single" w:color="BFC9D6" w:sz="4"/>
+              <w:right w:val="single" w:color="BFC9D6" w:sz="4"/>
+            </w:tcBorders>
+            <w:tcMar>
+              <w:top w:type="dxa" w:w="60"/>
+              <w:left w:type="dxa" w:w="100"/>
+              <w:bottom w:type="dxa" w:w="60"/>
+              <w:right w:type="dxa" w:w="100"/>
+            </w:tcMar>
+            <w:vAlign w:val="center"/>
+          </w:tcPr>
+          <w:p>
+            <w:pPr>
+              <w:spacing w:after="30" w:before="30"/>
+              <w:jc w:val="left"/>
+            </w:pPr>
+            <w:r>
+              <w:rPr>
+                <w:rFonts w:ascii="Calibri" w:cs="Calibri" w:eastAsia="Calibri" w:hAnsi="Calibri"/>
+                <w:b/>
+                <w:bCs/>
+                <w:sz w:val="16"/>
+                <w:szCs w:val="16"/>
+              </w:rPr>
+              <w:t xml:space="preserve">tracer_responses</w:t>
+            </w:r>
+          </w:p>
+        </w:tc>
+        <w:tc>
+          <w:tcPr>
+            <w:tcW w:type="dxa" w:w="5415"/>
+            <w:tcBorders>
+              <w:top w:val="single" w:color="BFC9D6" w:sz="4"/>
+              <w:left w:val="single" w:color="BFC9D6" w:sz="4"/>
+              <w:bottom w:val="single" w:color="BFC9D6" w:sz="4"/>
+              <w:right w:val="single" w:color="BFC9D6" w:sz="4"/>
+            </w:tcBorders>
+            <w:tcMar>
+              <w:top w:type="dxa" w:w="60"/>
+              <w:left w:type="dxa" w:w="100"/>
+              <w:bottom w:type="dxa" w:w="60"/>
+              <w:right w:type="dxa" w:w="100"/>
+            </w:tcMar>
+            <w:vAlign w:val="center"/>
+          </w:tcPr>
+          <w:p>
+            <w:pPr>
+              <w:spacing w:after="30" w:before="30"/>
+              <w:jc w:val="left"/>
+            </w:pPr>
+            <w:r>
+              <w:rPr>
+                <w:rFonts w:ascii="Calibri" w:cs="Calibri" w:eastAsia="Calibri" w:hAnsi="Calibri"/>
+                <w:sz w:val="16"/>
+                <w:szCs w:val="16"/>
+              </w:rPr>
+              <w:t xml:space="preserve">Graduates' answers to a tracer survey.</w:t>
+            </w:r>
+          </w:p>
+        </w:tc>
+        <w:tc>
+          <w:tcPr>
+            <w:tcW w:type="dxa" w:w="1174"/>
+            <w:tcBorders>
+              <w:top w:val="single" w:color="BFC9D6" w:sz="4"/>
+              <w:left w:val="single" w:color="BFC9D6" w:sz="4"/>
+              <w:bottom w:val="single" w:color="BFC9D6" w:sz="4"/>
+              <w:right w:val="single" w:color="BFC9D6" w:sz="4"/>
+            </w:tcBorders>
+            <w:tcMar>
+              <w:top w:type="dxa" w:w="60"/>
+              <w:left w:type="dxa" w:w="100"/>
+              <w:bottom w:type="dxa" w:w="60"/>
+              <w:right w:type="dxa" w:w="100"/>
+            </w:tcMar>
+            <w:vAlign w:val="center"/>
+          </w:tcPr>
+          <w:p>
+            <w:pPr>
+              <w:spacing w:after="30" w:before="30"/>
+              <w:jc w:val="left"/>
+            </w:pPr>
+            <w:r>
+              <w:rPr>
+                <w:rFonts w:ascii="Calibri" w:cs="Calibri" w:eastAsia="Calibri" w:hAnsi="Calibri"/>
+                <w:sz w:val="16"/>
+                <w:szCs w:val="16"/>
+              </w:rPr>
+              <w:t xml:space="preserve">V47</w:t>
+            </w:r>
+          </w:p>
+        </w:tc>
+      </w:tr>
     </w:tbl>
     <w:p>
       <w:pPr>
@@ -39106,6 +42781,324 @@
                 <w:szCs w:val="16"/>
               </w:rPr>
               <w:t xml:space="preserve">V12</w:t>
+            </w:r>
+          </w:p>
+        </w:tc>
+      </w:tr>
+      <w:tr>
+        <w:trPr>
+          <w:cantSplit/>
+        </w:trPr>
+        <w:tc>
+          <w:tcPr>
+            <w:tcW w:type="dxa" w:w="2437"/>
+            <w:tcBorders>
+              <w:top w:val="single" w:color="BFC9D6" w:sz="4"/>
+              <w:left w:val="single" w:color="BFC9D6" w:sz="4"/>
+              <w:bottom w:val="single" w:color="BFC9D6" w:sz="4"/>
+              <w:right w:val="single" w:color="BFC9D6" w:sz="4"/>
+            </w:tcBorders>
+            <w:shd w:fill="EEF3F8" w:color="auto" w:val="clear"/>
+            <w:tcMar>
+              <w:top w:type="dxa" w:w="60"/>
+              <w:left w:type="dxa" w:w="100"/>
+              <w:bottom w:type="dxa" w:w="60"/>
+              <w:right w:type="dxa" w:w="100"/>
+            </w:tcMar>
+            <w:vAlign w:val="center"/>
+          </w:tcPr>
+          <w:p>
+            <w:pPr>
+              <w:spacing w:after="30" w:before="30"/>
+              <w:jc w:val="left"/>
+            </w:pPr>
+            <w:r>
+              <w:rPr>
+                <w:rFonts w:ascii="Calibri" w:cs="Calibri" w:eastAsia="Calibri" w:hAnsi="Calibri"/>
+                <w:b/>
+                <w:bCs/>
+                <w:sz w:val="16"/>
+                <w:szCs w:val="16"/>
+              </w:rPr>
+              <w:t xml:space="preserve">email_messages</w:t>
+            </w:r>
+          </w:p>
+        </w:tc>
+        <w:tc>
+          <w:tcPr>
+            <w:tcW w:type="dxa" w:w="5415"/>
+            <w:tcBorders>
+              <w:top w:val="single" w:color="BFC9D6" w:sz="4"/>
+              <w:left w:val="single" w:color="BFC9D6" w:sz="4"/>
+              <w:bottom w:val="single" w:color="BFC9D6" w:sz="4"/>
+              <w:right w:val="single" w:color="BFC9D6" w:sz="4"/>
+            </w:tcBorders>
+            <w:shd w:fill="EEF3F8" w:color="auto" w:val="clear"/>
+            <w:tcMar>
+              <w:top w:type="dxa" w:w="60"/>
+              <w:left w:type="dxa" w:w="100"/>
+              <w:bottom w:type="dxa" w:w="60"/>
+              <w:right w:type="dxa" w:w="100"/>
+            </w:tcMar>
+            <w:vAlign w:val="center"/>
+          </w:tcPr>
+          <w:p>
+            <w:pPr>
+              <w:spacing w:after="30" w:before="30"/>
+              <w:jc w:val="left"/>
+            </w:pPr>
+            <w:r>
+              <w:rPr>
+                <w:rFonts w:ascii="Calibri" w:cs="Calibri" w:eastAsia="Calibri" w:hAnsi="Calibri"/>
+                <w:sz w:val="16"/>
+                <w:szCs w:val="16"/>
+              </w:rPr>
+              <w:t xml:space="preserve">Email outbox: recipient, kind, subject, body, attachment, status, attempts.</w:t>
+            </w:r>
+          </w:p>
+        </w:tc>
+        <w:tc>
+          <w:tcPr>
+            <w:tcW w:type="dxa" w:w="1174"/>
+            <w:tcBorders>
+              <w:top w:val="single" w:color="BFC9D6" w:sz="4"/>
+              <w:left w:val="single" w:color="BFC9D6" w:sz="4"/>
+              <w:bottom w:val="single" w:color="BFC9D6" w:sz="4"/>
+              <w:right w:val="single" w:color="BFC9D6" w:sz="4"/>
+            </w:tcBorders>
+            <w:shd w:fill="EEF3F8" w:color="auto" w:val="clear"/>
+            <w:tcMar>
+              <w:top w:type="dxa" w:w="60"/>
+              <w:left w:type="dxa" w:w="100"/>
+              <w:bottom w:type="dxa" w:w="60"/>
+              <w:right w:type="dxa" w:w="100"/>
+            </w:tcMar>
+            <w:vAlign w:val="center"/>
+          </w:tcPr>
+          <w:p>
+            <w:pPr>
+              <w:spacing w:after="30" w:before="30"/>
+              <w:jc w:val="left"/>
+            </w:pPr>
+            <w:r>
+              <w:rPr>
+                <w:rFonts w:ascii="Calibri" w:cs="Calibri" w:eastAsia="Calibri" w:hAnsi="Calibri"/>
+                <w:sz w:val="16"/>
+                <w:szCs w:val="16"/>
+              </w:rPr>
+              <w:t xml:space="preserve">V42</w:t>
+            </w:r>
+          </w:p>
+        </w:tc>
+      </w:tr>
+      <w:tr>
+        <w:trPr>
+          <w:cantSplit/>
+        </w:trPr>
+        <w:tc>
+          <w:tcPr>
+            <w:tcW w:type="dxa" w:w="2437"/>
+            <w:tcBorders>
+              <w:top w:val="single" w:color="BFC9D6" w:sz="4"/>
+              <w:left w:val="single" w:color="BFC9D6" w:sz="4"/>
+              <w:bottom w:val="single" w:color="BFC9D6" w:sz="4"/>
+              <w:right w:val="single" w:color="BFC9D6" w:sz="4"/>
+            </w:tcBorders>
+            <w:shd w:fill="EEF3F8" w:color="auto" w:val="clear"/>
+            <w:tcMar>
+              <w:top w:type="dxa" w:w="60"/>
+              <w:left w:type="dxa" w:w="100"/>
+              <w:bottom w:type="dxa" w:w="60"/>
+              <w:right w:type="dxa" w:w="100"/>
+            </w:tcMar>
+            <w:vAlign w:val="center"/>
+          </w:tcPr>
+          <w:p>
+            <w:pPr>
+              <w:spacing w:after="30" w:before="30"/>
+              <w:jc w:val="left"/>
+            </w:pPr>
+            <w:r>
+              <w:rPr>
+                <w:rFonts w:ascii="Calibri" w:cs="Calibri" w:eastAsia="Calibri" w:hAnsi="Calibri"/>
+                <w:b/>
+                <w:bCs/>
+                <w:sz w:val="16"/>
+                <w:szCs w:val="16"/>
+              </w:rPr>
+              <w:t xml:space="preserve">email_verifications</w:t>
+            </w:r>
+          </w:p>
+        </w:tc>
+        <w:tc>
+          <w:tcPr>
+            <w:tcW w:type="dxa" w:w="5415"/>
+            <w:tcBorders>
+              <w:top w:val="single" w:color="BFC9D6" w:sz="4"/>
+              <w:left w:val="single" w:color="BFC9D6" w:sz="4"/>
+              <w:bottom w:val="single" w:color="BFC9D6" w:sz="4"/>
+              <w:right w:val="single" w:color="BFC9D6" w:sz="4"/>
+            </w:tcBorders>
+            <w:shd w:fill="EEF3F8" w:color="auto" w:val="clear"/>
+            <w:tcMar>
+              <w:top w:type="dxa" w:w="60"/>
+              <w:left w:type="dxa" w:w="100"/>
+              <w:bottom w:type="dxa" w:w="60"/>
+              <w:right w:type="dxa" w:w="100"/>
+            </w:tcMar>
+            <w:vAlign w:val="center"/>
+          </w:tcPr>
+          <w:p>
+            <w:pPr>
+              <w:spacing w:after="30" w:before="30"/>
+              <w:jc w:val="left"/>
+            </w:pPr>
+            <w:r>
+              <w:rPr>
+                <w:rFonts w:ascii="Calibri" w:cs="Calibri" w:eastAsia="Calibri" w:hAnsi="Calibri"/>
+                <w:sz w:val="16"/>
+                <w:szCs w:val="16"/>
+              </w:rPr>
+              <w:t xml:space="preserve">Codes (hashed) proving an email address belongs to the person.</w:t>
+            </w:r>
+          </w:p>
+        </w:tc>
+        <w:tc>
+          <w:tcPr>
+            <w:tcW w:type="dxa" w:w="1174"/>
+            <w:tcBorders>
+              <w:top w:val="single" w:color="BFC9D6" w:sz="4"/>
+              <w:left w:val="single" w:color="BFC9D6" w:sz="4"/>
+              <w:bottom w:val="single" w:color="BFC9D6" w:sz="4"/>
+              <w:right w:val="single" w:color="BFC9D6" w:sz="4"/>
+            </w:tcBorders>
+            <w:shd w:fill="EEF3F8" w:color="auto" w:val="clear"/>
+            <w:tcMar>
+              <w:top w:type="dxa" w:w="60"/>
+              <w:left w:type="dxa" w:w="100"/>
+              <w:bottom w:type="dxa" w:w="60"/>
+              <w:right w:type="dxa" w:w="100"/>
+            </w:tcMar>
+            <w:vAlign w:val="center"/>
+          </w:tcPr>
+          <w:p>
+            <w:pPr>
+              <w:spacing w:after="30" w:before="30"/>
+              <w:jc w:val="left"/>
+            </w:pPr>
+            <w:r>
+              <w:rPr>
+                <w:rFonts w:ascii="Calibri" w:cs="Calibri" w:eastAsia="Calibri" w:hAnsi="Calibri"/>
+                <w:sz w:val="16"/>
+                <w:szCs w:val="16"/>
+              </w:rPr>
+              <w:t xml:space="preserve">V42</w:t>
+            </w:r>
+          </w:p>
+        </w:tc>
+      </w:tr>
+      <w:tr>
+        <w:trPr>
+          <w:cantSplit/>
+        </w:trPr>
+        <w:tc>
+          <w:tcPr>
+            <w:tcW w:type="dxa" w:w="2437"/>
+            <w:tcBorders>
+              <w:top w:val="single" w:color="BFC9D6" w:sz="4"/>
+              <w:left w:val="single" w:color="BFC9D6" w:sz="4"/>
+              <w:bottom w:val="single" w:color="BFC9D6" w:sz="4"/>
+              <w:right w:val="single" w:color="BFC9D6" w:sz="4"/>
+            </w:tcBorders>
+            <w:shd w:fill="EEF3F8" w:color="auto" w:val="clear"/>
+            <w:tcMar>
+              <w:top w:type="dxa" w:w="60"/>
+              <w:left w:type="dxa" w:w="100"/>
+              <w:bottom w:type="dxa" w:w="60"/>
+              <w:right w:type="dxa" w:w="100"/>
+            </w:tcMar>
+            <w:vAlign w:val="center"/>
+          </w:tcPr>
+          <w:p>
+            <w:pPr>
+              <w:spacing w:after="30" w:before="30"/>
+              <w:jc w:val="left"/>
+            </w:pPr>
+            <w:r>
+              <w:rPr>
+                <w:rFonts w:ascii="Calibri" w:cs="Calibri" w:eastAsia="Calibri" w:hAnsi="Calibri"/>
+                <w:b/>
+                <w:bCs/>
+                <w:sz w:val="16"/>
+                <w:szCs w:val="16"/>
+              </w:rPr>
+              <w:t xml:space="preserve">report_schedules</w:t>
+            </w:r>
+          </w:p>
+        </w:tc>
+        <w:tc>
+          <w:tcPr>
+            <w:tcW w:type="dxa" w:w="5415"/>
+            <w:tcBorders>
+              <w:top w:val="single" w:color="BFC9D6" w:sz="4"/>
+              <w:left w:val="single" w:color="BFC9D6" w:sz="4"/>
+              <w:bottom w:val="single" w:color="BFC9D6" w:sz="4"/>
+              <w:right w:val="single" w:color="BFC9D6" w:sz="4"/>
+            </w:tcBorders>
+            <w:shd w:fill="EEF3F8" w:color="auto" w:val="clear"/>
+            <w:tcMar>
+              <w:top w:type="dxa" w:w="60"/>
+              <w:left w:type="dxa" w:w="100"/>
+              <w:bottom w:type="dxa" w:w="60"/>
+              <w:right w:type="dxa" w:w="100"/>
+            </w:tcMar>
+            <w:vAlign w:val="center"/>
+          </w:tcPr>
+          <w:p>
+            <w:pPr>
+              <w:spacing w:after="30" w:before="30"/>
+              <w:jc w:val="left"/>
+            </w:pPr>
+            <w:r>
+              <w:rPr>
+                <w:rFonts w:ascii="Calibri" w:cs="Calibri" w:eastAsia="Calibri" w:hAnsi="Calibri"/>
+                <w:sz w:val="16"/>
+                <w:szCs w:val="16"/>
+              </w:rPr>
+              <w:t xml:space="preserve">Reports emailed to staff on a schedule: filters, format, frequency, recipients, last run.</w:t>
+            </w:r>
+          </w:p>
+        </w:tc>
+        <w:tc>
+          <w:tcPr>
+            <w:tcW w:type="dxa" w:w="1174"/>
+            <w:tcBorders>
+              <w:top w:val="single" w:color="BFC9D6" w:sz="4"/>
+              <w:left w:val="single" w:color="BFC9D6" w:sz="4"/>
+              <w:bottom w:val="single" w:color="BFC9D6" w:sz="4"/>
+              <w:right w:val="single" w:color="BFC9D6" w:sz="4"/>
+            </w:tcBorders>
+            <w:shd w:fill="EEF3F8" w:color="auto" w:val="clear"/>
+            <w:tcMar>
+              <w:top w:type="dxa" w:w="60"/>
+              <w:left w:type="dxa" w:w="100"/>
+              <w:bottom w:type="dxa" w:w="60"/>
+              <w:right w:type="dxa" w:w="100"/>
+            </w:tcMar>
+            <w:vAlign w:val="center"/>
+          </w:tcPr>
+          <w:p>
+            <w:pPr>
+              <w:spacing w:after="30" w:before="30"/>
+              <w:jc w:val="left"/>
+            </w:pPr>
+            <w:r>
+              <w:rPr>
+                <w:rFonts w:ascii="Calibri" w:cs="Calibri" w:eastAsia="Calibri" w:hAnsi="Calibri"/>
+                <w:sz w:val="16"/>
+                <w:szCs w:val="16"/>
+              </w:rPr>
+              <w:t xml:space="preserve">V42</w:t>
             </w:r>
           </w:p>
         </w:tc>
@@ -40135,7 +44128,7 @@
                 <w:sz w:val="16"/>
                 <w:szCs w:val="16"/>
               </w:rPr>
-              <w:t xml:space="preserve">One draft and one approved structure per programme, year of study and academic year.</w:t>
+              <w:t xml:space="preserve">One draft and one approved structure per programme, year of study, academic year, intake and student category.</w:t>
             </w:r>
           </w:p>
         </w:tc>
@@ -40783,6 +44776,219 @@
                 <w:szCs w:val="16"/>
               </w:rPr>
               <w:t xml:space="preserve">Gateway references unique, so delivery reports are matched once.</w:t>
+            </w:r>
+          </w:p>
+        </w:tc>
+      </w:tr>
+      <w:tr>
+        <w:trPr>
+          <w:cantSplit/>
+        </w:trPr>
+        <w:tc>
+          <w:tcPr>
+            <w:tcW w:type="dxa" w:w="2888"/>
+            <w:tcBorders>
+              <w:top w:val="single" w:color="BFC9D6" w:sz="4"/>
+              <w:left w:val="single" w:color="BFC9D6" w:sz="4"/>
+              <w:bottom w:val="single" w:color="BFC9D6" w:sz="4"/>
+              <w:right w:val="single" w:color="BFC9D6" w:sz="4"/>
+            </w:tcBorders>
+            <w:tcMar>
+              <w:top w:type="dxa" w:w="60"/>
+              <w:left w:type="dxa" w:w="100"/>
+              <w:bottom w:type="dxa" w:w="60"/>
+              <w:right w:type="dxa" w:w="100"/>
+            </w:tcMar>
+            <w:vAlign w:val="center"/>
+          </w:tcPr>
+          <w:p>
+            <w:pPr>
+              <w:spacing w:after="30" w:before="30"/>
+              <w:jc w:val="left"/>
+            </w:pPr>
+            <w:r>
+              <w:rPr>
+                <w:rFonts w:ascii="Calibri" w:cs="Calibri" w:eastAsia="Calibri" w:hAnsi="Calibri"/>
+                <w:b/>
+                <w:bCs/>
+                <w:sz w:val="16"/>
+                <w:szCs w:val="16"/>
+              </w:rPr>
+              <w:t xml:space="preserve">campuses</w:t>
+            </w:r>
+          </w:p>
+        </w:tc>
+        <w:tc>
+          <w:tcPr>
+            <w:tcW w:type="dxa" w:w="6138"/>
+            <w:tcBorders>
+              <w:top w:val="single" w:color="BFC9D6" w:sz="4"/>
+              <w:left w:val="single" w:color="BFC9D6" w:sz="4"/>
+              <w:bottom w:val="single" w:color="BFC9D6" w:sz="4"/>
+              <w:right w:val="single" w:color="BFC9D6" w:sz="4"/>
+            </w:tcBorders>
+            <w:tcMar>
+              <w:top w:type="dxa" w:w="60"/>
+              <w:left w:type="dxa" w:w="100"/>
+              <w:bottom w:type="dxa" w:w="60"/>
+              <w:right w:type="dxa" w:w="100"/>
+            </w:tcMar>
+            <w:vAlign w:val="center"/>
+          </w:tcPr>
+          <w:p>
+            <w:pPr>
+              <w:spacing w:after="30" w:before="30"/>
+              <w:jc w:val="left"/>
+            </w:pPr>
+            <w:r>
+              <w:rPr>
+                <w:rFonts w:ascii="Calibri" w:cs="Calibri" w:eastAsia="Calibri" w:hAnsi="Calibri"/>
+                <w:sz w:val="16"/>
+                <w:szCs w:val="16"/>
+              </w:rPr>
+              <w:t xml:space="preserve">Exactly one main campus per institution.</w:t>
+            </w:r>
+          </w:p>
+        </w:tc>
+      </w:tr>
+      <w:tr>
+        <w:trPr>
+          <w:cantSplit/>
+        </w:trPr>
+        <w:tc>
+          <w:tcPr>
+            <w:tcW w:type="dxa" w:w="2888"/>
+            <w:tcBorders>
+              <w:top w:val="single" w:color="BFC9D6" w:sz="4"/>
+              <w:left w:val="single" w:color="BFC9D6" w:sz="4"/>
+              <w:bottom w:val="single" w:color="BFC9D6" w:sz="4"/>
+              <w:right w:val="single" w:color="BFC9D6" w:sz="4"/>
+            </w:tcBorders>
+            <w:tcMar>
+              <w:top w:type="dxa" w:w="60"/>
+              <w:left w:type="dxa" w:w="100"/>
+              <w:bottom w:type="dxa" w:w="60"/>
+              <w:right w:type="dxa" w:w="100"/>
+            </w:tcMar>
+            <w:vAlign w:val="center"/>
+          </w:tcPr>
+          <w:p>
+            <w:pPr>
+              <w:spacing w:after="30" w:before="30"/>
+              <w:jc w:val="left"/>
+            </w:pPr>
+            <w:r>
+              <w:rPr>
+                <w:rFonts w:ascii="Calibri" w:cs="Calibri" w:eastAsia="Calibri" w:hAnsi="Calibri"/>
+                <w:b/>
+                <w:bCs/>
+                <w:sz w:val="16"/>
+                <w:szCs w:val="16"/>
+              </w:rPr>
+              <w:t xml:space="preserve">student_transfers</w:t>
+            </w:r>
+          </w:p>
+        </w:tc>
+        <w:tc>
+          <w:tcPr>
+            <w:tcW w:type="dxa" w:w="6138"/>
+            <w:tcBorders>
+              <w:top w:val="single" w:color="BFC9D6" w:sz="4"/>
+              <w:left w:val="single" w:color="BFC9D6" w:sz="4"/>
+              <w:bottom w:val="single" w:color="BFC9D6" w:sz="4"/>
+              <w:right w:val="single" w:color="BFC9D6" w:sz="4"/>
+            </w:tcBorders>
+            <w:tcMar>
+              <w:top w:type="dxa" w:w="60"/>
+              <w:left w:type="dxa" w:w="100"/>
+              <w:bottom w:type="dxa" w:w="60"/>
+              <w:right w:type="dxa" w:w="100"/>
+            </w:tcMar>
+            <w:vAlign w:val="center"/>
+          </w:tcPr>
+          <w:p>
+            <w:pPr>
+              <w:spacing w:after="30" w:before="30"/>
+              <w:jc w:val="left"/>
+            </w:pPr>
+            <w:r>
+              <w:rPr>
+                <w:rFonts w:ascii="Calibri" w:cs="Calibri" w:eastAsia="Calibri" w:hAnsi="Calibri"/>
+                <w:sz w:val="16"/>
+                <w:szCs w:val="16"/>
+              </w:rPr>
+              <w:t xml:space="preserve">One open transfer request per student.</w:t>
+            </w:r>
+          </w:p>
+        </w:tc>
+      </w:tr>
+      <w:tr>
+        <w:trPr>
+          <w:cantSplit/>
+        </w:trPr>
+        <w:tc>
+          <w:tcPr>
+            <w:tcW w:type="dxa" w:w="2888"/>
+            <w:tcBorders>
+              <w:top w:val="single" w:color="BFC9D6" w:sz="4"/>
+              <w:left w:val="single" w:color="BFC9D6" w:sz="4"/>
+              <w:bottom w:val="single" w:color="BFC9D6" w:sz="4"/>
+              <w:right w:val="single" w:color="BFC9D6" w:sz="4"/>
+            </w:tcBorders>
+            <w:tcMar>
+              <w:top w:type="dxa" w:w="60"/>
+              <w:left w:type="dxa" w:w="100"/>
+              <w:bottom w:type="dxa" w:w="60"/>
+              <w:right w:type="dxa" w:w="100"/>
+            </w:tcMar>
+            <w:vAlign w:val="center"/>
+          </w:tcPr>
+          <w:p>
+            <w:pPr>
+              <w:spacing w:after="30" w:before="30"/>
+              <w:jc w:val="left"/>
+            </w:pPr>
+            <w:r>
+              <w:rPr>
+                <w:rFonts w:ascii="Calibri" w:cs="Calibri" w:eastAsia="Calibri" w:hAnsi="Calibri"/>
+                <w:b/>
+                <w:bCs/>
+                <w:sz w:val="16"/>
+                <w:szCs w:val="16"/>
+              </w:rPr>
+              <w:t xml:space="preserve">students</w:t>
+            </w:r>
+          </w:p>
+        </w:tc>
+        <w:tc>
+          <w:tcPr>
+            <w:tcW w:type="dxa" w:w="6138"/>
+            <w:tcBorders>
+              <w:top w:val="single" w:color="BFC9D6" w:sz="4"/>
+              <w:left w:val="single" w:color="BFC9D6" w:sz="4"/>
+              <w:bottom w:val="single" w:color="BFC9D6" w:sz="4"/>
+              <w:right w:val="single" w:color="BFC9D6" w:sz="4"/>
+            </w:tcBorders>
+            <w:tcMar>
+              <w:top w:type="dxa" w:w="60"/>
+              <w:left w:type="dxa" w:w="100"/>
+              <w:bottom w:type="dxa" w:w="60"/>
+              <w:right w:type="dxa" w:w="100"/>
+            </w:tcMar>
+            <w:vAlign w:val="center"/>
+          </w:tcPr>
+          <w:p>
+            <w:pPr>
+              <w:spacing w:after="30" w:before="30"/>
+              <w:jc w:val="left"/>
+            </w:pPr>
+            <w:r>
+              <w:rPr>
+                <w:rFonts w:ascii="Calibri" w:cs="Calibri" w:eastAsia="Calibri" w:hAnsi="Calibri"/>
+                <w:sz w:val="16"/>
+                <w:szCs w:val="16"/>
+              </w:rPr>
+              <w:t xml:space="preserve">A National Identification Number belongs to one student in an institution (matched by its hash).</w:t>
             </w:r>
           </w:p>
         </w:tc>
@@ -41775,6 +45981,574 @@
           </w:p>
         </w:tc>
       </w:tr>
+      <w:tr>
+        <w:trPr>
+          <w:cantSplit/>
+        </w:trPr>
+        <w:tc>
+          <w:tcPr>
+            <w:tcW w:type="dxa" w:w="2166"/>
+            <w:tcBorders>
+              <w:top w:val="single" w:color="BFC9D6" w:sz="4"/>
+              <w:left w:val="single" w:color="BFC9D6" w:sz="4"/>
+              <w:bottom w:val="single" w:color="BFC9D6" w:sz="4"/>
+              <w:right w:val="single" w:color="BFC9D6" w:sz="4"/>
+            </w:tcBorders>
+            <w:tcMar>
+              <w:top w:type="dxa" w:w="60"/>
+              <w:left w:type="dxa" w:w="100"/>
+              <w:bottom w:type="dxa" w:w="60"/>
+              <w:right w:type="dxa" w:w="100"/>
+            </w:tcMar>
+            <w:vAlign w:val="center"/>
+          </w:tcPr>
+          <w:p>
+            <w:pPr>
+              <w:spacing w:after="30" w:before="30"/>
+              <w:jc w:val="left"/>
+            </w:pPr>
+            <w:r>
+              <w:rPr>
+                <w:rFonts w:ascii="Calibri" w:cs="Calibri" w:eastAsia="Calibri" w:hAnsi="Calibri"/>
+                <w:b/>
+                <w:bCs/>
+                <w:sz w:val="16"/>
+                <w:szCs w:val="16"/>
+              </w:rPr>
+              <w:t xml:space="preserve">Programme or campus transfer</w:t>
+            </w:r>
+          </w:p>
+        </w:tc>
+        <w:tc>
+          <w:tcPr>
+            <w:tcW w:type="dxa" w:w="6860"/>
+            <w:tcBorders>
+              <w:top w:val="single" w:color="BFC9D6" w:sz="4"/>
+              <w:left w:val="single" w:color="BFC9D6" w:sz="4"/>
+              <w:bottom w:val="single" w:color="BFC9D6" w:sz="4"/>
+              <w:right w:val="single" w:color="BFC9D6" w:sz="4"/>
+            </w:tcBorders>
+            <w:tcMar>
+              <w:top w:type="dxa" w:w="60"/>
+              <w:left w:type="dxa" w:w="100"/>
+              <w:bottom w:type="dxa" w:w="60"/>
+              <w:right w:type="dxa" w:w="100"/>
+            </w:tcMar>
+            <w:vAlign w:val="center"/>
+          </w:tcPr>
+          <w:p>
+            <w:pPr>
+              <w:spacing w:after="30" w:before="30"/>
+              <w:jc w:val="left"/>
+            </w:pPr>
+            <w:r>
+              <w:rPr>
+                <w:rFonts w:ascii="Calibri" w:cs="Calibri" w:eastAsia="Calibri" w:hAnsi="Calibri"/>
+                <w:sz w:val="16"/>
+                <w:szCs w:val="16"/>
+              </w:rPr>
+              <w:t xml:space="preserve">REQUESTED, RECOMMENDED, APPROVED, REJECTED, CANCELLED.</w:t>
+            </w:r>
+          </w:p>
+        </w:tc>
+      </w:tr>
+      <w:tr>
+        <w:trPr>
+          <w:cantSplit/>
+        </w:trPr>
+        <w:tc>
+          <w:tcPr>
+            <w:tcW w:type="dxa" w:w="2166"/>
+            <w:tcBorders>
+              <w:top w:val="single" w:color="BFC9D6" w:sz="4"/>
+              <w:left w:val="single" w:color="BFC9D6" w:sz="4"/>
+              <w:bottom w:val="single" w:color="BFC9D6" w:sz="4"/>
+              <w:right w:val="single" w:color="BFC9D6" w:sz="4"/>
+            </w:tcBorders>
+            <w:tcMar>
+              <w:top w:type="dxa" w:w="60"/>
+              <w:left w:type="dxa" w:w="100"/>
+              <w:bottom w:type="dxa" w:w="60"/>
+              <w:right w:type="dxa" w:w="100"/>
+            </w:tcMar>
+            <w:vAlign w:val="center"/>
+          </w:tcPr>
+          <w:p>
+            <w:pPr>
+              <w:spacing w:after="30" w:before="30"/>
+              <w:jc w:val="left"/>
+            </w:pPr>
+            <w:r>
+              <w:rPr>
+                <w:rFonts w:ascii="Calibri" w:cs="Calibri" w:eastAsia="Calibri" w:hAnsi="Calibri"/>
+                <w:b/>
+                <w:bCs/>
+                <w:sz w:val="16"/>
+                <w:szCs w:val="16"/>
+              </w:rPr>
+              <w:t xml:space="preserve">Personal-data request</w:t>
+            </w:r>
+          </w:p>
+        </w:tc>
+        <w:tc>
+          <w:tcPr>
+            <w:tcW w:type="dxa" w:w="6860"/>
+            <w:tcBorders>
+              <w:top w:val="single" w:color="BFC9D6" w:sz="4"/>
+              <w:left w:val="single" w:color="BFC9D6" w:sz="4"/>
+              <w:bottom w:val="single" w:color="BFC9D6" w:sz="4"/>
+              <w:right w:val="single" w:color="BFC9D6" w:sz="4"/>
+            </w:tcBorders>
+            <w:tcMar>
+              <w:top w:type="dxa" w:w="60"/>
+              <w:left w:type="dxa" w:w="100"/>
+              <w:bottom w:type="dxa" w:w="60"/>
+              <w:right w:type="dxa" w:w="100"/>
+            </w:tcMar>
+            <w:vAlign w:val="center"/>
+          </w:tcPr>
+          <w:p>
+            <w:pPr>
+              <w:spacing w:after="30" w:before="30"/>
+              <w:jc w:val="left"/>
+            </w:pPr>
+            <w:r>
+              <w:rPr>
+                <w:rFonts w:ascii="Calibri" w:cs="Calibri" w:eastAsia="Calibri" w:hAnsi="Calibri"/>
+                <w:sz w:val="16"/>
+                <w:szCs w:val="16"/>
+              </w:rPr>
+              <w:t xml:space="preserve">Kinds ACCESS, CORRECTION, ERASURE, OBJECTION; status OPEN, COMPLETED, REJECTED.</w:t>
+            </w:r>
+          </w:p>
+        </w:tc>
+      </w:tr>
+      <w:tr>
+        <w:trPr>
+          <w:cantSplit/>
+        </w:trPr>
+        <w:tc>
+          <w:tcPr>
+            <w:tcW w:type="dxa" w:w="2166"/>
+            <w:tcBorders>
+              <w:top w:val="single" w:color="BFC9D6" w:sz="4"/>
+              <w:left w:val="single" w:color="BFC9D6" w:sz="4"/>
+              <w:bottom w:val="single" w:color="BFC9D6" w:sz="4"/>
+              <w:right w:val="single" w:color="BFC9D6" w:sz="4"/>
+            </w:tcBorders>
+            <w:tcMar>
+              <w:top w:type="dxa" w:w="60"/>
+              <w:left w:type="dxa" w:w="100"/>
+              <w:bottom w:type="dxa" w:w="60"/>
+              <w:right w:type="dxa" w:w="100"/>
+            </w:tcMar>
+            <w:vAlign w:val="center"/>
+          </w:tcPr>
+          <w:p>
+            <w:pPr>
+              <w:spacing w:after="30" w:before="30"/>
+              <w:jc w:val="left"/>
+            </w:pPr>
+            <w:r>
+              <w:rPr>
+                <w:rFonts w:ascii="Calibri" w:cs="Calibri" w:eastAsia="Calibri" w:hAnsi="Calibri"/>
+                <w:b/>
+                <w:bCs/>
+                <w:sz w:val="16"/>
+                <w:szCs w:val="16"/>
+              </w:rPr>
+              <w:t xml:space="preserve">Import batch</w:t>
+            </w:r>
+          </w:p>
+        </w:tc>
+        <w:tc>
+          <w:tcPr>
+            <w:tcW w:type="dxa" w:w="6860"/>
+            <w:tcBorders>
+              <w:top w:val="single" w:color="BFC9D6" w:sz="4"/>
+              <w:left w:val="single" w:color="BFC9D6" w:sz="4"/>
+              <w:bottom w:val="single" w:color="BFC9D6" w:sz="4"/>
+              <w:right w:val="single" w:color="BFC9D6" w:sz="4"/>
+            </w:tcBorders>
+            <w:tcMar>
+              <w:top w:type="dxa" w:w="60"/>
+              <w:left w:type="dxa" w:w="100"/>
+              <w:bottom w:type="dxa" w:w="60"/>
+              <w:right w:type="dxa" w:w="100"/>
+            </w:tcMar>
+            <w:vAlign w:val="center"/>
+          </w:tcPr>
+          <w:p>
+            <w:pPr>
+              <w:spacing w:after="30" w:before="30"/>
+              <w:jc w:val="left"/>
+            </w:pPr>
+            <w:r>
+              <w:rPr>
+                <w:rFonts w:ascii="Calibri" w:cs="Calibri" w:eastAsia="Calibri" w:hAnsi="Calibri"/>
+                <w:sz w:val="16"/>
+                <w:szCs w:val="16"/>
+              </w:rPr>
+              <w:t xml:space="preserve">VALIDATED, APPLIED (after sign-off by a second person), DISCARDED.</w:t>
+            </w:r>
+          </w:p>
+        </w:tc>
+      </w:tr>
+      <w:tr>
+        <w:trPr>
+          <w:cantSplit/>
+        </w:trPr>
+        <w:tc>
+          <w:tcPr>
+            <w:tcW w:type="dxa" w:w="2166"/>
+            <w:tcBorders>
+              <w:top w:val="single" w:color="BFC9D6" w:sz="4"/>
+              <w:left w:val="single" w:color="BFC9D6" w:sz="4"/>
+              <w:bottom w:val="single" w:color="BFC9D6" w:sz="4"/>
+              <w:right w:val="single" w:color="BFC9D6" w:sz="4"/>
+            </w:tcBorders>
+            <w:tcMar>
+              <w:top w:type="dxa" w:w="60"/>
+              <w:left w:type="dxa" w:w="100"/>
+              <w:bottom w:type="dxa" w:w="60"/>
+              <w:right w:type="dxa" w:w="100"/>
+            </w:tcMar>
+            <w:vAlign w:val="center"/>
+          </w:tcPr>
+          <w:p>
+            <w:pPr>
+              <w:spacing w:after="30" w:before="30"/>
+              <w:jc w:val="left"/>
+            </w:pPr>
+            <w:r>
+              <w:rPr>
+                <w:rFonts w:ascii="Calibri" w:cs="Calibri" w:eastAsia="Calibri" w:hAnsi="Calibri"/>
+                <w:b/>
+                <w:bCs/>
+                <w:sz w:val="16"/>
+                <w:szCs w:val="16"/>
+              </w:rPr>
+              <w:t xml:space="preserve">Application document</w:t>
+            </w:r>
+          </w:p>
+        </w:tc>
+        <w:tc>
+          <w:tcPr>
+            <w:tcW w:type="dxa" w:w="6860"/>
+            <w:tcBorders>
+              <w:top w:val="single" w:color="BFC9D6" w:sz="4"/>
+              <w:left w:val="single" w:color="BFC9D6" w:sz="4"/>
+              <w:bottom w:val="single" w:color="BFC9D6" w:sz="4"/>
+              <w:right w:val="single" w:color="BFC9D6" w:sz="4"/>
+            </w:tcBorders>
+            <w:tcMar>
+              <w:top w:type="dxa" w:w="60"/>
+              <w:left w:type="dxa" w:w="100"/>
+              <w:bottom w:type="dxa" w:w="60"/>
+              <w:right w:type="dxa" w:w="100"/>
+            </w:tcMar>
+            <w:vAlign w:val="center"/>
+          </w:tcPr>
+          <w:p>
+            <w:pPr>
+              <w:spacing w:after="30" w:before="30"/>
+              <w:jc w:val="left"/>
+            </w:pPr>
+            <w:r>
+              <w:rPr>
+                <w:rFonts w:ascii="Calibri" w:cs="Calibri" w:eastAsia="Calibri" w:hAnsi="Calibri"/>
+                <w:sz w:val="16"/>
+                <w:szCs w:val="16"/>
+              </w:rPr>
+              <w:t xml:space="preserve">UPLOADED, ACCEPTED, REJECTED (with a note).</w:t>
+            </w:r>
+          </w:p>
+        </w:tc>
+      </w:tr>
+      <w:tr>
+        <w:trPr>
+          <w:cantSplit/>
+        </w:trPr>
+        <w:tc>
+          <w:tcPr>
+            <w:tcW w:type="dxa" w:w="2166"/>
+            <w:tcBorders>
+              <w:top w:val="single" w:color="BFC9D6" w:sz="4"/>
+              <w:left w:val="single" w:color="BFC9D6" w:sz="4"/>
+              <w:bottom w:val="single" w:color="BFC9D6" w:sz="4"/>
+              <w:right w:val="single" w:color="BFC9D6" w:sz="4"/>
+            </w:tcBorders>
+            <w:tcMar>
+              <w:top w:type="dxa" w:w="60"/>
+              <w:left w:type="dxa" w:w="100"/>
+              <w:bottom w:type="dxa" w:w="60"/>
+              <w:right w:type="dxa" w:w="100"/>
+            </w:tcMar>
+            <w:vAlign w:val="center"/>
+          </w:tcPr>
+          <w:p>
+            <w:pPr>
+              <w:spacing w:after="30" w:before="30"/>
+              <w:jc w:val="left"/>
+            </w:pPr>
+            <w:r>
+              <w:rPr>
+                <w:rFonts w:ascii="Calibri" w:cs="Calibri" w:eastAsia="Calibri" w:hAnsi="Calibri"/>
+                <w:b/>
+                <w:bCs/>
+                <w:sz w:val="16"/>
+                <w:szCs w:val="16"/>
+              </w:rPr>
+              <w:t xml:space="preserve">Tracer survey</w:t>
+            </w:r>
+          </w:p>
+        </w:tc>
+        <w:tc>
+          <w:tcPr>
+            <w:tcW w:type="dxa" w:w="6860"/>
+            <w:tcBorders>
+              <w:top w:val="single" w:color="BFC9D6" w:sz="4"/>
+              <w:left w:val="single" w:color="BFC9D6" w:sz="4"/>
+              <w:bottom w:val="single" w:color="BFC9D6" w:sz="4"/>
+              <w:right w:val="single" w:color="BFC9D6" w:sz="4"/>
+            </w:tcBorders>
+            <w:tcMar>
+              <w:top w:type="dxa" w:w="60"/>
+              <w:left w:type="dxa" w:w="100"/>
+              <w:bottom w:type="dxa" w:w="60"/>
+              <w:right w:type="dxa" w:w="100"/>
+            </w:tcMar>
+            <w:vAlign w:val="center"/>
+          </w:tcPr>
+          <w:p>
+            <w:pPr>
+              <w:spacing w:after="30" w:before="30"/>
+              <w:jc w:val="left"/>
+            </w:pPr>
+            <w:r>
+              <w:rPr>
+                <w:rFonts w:ascii="Calibri" w:cs="Calibri" w:eastAsia="Calibri" w:hAnsi="Calibri"/>
+                <w:sz w:val="16"/>
+                <w:szCs w:val="16"/>
+              </w:rPr>
+              <w:t xml:space="preserve">DRAFT, OPEN, CLOSED.</w:t>
+            </w:r>
+          </w:p>
+        </w:tc>
+      </w:tr>
+      <w:tr>
+        <w:trPr>
+          <w:cantSplit/>
+        </w:trPr>
+        <w:tc>
+          <w:tcPr>
+            <w:tcW w:type="dxa" w:w="2166"/>
+            <w:tcBorders>
+              <w:top w:val="single" w:color="BFC9D6" w:sz="4"/>
+              <w:left w:val="single" w:color="BFC9D6" w:sz="4"/>
+              <w:bottom w:val="single" w:color="BFC9D6" w:sz="4"/>
+              <w:right w:val="single" w:color="BFC9D6" w:sz="4"/>
+            </w:tcBorders>
+            <w:tcMar>
+              <w:top w:type="dxa" w:w="60"/>
+              <w:left w:type="dxa" w:w="100"/>
+              <w:bottom w:type="dxa" w:w="60"/>
+              <w:right w:type="dxa" w:w="100"/>
+            </w:tcMar>
+            <w:vAlign w:val="center"/>
+          </w:tcPr>
+          <w:p>
+            <w:pPr>
+              <w:spacing w:after="30" w:before="30"/>
+              <w:jc w:val="left"/>
+            </w:pPr>
+            <w:r>
+              <w:rPr>
+                <w:rFonts w:ascii="Calibri" w:cs="Calibri" w:eastAsia="Calibri" w:hAnsi="Calibri"/>
+                <w:b/>
+                <w:bCs/>
+                <w:sz w:val="16"/>
+                <w:szCs w:val="16"/>
+              </w:rPr>
+              <w:t xml:space="preserve">NACTVET student registration</w:t>
+            </w:r>
+          </w:p>
+        </w:tc>
+        <w:tc>
+          <w:tcPr>
+            <w:tcW w:type="dxa" w:w="6860"/>
+            <w:tcBorders>
+              <w:top w:val="single" w:color="BFC9D6" w:sz="4"/>
+              <w:left w:val="single" w:color="BFC9D6" w:sz="4"/>
+              <w:bottom w:val="single" w:color="BFC9D6" w:sz="4"/>
+              <w:right w:val="single" w:color="BFC9D6" w:sz="4"/>
+            </w:tcBorders>
+            <w:tcMar>
+              <w:top w:type="dxa" w:w="60"/>
+              <w:left w:type="dxa" w:w="100"/>
+              <w:bottom w:type="dxa" w:w="60"/>
+              <w:right w:type="dxa" w:w="100"/>
+            </w:tcMar>
+            <w:vAlign w:val="center"/>
+          </w:tcPr>
+          <w:p>
+            <w:pPr>
+              <w:spacing w:after="30" w:before="30"/>
+              <w:jc w:val="left"/>
+            </w:pPr>
+            <w:r>
+              <w:rPr>
+                <w:rFonts w:ascii="Calibri" w:cs="Calibri" w:eastAsia="Calibri" w:hAnsi="Calibri"/>
+                <w:sz w:val="16"/>
+                <w:szCs w:val="16"/>
+              </w:rPr>
+              <w:t xml:space="preserve">Batch SUBMITTED, COMPLETED; student SUBMITTED, REGISTERED, QUERIED.</w:t>
+            </w:r>
+          </w:p>
+        </w:tc>
+      </w:tr>
+      <w:tr>
+        <w:trPr>
+          <w:cantSplit/>
+        </w:trPr>
+        <w:tc>
+          <w:tcPr>
+            <w:tcW w:type="dxa" w:w="2166"/>
+            <w:tcBorders>
+              <w:top w:val="single" w:color="BFC9D6" w:sz="4"/>
+              <w:left w:val="single" w:color="BFC9D6" w:sz="4"/>
+              <w:bottom w:val="single" w:color="BFC9D6" w:sz="4"/>
+              <w:right w:val="single" w:color="BFC9D6" w:sz="4"/>
+            </w:tcBorders>
+            <w:tcMar>
+              <w:top w:type="dxa" w:w="60"/>
+              <w:left w:type="dxa" w:w="100"/>
+              <w:bottom w:type="dxa" w:w="60"/>
+              <w:right w:type="dxa" w:w="100"/>
+            </w:tcMar>
+            <w:vAlign w:val="center"/>
+          </w:tcPr>
+          <w:p>
+            <w:pPr>
+              <w:spacing w:after="30" w:before="30"/>
+              <w:jc w:val="left"/>
+            </w:pPr>
+            <w:r>
+              <w:rPr>
+                <w:rFonts w:ascii="Calibri" w:cs="Calibri" w:eastAsia="Calibri" w:hAnsi="Calibri"/>
+                <w:b/>
+                <w:bCs/>
+                <w:sz w:val="16"/>
+                <w:szCs w:val="16"/>
+              </w:rPr>
+              <w:t xml:space="preserve">Email message</w:t>
+            </w:r>
+          </w:p>
+        </w:tc>
+        <w:tc>
+          <w:tcPr>
+            <w:tcW w:type="dxa" w:w="6860"/>
+            <w:tcBorders>
+              <w:top w:val="single" w:color="BFC9D6" w:sz="4"/>
+              <w:left w:val="single" w:color="BFC9D6" w:sz="4"/>
+              <w:bottom w:val="single" w:color="BFC9D6" w:sz="4"/>
+              <w:right w:val="single" w:color="BFC9D6" w:sz="4"/>
+            </w:tcBorders>
+            <w:tcMar>
+              <w:top w:type="dxa" w:w="60"/>
+              <w:left w:type="dxa" w:w="100"/>
+              <w:bottom w:type="dxa" w:w="60"/>
+              <w:right w:type="dxa" w:w="100"/>
+            </w:tcMar>
+            <w:vAlign w:val="center"/>
+          </w:tcPr>
+          <w:p>
+            <w:pPr>
+              <w:spacing w:after="30" w:before="30"/>
+              <w:jc w:val="left"/>
+            </w:pPr>
+            <w:r>
+              <w:rPr>
+                <w:rFonts w:ascii="Calibri" w:cs="Calibri" w:eastAsia="Calibri" w:hAnsi="Calibri"/>
+                <w:sz w:val="16"/>
+                <w:szCs w:val="16"/>
+              </w:rPr>
+              <w:t xml:space="preserve">QUEUED, SENT, FAILED.</w:t>
+            </w:r>
+          </w:p>
+        </w:tc>
+      </w:tr>
+      <w:tr>
+        <w:trPr>
+          <w:cantSplit/>
+        </w:trPr>
+        <w:tc>
+          <w:tcPr>
+            <w:tcW w:type="dxa" w:w="2166"/>
+            <w:tcBorders>
+              <w:top w:val="single" w:color="BFC9D6" w:sz="4"/>
+              <w:left w:val="single" w:color="BFC9D6" w:sz="4"/>
+              <w:bottom w:val="single" w:color="BFC9D6" w:sz="4"/>
+              <w:right w:val="single" w:color="BFC9D6" w:sz="4"/>
+            </w:tcBorders>
+            <w:tcMar>
+              <w:top w:type="dxa" w:w="60"/>
+              <w:left w:type="dxa" w:w="100"/>
+              <w:bottom w:type="dxa" w:w="60"/>
+              <w:right w:type="dxa" w:w="100"/>
+            </w:tcMar>
+            <w:vAlign w:val="center"/>
+          </w:tcPr>
+          <w:p>
+            <w:pPr>
+              <w:spacing w:after="30" w:before="30"/>
+              <w:jc w:val="left"/>
+            </w:pPr>
+            <w:r>
+              <w:rPr>
+                <w:rFonts w:ascii="Calibri" w:cs="Calibri" w:eastAsia="Calibri" w:hAnsi="Calibri"/>
+                <w:b/>
+                <w:bCs/>
+                <w:sz w:val="16"/>
+                <w:szCs w:val="16"/>
+              </w:rPr>
+              <w:t xml:space="preserve">MUSE posting</w:t>
+            </w:r>
+          </w:p>
+        </w:tc>
+        <w:tc>
+          <w:tcPr>
+            <w:tcW w:type="dxa" w:w="6860"/>
+            <w:tcBorders>
+              <w:top w:val="single" w:color="BFC9D6" w:sz="4"/>
+              <w:left w:val="single" w:color="BFC9D6" w:sz="4"/>
+              <w:bottom w:val="single" w:color="BFC9D6" w:sz="4"/>
+              <w:right w:val="single" w:color="BFC9D6" w:sz="4"/>
+            </w:tcBorders>
+            <w:tcMar>
+              <w:top w:type="dxa" w:w="60"/>
+              <w:left w:type="dxa" w:w="100"/>
+              <w:bottom w:type="dxa" w:w="60"/>
+              <w:right w:type="dxa" w:w="100"/>
+            </w:tcMar>
+            <w:vAlign w:val="center"/>
+          </w:tcPr>
+          <w:p>
+            <w:pPr>
+              <w:spacing w:after="30" w:before="30"/>
+              <w:jc w:val="left"/>
+            </w:pPr>
+            <w:r>
+              <w:rPr>
+                <w:rFonts w:ascii="Calibri" w:cs="Calibri" w:eastAsia="Calibri" w:hAnsi="Calibri"/>
+                <w:sz w:val="16"/>
+                <w:szCs w:val="16"/>
+              </w:rPr>
+              <w:t xml:space="preserve">POSTED, REJECTED, FAILED.</w:t>
+            </w:r>
+          </w:p>
+        </w:tc>
+      </w:tr>
     </w:tbl>
     <w:p>
       <w:pPr>
@@ -42060,7 +46834,7 @@
                 <w:sz w:val="16"/>
                 <w:szCs w:val="16"/>
               </w:rPr>
-              <w:t xml:space="preserve">V20</w:t>
+              <w:t xml:space="preserve">V26</w:t>
             </w:r>
           </w:p>
         </w:tc>
@@ -42093,7 +46867,7 @@
                 <w:sz w:val="16"/>
                 <w:szCs w:val="16"/>
               </w:rPr>
-              <w:t xml:space="preserve">Industrial practical training</w:t>
+              <w:t xml:space="preserve">Qualification checks</w:t>
             </w:r>
           </w:p>
         </w:tc>
@@ -42194,7 +46968,7 @@
                 <w:sz w:val="16"/>
                 <w:szCs w:val="16"/>
               </w:rPr>
-              <w:t xml:space="preserve">V21</w:t>
+              <w:t xml:space="preserve">V27</w:t>
             </w:r>
           </w:p>
         </w:tc>
@@ -42226,7 +47000,7 @@
                 <w:sz w:val="16"/>
                 <w:szCs w:val="16"/>
               </w:rPr>
-              <w:t xml:space="preserve">Admission window events</w:t>
+              <w:t xml:space="preserve">Amend after submission</w:t>
             </w:r>
           </w:p>
         </w:tc>
@@ -42330,7 +47104,7 @@
                 <w:sz w:val="16"/>
                 <w:szCs w:val="16"/>
               </w:rPr>
-              <w:t xml:space="preserve">V22</w:t>
+              <w:t xml:space="preserve">V28</w:t>
             </w:r>
           </w:p>
         </w:tc>
@@ -42363,7 +47137,7 @@
                 <w:sz w:val="16"/>
                 <w:szCs w:val="16"/>
               </w:rPr>
-              <w:t xml:space="preserve">Applicant NECTA registration</w:t>
+              <w:t xml:space="preserve">Programme entry level</w:t>
             </w:r>
           </w:p>
         </w:tc>
@@ -42464,7 +47238,7 @@
                 <w:sz w:val="16"/>
                 <w:szCs w:val="16"/>
               </w:rPr>
-              <w:t xml:space="preserve">V23</w:t>
+              <w:t xml:space="preserve">V29</w:t>
             </w:r>
           </w:p>
         </w:tc>
@@ -42496,7 +47270,7 @@
                 <w:sz w:val="16"/>
                 <w:szCs w:val="16"/>
               </w:rPr>
-              <w:t xml:space="preserve">Address and next of kin</w:t>
+              <w:t xml:space="preserve">Institution photos</w:t>
             </w:r>
           </w:p>
         </w:tc>
@@ -42600,7 +47374,7 @@
                 <w:sz w:val="16"/>
                 <w:szCs w:val="16"/>
               </w:rPr>
-              <w:t xml:space="preserve">V24</w:t>
+              <w:t xml:space="preserve">V30</w:t>
             </w:r>
           </w:p>
         </w:tc>
@@ -42633,7 +47407,7 @@
                 <w:sz w:val="16"/>
                 <w:szCs w:val="16"/>
               </w:rPr>
-              <w:t xml:space="preserve">Education history</w:t>
+              <w:t xml:space="preserve">Staff user management</w:t>
             </w:r>
           </w:p>
         </w:tc>
@@ -42734,7 +47508,7 @@
                 <w:sz w:val="16"/>
                 <w:szCs w:val="16"/>
               </w:rPr>
-              <w:t xml:space="preserve">V25</w:t>
+              <w:t xml:space="preserve">V31</w:t>
             </w:r>
           </w:p>
         </w:tc>
@@ -42766,7 +47540,7 @@
                 <w:sz w:val="16"/>
                 <w:szCs w:val="16"/>
               </w:rPr>
-              <w:t xml:space="preserve">Other qualifications</w:t>
+              <w:t xml:space="preserve">Student status changes and ID cards</w:t>
             </w:r>
           </w:p>
         </w:tc>
@@ -42870,7 +47644,7 @@
                 <w:sz w:val="16"/>
                 <w:szCs w:val="16"/>
               </w:rPr>
-              <w:t xml:space="preserve">V26</w:t>
+              <w:t xml:space="preserve">V32</w:t>
             </w:r>
           </w:p>
         </w:tc>
@@ -42903,7 +47677,7 @@
                 <w:sz w:val="16"/>
                 <w:szCs w:val="16"/>
               </w:rPr>
-              <w:t xml:space="preserve">Qualification checks</w:t>
+              <w:t xml:space="preserve">Platform console</w:t>
             </w:r>
           </w:p>
         </w:tc>
@@ -43004,7 +47778,7 @@
                 <w:sz w:val="16"/>
                 <w:szCs w:val="16"/>
               </w:rPr>
-              <w:t xml:space="preserve">V27</w:t>
+              <w:t xml:space="preserve">V33</w:t>
             </w:r>
           </w:p>
         </w:tc>
@@ -43036,7 +47810,7 @@
                 <w:sz w:val="16"/>
                 <w:szCs w:val="16"/>
               </w:rPr>
-              <w:t xml:space="preserve">Amend after submission</w:t>
+              <w:t xml:space="preserve">NACTVET catalogue</w:t>
             </w:r>
           </w:p>
         </w:tc>
@@ -43140,7 +47914,7 @@
                 <w:sz w:val="16"/>
                 <w:szCs w:val="16"/>
               </w:rPr>
-              <w:t xml:space="preserve">V28</w:t>
+              <w:t xml:space="preserve">V34</w:t>
             </w:r>
           </w:p>
         </w:tc>
@@ -43173,7 +47947,7 @@
                 <w:sz w:val="16"/>
                 <w:szCs w:val="16"/>
               </w:rPr>
-              <w:t xml:space="preserve">Programme entry level</w:t>
+              <w:t xml:space="preserve">Result appeals</w:t>
             </w:r>
           </w:p>
         </w:tc>
@@ -43274,7 +48048,7 @@
                 <w:sz w:val="16"/>
                 <w:szCs w:val="16"/>
               </w:rPr>
-              <w:t xml:space="preserve">V29</w:t>
+              <w:t xml:space="preserve">V35</w:t>
             </w:r>
           </w:p>
         </w:tc>
@@ -43306,7 +48080,7 @@
                 <w:sz w:val="16"/>
                 <w:szCs w:val="16"/>
               </w:rPr>
-              <w:t xml:space="preserve">Institution photos</w:t>
+              <w:t xml:space="preserve">Lecturer self check-in</w:t>
             </w:r>
           </w:p>
         </w:tc>
@@ -43410,7 +48184,7 @@
                 <w:sz w:val="16"/>
                 <w:szCs w:val="16"/>
               </w:rPr>
-              <w:t xml:space="preserve">V30</w:t>
+              <w:t xml:space="preserve">V36</w:t>
             </w:r>
           </w:p>
         </w:tc>
@@ -43443,7 +48217,7 @@
                 <w:sz w:val="16"/>
                 <w:szCs w:val="16"/>
               </w:rPr>
-              <w:t xml:space="preserve">Staff user management</w:t>
+              <w:t xml:space="preserve">NVA competence</w:t>
             </w:r>
           </w:p>
         </w:tc>
@@ -43544,7 +48318,7 @@
                 <w:sz w:val="16"/>
                 <w:szCs w:val="16"/>
               </w:rPr>
-              <w:t xml:space="preserve">V31</w:t>
+              <w:t xml:space="preserve">V37</w:t>
             </w:r>
           </w:p>
         </w:tc>
@@ -43576,7 +48350,7 @@
                 <w:sz w:val="16"/>
                 <w:szCs w:val="16"/>
               </w:rPr>
-              <w:t xml:space="preserve">Student status changes and ID cards</w:t>
+              <w:t xml:space="preserve">Sponsors, adjustments, targets</w:t>
             </w:r>
           </w:p>
         </w:tc>
@@ -43680,7 +48454,7 @@
                 <w:sz w:val="16"/>
                 <w:szCs w:val="16"/>
               </w:rPr>
-              <w:t xml:space="preserve">V32</w:t>
+              <w:t xml:space="preserve">V38</w:t>
             </w:r>
           </w:p>
         </w:tc>
@@ -43713,7 +48487,7 @@
                 <w:sz w:val="16"/>
                 <w:szCs w:val="16"/>
               </w:rPr>
-              <w:t xml:space="preserve">Platform console</w:t>
+              <w:t xml:space="preserve">Hostel wardens, repairs</w:t>
             </w:r>
           </w:p>
         </w:tc>
@@ -43814,7 +48588,7 @@
                 <w:sz w:val="16"/>
                 <w:szCs w:val="16"/>
               </w:rPr>
-              <w:t xml:space="preserve">V33</w:t>
+              <w:t xml:space="preserve">V39</w:t>
             </w:r>
           </w:p>
         </w:tc>
@@ -43846,7 +48620,7 @@
                 <w:sz w:val="16"/>
                 <w:szCs w:val="16"/>
               </w:rPr>
-              <w:t xml:space="preserve">NACTVET catalogue</w:t>
+              <w:t xml:space="preserve">Ownership and payment channels</w:t>
             </w:r>
           </w:p>
         </w:tc>
@@ -43950,7 +48724,7 @@
                 <w:sz w:val="16"/>
                 <w:szCs w:val="16"/>
               </w:rPr>
-              <w:t xml:space="preserve">V34</w:t>
+              <w:t xml:space="preserve">V40</w:t>
             </w:r>
           </w:p>
         </w:tc>
@@ -43983,7 +48757,7 @@
                 <w:sz w:val="16"/>
                 <w:szCs w:val="16"/>
               </w:rPr>
-              <w:t xml:space="preserve">Result appeals</w:t>
+              <w:t xml:space="preserve">Campuses, transfers, fee dimensions</w:t>
             </w:r>
           </w:p>
         </w:tc>
@@ -44084,7 +48858,7 @@
                 <w:sz w:val="16"/>
                 <w:szCs w:val="16"/>
               </w:rPr>
-              <w:t xml:space="preserve">V35</w:t>
+              <w:t xml:space="preserve">V41</w:t>
             </w:r>
           </w:p>
         </w:tc>
@@ -44116,7 +48890,7 @@
                 <w:sz w:val="16"/>
                 <w:szCs w:val="16"/>
               </w:rPr>
-              <w:t xml:space="preserve">Lecturer self check-in</w:t>
+              <w:t xml:space="preserve">Instalments, penalties, discounts</w:t>
             </w:r>
           </w:p>
         </w:tc>
@@ -44220,7 +48994,7 @@
                 <w:sz w:val="16"/>
                 <w:szCs w:val="16"/>
               </w:rPr>
-              <w:t xml:space="preserve">V36</w:t>
+              <w:t xml:space="preserve">V42</w:t>
             </w:r>
           </w:p>
         </w:tc>
@@ -44253,7 +49027,7 @@
                 <w:sz w:val="16"/>
                 <w:szCs w:val="16"/>
               </w:rPr>
-              <w:t xml:space="preserve">NVA competence</w:t>
+              <w:t xml:space="preserve">Email and scheduled reports</w:t>
             </w:r>
           </w:p>
         </w:tc>
@@ -44354,7 +49128,7 @@
                 <w:sz w:val="16"/>
                 <w:szCs w:val="16"/>
               </w:rPr>
-              <w:t xml:space="preserve">V37</w:t>
+              <w:t xml:space="preserve">V43</w:t>
             </w:r>
           </w:p>
         </w:tc>
@@ -44386,7 +49160,7 @@
                 <w:sz w:val="16"/>
                 <w:szCs w:val="16"/>
               </w:rPr>
-              <w:t xml:space="preserve">Sponsors, adjustments, targets</w:t>
+              <w:t xml:space="preserve">Two-step sign-in, API clients, privacy</w:t>
             </w:r>
           </w:p>
         </w:tc>
@@ -44490,7 +49264,7 @@
                 <w:sz w:val="16"/>
                 <w:szCs w:val="16"/>
               </w:rPr>
-              <w:t xml:space="preserve">V38</w:t>
+              <w:t xml:space="preserve">V44</w:t>
             </w:r>
           </w:p>
         </w:tc>
@@ -44523,7 +49297,829 @@
                 <w:sz w:val="16"/>
                 <w:szCs w:val="16"/>
               </w:rPr>
-              <w:t xml:space="preserve">Hostel wardens, repairs</w:t>
+              <w:t xml:space="preserve">Documents and letter templates</w:t>
+            </w:r>
+          </w:p>
+        </w:tc>
+      </w:tr>
+      <w:tr>
+        <w:trPr>
+          <w:cantSplit/>
+        </w:trPr>
+        <w:tc>
+          <w:tcPr>
+            <w:tcW w:type="dxa" w:w="902"/>
+            <w:tcBorders>
+              <w:top w:val="single" w:color="BFC9D6" w:sz="4"/>
+              <w:left w:val="single" w:color="BFC9D6" w:sz="4"/>
+              <w:bottom w:val="single" w:color="BFC9D6" w:sz="4"/>
+              <w:right w:val="single" w:color="BFC9D6" w:sz="4"/>
+            </w:tcBorders>
+            <w:shd w:fill="EEF3F8" w:color="auto" w:val="clear"/>
+            <w:tcMar>
+              <w:top w:type="dxa" w:w="60"/>
+              <w:left w:type="dxa" w:w="100"/>
+              <w:bottom w:type="dxa" w:w="60"/>
+              <w:right w:type="dxa" w:w="100"/>
+            </w:tcMar>
+            <w:vAlign w:val="center"/>
+          </w:tcPr>
+          <w:p>
+            <w:pPr>
+              <w:spacing w:after="30" w:before="30"/>
+              <w:jc w:val="left"/>
+            </w:pPr>
+            <w:r>
+              <w:rPr>
+                <w:rFonts w:ascii="Calibri" w:cs="Calibri" w:eastAsia="Calibri" w:hAnsi="Calibri"/>
+                <w:sz w:val="16"/>
+                <w:szCs w:val="16"/>
+              </w:rPr>
+              <w:t xml:space="preserve">V20</w:t>
+            </w:r>
+          </w:p>
+        </w:tc>
+        <w:tc>
+          <w:tcPr>
+            <w:tcW w:type="dxa" w:w="3610"/>
+            <w:tcBorders>
+              <w:top w:val="single" w:color="BFC9D6" w:sz="4"/>
+              <w:left w:val="single" w:color="BFC9D6" w:sz="4"/>
+              <w:bottom w:val="single" w:color="BFC9D6" w:sz="4"/>
+              <w:right w:val="single" w:color="BFC9D6" w:sz="4"/>
+            </w:tcBorders>
+            <w:shd w:fill="EEF3F8" w:color="auto" w:val="clear"/>
+            <w:tcMar>
+              <w:top w:type="dxa" w:w="60"/>
+              <w:left w:type="dxa" w:w="100"/>
+              <w:bottom w:type="dxa" w:w="60"/>
+              <w:right w:type="dxa" w:w="100"/>
+            </w:tcMar>
+            <w:vAlign w:val="center"/>
+          </w:tcPr>
+          <w:p>
+            <w:pPr>
+              <w:spacing w:after="30" w:before="30"/>
+              <w:jc w:val="left"/>
+            </w:pPr>
+            <w:r>
+              <w:rPr>
+                <w:rFonts w:ascii="Calibri" w:cs="Calibri" w:eastAsia="Calibri" w:hAnsi="Calibri"/>
+                <w:sz w:val="16"/>
+                <w:szCs w:val="16"/>
+              </w:rPr>
+              <w:t xml:space="preserve">Industrial practical training</w:t>
+            </w:r>
+          </w:p>
+        </w:tc>
+        <w:tc>
+          <w:tcPr>
+            <w:tcW w:type="dxa" w:w="902"/>
+            <w:tcBorders>
+              <w:top w:val="single" w:color="BFC9D6" w:sz="4"/>
+              <w:left w:val="single" w:color="BFC9D6" w:sz="4"/>
+              <w:bottom w:val="single" w:color="BFC9D6" w:sz="4"/>
+              <w:right w:val="single" w:color="BFC9D6" w:sz="4"/>
+            </w:tcBorders>
+            <w:shd w:fill="EEF3F8" w:color="auto" w:val="clear"/>
+            <w:tcMar>
+              <w:top w:type="dxa" w:w="60"/>
+              <w:left w:type="dxa" w:w="100"/>
+              <w:bottom w:type="dxa" w:w="60"/>
+              <w:right w:type="dxa" w:w="100"/>
+            </w:tcMar>
+            <w:vAlign w:val="center"/>
+          </w:tcPr>
+          <w:p>
+            <w:pPr>
+              <w:spacing w:after="30" w:before="30"/>
+              <w:jc w:val="left"/>
+            </w:pPr>
+            <w:r>
+              <w:rPr>
+                <w:rFonts w:ascii="Calibri" w:cs="Calibri" w:eastAsia="Calibri" w:hAnsi="Calibri"/>
+                <w:sz w:val="16"/>
+                <w:szCs w:val="16"/>
+              </w:rPr>
+              <w:t xml:space="preserve">V45</w:t>
+            </w:r>
+          </w:p>
+        </w:tc>
+        <w:tc>
+          <w:tcPr>
+            <w:tcW w:type="dxa" w:w="3612"/>
+            <w:tcBorders>
+              <w:top w:val="single" w:color="BFC9D6" w:sz="4"/>
+              <w:left w:val="single" w:color="BFC9D6" w:sz="4"/>
+              <w:bottom w:val="single" w:color="BFC9D6" w:sz="4"/>
+              <w:right w:val="single" w:color="BFC9D6" w:sz="4"/>
+            </w:tcBorders>
+            <w:shd w:fill="EEF3F8" w:color="auto" w:val="clear"/>
+            <w:tcMar>
+              <w:top w:type="dxa" w:w="60"/>
+              <w:left w:type="dxa" w:w="100"/>
+              <w:bottom w:type="dxa" w:w="60"/>
+              <w:right w:type="dxa" w:w="100"/>
+            </w:tcMar>
+            <w:vAlign w:val="center"/>
+          </w:tcPr>
+          <w:p>
+            <w:pPr>
+              <w:spacing w:after="30" w:before="30"/>
+              <w:jc w:val="left"/>
+            </w:pPr>
+            <w:r>
+              <w:rPr>
+                <w:rFonts w:ascii="Calibri" w:cs="Calibri" w:eastAsia="Calibri" w:hAnsi="Calibri"/>
+                <w:sz w:val="16"/>
+                <w:szCs w:val="16"/>
+              </w:rPr>
+              <w:t xml:space="preserve">Data migration and external selections</w:t>
+            </w:r>
+          </w:p>
+        </w:tc>
+      </w:tr>
+      <w:tr>
+        <w:trPr>
+          <w:cantSplit/>
+        </w:trPr>
+        <w:tc>
+          <w:tcPr>
+            <w:tcW w:type="dxa" w:w="902"/>
+            <w:tcBorders>
+              <w:top w:val="single" w:color="BFC9D6" w:sz="4"/>
+              <w:left w:val="single" w:color="BFC9D6" w:sz="4"/>
+              <w:bottom w:val="single" w:color="BFC9D6" w:sz="4"/>
+              <w:right w:val="single" w:color="BFC9D6" w:sz="4"/>
+            </w:tcBorders>
+            <w:shd w:fill="EEF3F8" w:color="auto" w:val="clear"/>
+            <w:tcMar>
+              <w:top w:type="dxa" w:w="60"/>
+              <w:left w:type="dxa" w:w="100"/>
+              <w:bottom w:type="dxa" w:w="60"/>
+              <w:right w:type="dxa" w:w="100"/>
+            </w:tcMar>
+            <w:vAlign w:val="center"/>
+          </w:tcPr>
+          <w:p>
+            <w:pPr>
+              <w:spacing w:after="30" w:before="30"/>
+              <w:jc w:val="left"/>
+            </w:pPr>
+            <w:r>
+              <w:rPr>
+                <w:rFonts w:ascii="Calibri" w:cs="Calibri" w:eastAsia="Calibri" w:hAnsi="Calibri"/>
+                <w:sz w:val="16"/>
+                <w:szCs w:val="16"/>
+              </w:rPr>
+              <w:t xml:space="preserve">V21</w:t>
+            </w:r>
+          </w:p>
+        </w:tc>
+        <w:tc>
+          <w:tcPr>
+            <w:tcW w:type="dxa" w:w="3610"/>
+            <w:tcBorders>
+              <w:top w:val="single" w:color="BFC9D6" w:sz="4"/>
+              <w:left w:val="single" w:color="BFC9D6" w:sz="4"/>
+              <w:bottom w:val="single" w:color="BFC9D6" w:sz="4"/>
+              <w:right w:val="single" w:color="BFC9D6" w:sz="4"/>
+            </w:tcBorders>
+            <w:shd w:fill="EEF3F8" w:color="auto" w:val="clear"/>
+            <w:tcMar>
+              <w:top w:type="dxa" w:w="60"/>
+              <w:left w:type="dxa" w:w="100"/>
+              <w:bottom w:type="dxa" w:w="60"/>
+              <w:right w:type="dxa" w:w="100"/>
+            </w:tcMar>
+            <w:vAlign w:val="center"/>
+          </w:tcPr>
+          <w:p>
+            <w:pPr>
+              <w:spacing w:after="30" w:before="30"/>
+              <w:jc w:val="left"/>
+            </w:pPr>
+            <w:r>
+              <w:rPr>
+                <w:rFonts w:ascii="Calibri" w:cs="Calibri" w:eastAsia="Calibri" w:hAnsi="Calibri"/>
+                <w:sz w:val="16"/>
+                <w:szCs w:val="16"/>
+              </w:rPr>
+              <w:t xml:space="preserve">Admission window events</w:t>
+            </w:r>
+          </w:p>
+        </w:tc>
+        <w:tc>
+          <w:tcPr>
+            <w:tcW w:type="dxa" w:w="902"/>
+            <w:tcBorders>
+              <w:top w:val="single" w:color="BFC9D6" w:sz="4"/>
+              <w:left w:val="single" w:color="BFC9D6" w:sz="4"/>
+              <w:bottom w:val="single" w:color="BFC9D6" w:sz="4"/>
+              <w:right w:val="single" w:color="BFC9D6" w:sz="4"/>
+            </w:tcBorders>
+            <w:shd w:fill="EEF3F8" w:color="auto" w:val="clear"/>
+            <w:tcMar>
+              <w:top w:type="dxa" w:w="60"/>
+              <w:left w:type="dxa" w:w="100"/>
+              <w:bottom w:type="dxa" w:w="60"/>
+              <w:right w:type="dxa" w:w="100"/>
+            </w:tcMar>
+            <w:vAlign w:val="center"/>
+          </w:tcPr>
+          <w:p>
+            <w:pPr>
+              <w:spacing w:after="30" w:before="30"/>
+              <w:jc w:val="left"/>
+            </w:pPr>
+            <w:r>
+              <w:rPr>
+                <w:rFonts w:ascii="Calibri" w:cs="Calibri" w:eastAsia="Calibri" w:hAnsi="Calibri"/>
+                <w:sz w:val="16"/>
+                <w:szCs w:val="16"/>
+              </w:rPr>
+              <w:t xml:space="preserve">V46</w:t>
+            </w:r>
+          </w:p>
+        </w:tc>
+        <w:tc>
+          <w:tcPr>
+            <w:tcW w:type="dxa" w:w="3612"/>
+            <w:tcBorders>
+              <w:top w:val="single" w:color="BFC9D6" w:sz="4"/>
+              <w:left w:val="single" w:color="BFC9D6" w:sz="4"/>
+              <w:bottom w:val="single" w:color="BFC9D6" w:sz="4"/>
+              <w:right w:val="single" w:color="BFC9D6" w:sz="4"/>
+            </w:tcBorders>
+            <w:shd w:fill="EEF3F8" w:color="auto" w:val="clear"/>
+            <w:tcMar>
+              <w:top w:type="dxa" w:w="60"/>
+              <w:left w:type="dxa" w:w="100"/>
+              <w:bottom w:type="dxa" w:w="60"/>
+              <w:right w:type="dxa" w:w="100"/>
+            </w:tcMar>
+            <w:vAlign w:val="center"/>
+          </w:tcPr>
+          <w:p>
+            <w:pPr>
+              <w:spacing w:after="30" w:before="30"/>
+              <w:jc w:val="left"/>
+            </w:pPr>
+            <w:r>
+              <w:rPr>
+                <w:rFonts w:ascii="Calibri" w:cs="Calibri" w:eastAsia="Calibri" w:hAnsi="Calibri"/>
+                <w:sz w:val="16"/>
+                <w:szCs w:val="16"/>
+              </w:rPr>
+              <w:t xml:space="preserve">Marks windows and approval stages</w:t>
+            </w:r>
+          </w:p>
+        </w:tc>
+      </w:tr>
+      <w:tr>
+        <w:trPr>
+          <w:cantSplit/>
+        </w:trPr>
+        <w:tc>
+          <w:tcPr>
+            <w:tcW w:type="dxa" w:w="902"/>
+            <w:tcBorders>
+              <w:top w:val="single" w:color="BFC9D6" w:sz="4"/>
+              <w:left w:val="single" w:color="BFC9D6" w:sz="4"/>
+              <w:bottom w:val="single" w:color="BFC9D6" w:sz="4"/>
+              <w:right w:val="single" w:color="BFC9D6" w:sz="4"/>
+            </w:tcBorders>
+            <w:shd w:fill="EEF3F8" w:color="auto" w:val="clear"/>
+            <w:tcMar>
+              <w:top w:type="dxa" w:w="60"/>
+              <w:left w:type="dxa" w:w="100"/>
+              <w:bottom w:type="dxa" w:w="60"/>
+              <w:right w:type="dxa" w:w="100"/>
+            </w:tcMar>
+            <w:vAlign w:val="center"/>
+          </w:tcPr>
+          <w:p>
+            <w:pPr>
+              <w:spacing w:after="30" w:before="30"/>
+              <w:jc w:val="left"/>
+            </w:pPr>
+            <w:r>
+              <w:rPr>
+                <w:rFonts w:ascii="Calibri" w:cs="Calibri" w:eastAsia="Calibri" w:hAnsi="Calibri"/>
+                <w:sz w:val="16"/>
+                <w:szCs w:val="16"/>
+              </w:rPr>
+              <w:t xml:space="preserve">V22</w:t>
+            </w:r>
+          </w:p>
+        </w:tc>
+        <w:tc>
+          <w:tcPr>
+            <w:tcW w:type="dxa" w:w="3610"/>
+            <w:tcBorders>
+              <w:top w:val="single" w:color="BFC9D6" w:sz="4"/>
+              <w:left w:val="single" w:color="BFC9D6" w:sz="4"/>
+              <w:bottom w:val="single" w:color="BFC9D6" w:sz="4"/>
+              <w:right w:val="single" w:color="BFC9D6" w:sz="4"/>
+            </w:tcBorders>
+            <w:shd w:fill="EEF3F8" w:color="auto" w:val="clear"/>
+            <w:tcMar>
+              <w:top w:type="dxa" w:w="60"/>
+              <w:left w:type="dxa" w:w="100"/>
+              <w:bottom w:type="dxa" w:w="60"/>
+              <w:right w:type="dxa" w:w="100"/>
+            </w:tcMar>
+            <w:vAlign w:val="center"/>
+          </w:tcPr>
+          <w:p>
+            <w:pPr>
+              <w:spacing w:after="30" w:before="30"/>
+              <w:jc w:val="left"/>
+            </w:pPr>
+            <w:r>
+              <w:rPr>
+                <w:rFonts w:ascii="Calibri" w:cs="Calibri" w:eastAsia="Calibri" w:hAnsi="Calibri"/>
+                <w:sz w:val="16"/>
+                <w:szCs w:val="16"/>
+              </w:rPr>
+              <w:t xml:space="preserve">Applicant NECTA registration</w:t>
+            </w:r>
+          </w:p>
+        </w:tc>
+        <w:tc>
+          <w:tcPr>
+            <w:tcW w:type="dxa" w:w="902"/>
+            <w:tcBorders>
+              <w:top w:val="single" w:color="BFC9D6" w:sz="4"/>
+              <w:left w:val="single" w:color="BFC9D6" w:sz="4"/>
+              <w:bottom w:val="single" w:color="BFC9D6" w:sz="4"/>
+              <w:right w:val="single" w:color="BFC9D6" w:sz="4"/>
+            </w:tcBorders>
+            <w:shd w:fill="EEF3F8" w:color="auto" w:val="clear"/>
+            <w:tcMar>
+              <w:top w:type="dxa" w:w="60"/>
+              <w:left w:type="dxa" w:w="100"/>
+              <w:bottom w:type="dxa" w:w="60"/>
+              <w:right w:type="dxa" w:w="100"/>
+            </w:tcMar>
+            <w:vAlign w:val="center"/>
+          </w:tcPr>
+          <w:p>
+            <w:pPr>
+              <w:spacing w:after="30" w:before="30"/>
+              <w:jc w:val="left"/>
+            </w:pPr>
+            <w:r>
+              <w:rPr>
+                <w:rFonts w:ascii="Calibri" w:cs="Calibri" w:eastAsia="Calibri" w:hAnsi="Calibri"/>
+                <w:sz w:val="16"/>
+                <w:szCs w:val="16"/>
+              </w:rPr>
+              <w:t xml:space="preserve">V47</w:t>
+            </w:r>
+          </w:p>
+        </w:tc>
+        <w:tc>
+          <w:tcPr>
+            <w:tcW w:type="dxa" w:w="3612"/>
+            <w:tcBorders>
+              <w:top w:val="single" w:color="BFC9D6" w:sz="4"/>
+              <w:left w:val="single" w:color="BFC9D6" w:sz="4"/>
+              <w:bottom w:val="single" w:color="BFC9D6" w:sz="4"/>
+              <w:right w:val="single" w:color="BFC9D6" w:sz="4"/>
+            </w:tcBorders>
+            <w:shd w:fill="EEF3F8" w:color="auto" w:val="clear"/>
+            <w:tcMar>
+              <w:top w:type="dxa" w:w="60"/>
+              <w:left w:type="dxa" w:w="100"/>
+              <w:bottom w:type="dxa" w:w="60"/>
+              <w:right w:type="dxa" w:w="100"/>
+            </w:tcMar>
+            <w:vAlign w:val="center"/>
+          </w:tcPr>
+          <w:p>
+            <w:pPr>
+              <w:spacing w:after="30" w:before="30"/>
+              <w:jc w:val="left"/>
+            </w:pPr>
+            <w:r>
+              <w:rPr>
+                <w:rFonts w:ascii="Calibri" w:cs="Calibri" w:eastAsia="Calibri" w:hAnsi="Calibri"/>
+                <w:sz w:val="16"/>
+                <w:szCs w:val="16"/>
+              </w:rPr>
+              <w:t xml:space="preserve">Workplace assessment and alumni</w:t>
+            </w:r>
+          </w:p>
+        </w:tc>
+      </w:tr>
+      <w:tr>
+        <w:trPr>
+          <w:cantSplit/>
+        </w:trPr>
+        <w:tc>
+          <w:tcPr>
+            <w:tcW w:type="dxa" w:w="902"/>
+            <w:tcBorders>
+              <w:top w:val="single" w:color="BFC9D6" w:sz="4"/>
+              <w:left w:val="single" w:color="BFC9D6" w:sz="4"/>
+              <w:bottom w:val="single" w:color="BFC9D6" w:sz="4"/>
+              <w:right w:val="single" w:color="BFC9D6" w:sz="4"/>
+            </w:tcBorders>
+            <w:shd w:fill="EEF3F8" w:color="auto" w:val="clear"/>
+            <w:tcMar>
+              <w:top w:type="dxa" w:w="60"/>
+              <w:left w:type="dxa" w:w="100"/>
+              <w:bottom w:type="dxa" w:w="60"/>
+              <w:right w:type="dxa" w:w="100"/>
+            </w:tcMar>
+            <w:vAlign w:val="center"/>
+          </w:tcPr>
+          <w:p>
+            <w:pPr>
+              <w:spacing w:after="30" w:before="30"/>
+              <w:jc w:val="left"/>
+            </w:pPr>
+            <w:r>
+              <w:rPr>
+                <w:rFonts w:ascii="Calibri" w:cs="Calibri" w:eastAsia="Calibri" w:hAnsi="Calibri"/>
+                <w:sz w:val="16"/>
+                <w:szCs w:val="16"/>
+              </w:rPr>
+              <w:t xml:space="preserve">V23</w:t>
+            </w:r>
+          </w:p>
+        </w:tc>
+        <w:tc>
+          <w:tcPr>
+            <w:tcW w:type="dxa" w:w="3610"/>
+            <w:tcBorders>
+              <w:top w:val="single" w:color="BFC9D6" w:sz="4"/>
+              <w:left w:val="single" w:color="BFC9D6" w:sz="4"/>
+              <w:bottom w:val="single" w:color="BFC9D6" w:sz="4"/>
+              <w:right w:val="single" w:color="BFC9D6" w:sz="4"/>
+            </w:tcBorders>
+            <w:shd w:fill="EEF3F8" w:color="auto" w:val="clear"/>
+            <w:tcMar>
+              <w:top w:type="dxa" w:w="60"/>
+              <w:left w:type="dxa" w:w="100"/>
+              <w:bottom w:type="dxa" w:w="60"/>
+              <w:right w:type="dxa" w:w="100"/>
+            </w:tcMar>
+            <w:vAlign w:val="center"/>
+          </w:tcPr>
+          <w:p>
+            <w:pPr>
+              <w:spacing w:after="30" w:before="30"/>
+              <w:jc w:val="left"/>
+            </w:pPr>
+            <w:r>
+              <w:rPr>
+                <w:rFonts w:ascii="Calibri" w:cs="Calibri" w:eastAsia="Calibri" w:hAnsi="Calibri"/>
+                <w:sz w:val="16"/>
+                <w:szCs w:val="16"/>
+              </w:rPr>
+              <w:t xml:space="preserve">Address and next of kin</w:t>
+            </w:r>
+          </w:p>
+        </w:tc>
+        <w:tc>
+          <w:tcPr>
+            <w:tcW w:type="dxa" w:w="902"/>
+            <w:tcBorders>
+              <w:top w:val="single" w:color="BFC9D6" w:sz="4"/>
+              <w:left w:val="single" w:color="BFC9D6" w:sz="4"/>
+              <w:bottom w:val="single" w:color="BFC9D6" w:sz="4"/>
+              <w:right w:val="single" w:color="BFC9D6" w:sz="4"/>
+            </w:tcBorders>
+            <w:shd w:fill="EEF3F8" w:color="auto" w:val="clear"/>
+            <w:tcMar>
+              <w:top w:type="dxa" w:w="60"/>
+              <w:left w:type="dxa" w:w="100"/>
+              <w:bottom w:type="dxa" w:w="60"/>
+              <w:right w:type="dxa" w:w="100"/>
+            </w:tcMar>
+            <w:vAlign w:val="center"/>
+          </w:tcPr>
+          <w:p>
+            <w:pPr>
+              <w:spacing w:after="30" w:before="30"/>
+              <w:jc w:val="left"/>
+            </w:pPr>
+            <w:r>
+              <w:rPr>
+                <w:rFonts w:ascii="Calibri" w:cs="Calibri" w:eastAsia="Calibri" w:hAnsi="Calibri"/>
+                <w:sz w:val="16"/>
+                <w:szCs w:val="16"/>
+              </w:rPr>
+              <w:t xml:space="preserve">V48</w:t>
+            </w:r>
+          </w:p>
+        </w:tc>
+        <w:tc>
+          <w:tcPr>
+            <w:tcW w:type="dxa" w:w="3612"/>
+            <w:tcBorders>
+              <w:top w:val="single" w:color="BFC9D6" w:sz="4"/>
+              <w:left w:val="single" w:color="BFC9D6" w:sz="4"/>
+              <w:bottom w:val="single" w:color="BFC9D6" w:sz="4"/>
+              <w:right w:val="single" w:color="BFC9D6" w:sz="4"/>
+            </w:tcBorders>
+            <w:shd w:fill="EEF3F8" w:color="auto" w:val="clear"/>
+            <w:tcMar>
+              <w:top w:type="dxa" w:w="60"/>
+              <w:left w:type="dxa" w:w="100"/>
+              <w:bottom w:type="dxa" w:w="60"/>
+              <w:right w:type="dxa" w:w="100"/>
+            </w:tcMar>
+            <w:vAlign w:val="center"/>
+          </w:tcPr>
+          <w:p>
+            <w:pPr>
+              <w:spacing w:after="30" w:before="30"/>
+              <w:jc w:val="left"/>
+            </w:pPr>
+            <w:r>
+              <w:rPr>
+                <w:rFonts w:ascii="Calibri" w:cs="Calibri" w:eastAsia="Calibri" w:hAnsi="Calibri"/>
+                <w:sz w:val="16"/>
+                <w:szCs w:val="16"/>
+              </w:rPr>
+              <w:t xml:space="preserve">Government integrations</w:t>
+            </w:r>
+          </w:p>
+        </w:tc>
+      </w:tr>
+      <w:tr>
+        <w:trPr>
+          <w:cantSplit/>
+        </w:trPr>
+        <w:tc>
+          <w:tcPr>
+            <w:tcW w:type="dxa" w:w="902"/>
+            <w:tcBorders>
+              <w:top w:val="single" w:color="BFC9D6" w:sz="4"/>
+              <w:left w:val="single" w:color="BFC9D6" w:sz="4"/>
+              <w:bottom w:val="single" w:color="BFC9D6" w:sz="4"/>
+              <w:right w:val="single" w:color="BFC9D6" w:sz="4"/>
+            </w:tcBorders>
+            <w:shd w:fill="EEF3F8" w:color="auto" w:val="clear"/>
+            <w:tcMar>
+              <w:top w:type="dxa" w:w="60"/>
+              <w:left w:type="dxa" w:w="100"/>
+              <w:bottom w:type="dxa" w:w="60"/>
+              <w:right w:type="dxa" w:w="100"/>
+            </w:tcMar>
+            <w:vAlign w:val="center"/>
+          </w:tcPr>
+          <w:p>
+            <w:pPr>
+              <w:spacing w:after="30" w:before="30"/>
+              <w:jc w:val="left"/>
+            </w:pPr>
+            <w:r>
+              <w:rPr>
+                <w:rFonts w:ascii="Calibri" w:cs="Calibri" w:eastAsia="Calibri" w:hAnsi="Calibri"/>
+                <w:sz w:val="16"/>
+                <w:szCs w:val="16"/>
+              </w:rPr>
+              <w:t xml:space="preserve">V24</w:t>
+            </w:r>
+          </w:p>
+        </w:tc>
+        <w:tc>
+          <w:tcPr>
+            <w:tcW w:type="dxa" w:w="3610"/>
+            <w:tcBorders>
+              <w:top w:val="single" w:color="BFC9D6" w:sz="4"/>
+              <w:left w:val="single" w:color="BFC9D6" w:sz="4"/>
+              <w:bottom w:val="single" w:color="BFC9D6" w:sz="4"/>
+              <w:right w:val="single" w:color="BFC9D6" w:sz="4"/>
+            </w:tcBorders>
+            <w:shd w:fill="EEF3F8" w:color="auto" w:val="clear"/>
+            <w:tcMar>
+              <w:top w:type="dxa" w:w="60"/>
+              <w:left w:type="dxa" w:w="100"/>
+              <w:bottom w:type="dxa" w:w="60"/>
+              <w:right w:type="dxa" w:w="100"/>
+            </w:tcMar>
+            <w:vAlign w:val="center"/>
+          </w:tcPr>
+          <w:p>
+            <w:pPr>
+              <w:spacing w:after="30" w:before="30"/>
+              <w:jc w:val="left"/>
+            </w:pPr>
+            <w:r>
+              <w:rPr>
+                <w:rFonts w:ascii="Calibri" w:cs="Calibri" w:eastAsia="Calibri" w:hAnsi="Calibri"/>
+                <w:sz w:val="16"/>
+                <w:szCs w:val="16"/>
+              </w:rPr>
+              <w:t xml:space="preserve">Education history</w:t>
+            </w:r>
+          </w:p>
+        </w:tc>
+        <w:tc>
+          <w:tcPr>
+            <w:tcW w:type="dxa" w:w="902"/>
+            <w:tcBorders>
+              <w:top w:val="single" w:color="BFC9D6" w:sz="4"/>
+              <w:left w:val="single" w:color="BFC9D6" w:sz="4"/>
+              <w:bottom w:val="single" w:color="BFC9D6" w:sz="4"/>
+              <w:right w:val="single" w:color="BFC9D6" w:sz="4"/>
+            </w:tcBorders>
+            <w:shd w:fill="EEF3F8" w:color="auto" w:val="clear"/>
+            <w:tcMar>
+              <w:top w:type="dxa" w:w="60"/>
+              <w:left w:type="dxa" w:w="100"/>
+              <w:bottom w:type="dxa" w:w="60"/>
+              <w:right w:type="dxa" w:w="100"/>
+            </w:tcMar>
+            <w:vAlign w:val="center"/>
+          </w:tcPr>
+          <w:p>
+            <w:pPr>
+              <w:spacing w:after="30" w:before="30"/>
+              <w:jc w:val="left"/>
+            </w:pPr>
+            <w:r>
+              <w:rPr>
+                <w:rFonts w:ascii="Calibri" w:cs="Calibri" w:eastAsia="Calibri" w:hAnsi="Calibri"/>
+                <w:sz w:val="16"/>
+                <w:szCs w:val="16"/>
+              </w:rPr>
+              <w:t xml:space="preserve">V49</w:t>
+            </w:r>
+          </w:p>
+        </w:tc>
+        <w:tc>
+          <w:tcPr>
+            <w:tcW w:type="dxa" w:w="3612"/>
+            <w:tcBorders>
+              <w:top w:val="single" w:color="BFC9D6" w:sz="4"/>
+              <w:left w:val="single" w:color="BFC9D6" w:sz="4"/>
+              <w:bottom w:val="single" w:color="BFC9D6" w:sz="4"/>
+              <w:right w:val="single" w:color="BFC9D6" w:sz="4"/>
+            </w:tcBorders>
+            <w:shd w:fill="EEF3F8" w:color="auto" w:val="clear"/>
+            <w:tcMar>
+              <w:top w:type="dxa" w:w="60"/>
+              <w:left w:type="dxa" w:w="100"/>
+              <w:bottom w:type="dxa" w:w="60"/>
+              <w:right w:type="dxa" w:w="100"/>
+            </w:tcMar>
+            <w:vAlign w:val="center"/>
+          </w:tcPr>
+          <w:p>
+            <w:pPr>
+              <w:spacing w:after="30" w:before="30"/>
+              <w:jc w:val="left"/>
+            </w:pPr>
+            <w:r>
+              <w:rPr>
+                <w:rFonts w:ascii="Calibri" w:cs="Calibri" w:eastAsia="Calibri" w:hAnsi="Calibri"/>
+                <w:sz w:val="16"/>
+                <w:szCs w:val="16"/>
+              </w:rPr>
+              <w:t xml:space="preserve">User language</w:t>
+            </w:r>
+          </w:p>
+        </w:tc>
+      </w:tr>
+      <w:tr>
+        <w:trPr>
+          <w:cantSplit/>
+        </w:trPr>
+        <w:tc>
+          <w:tcPr>
+            <w:tcW w:type="dxa" w:w="902"/>
+            <w:tcBorders>
+              <w:top w:val="single" w:color="BFC9D6" w:sz="4"/>
+              <w:left w:val="single" w:color="BFC9D6" w:sz="4"/>
+              <w:bottom w:val="single" w:color="BFC9D6" w:sz="4"/>
+              <w:right w:val="single" w:color="BFC9D6" w:sz="4"/>
+            </w:tcBorders>
+            <w:shd w:fill="EEF3F8" w:color="auto" w:val="clear"/>
+            <w:tcMar>
+              <w:top w:type="dxa" w:w="60"/>
+              <w:left w:type="dxa" w:w="100"/>
+              <w:bottom w:type="dxa" w:w="60"/>
+              <w:right w:type="dxa" w:w="100"/>
+            </w:tcMar>
+            <w:vAlign w:val="center"/>
+          </w:tcPr>
+          <w:p>
+            <w:pPr>
+              <w:spacing w:after="30" w:before="30"/>
+              <w:jc w:val="left"/>
+            </w:pPr>
+            <w:r>
+              <w:rPr>
+                <w:rFonts w:ascii="Calibri" w:cs="Calibri" w:eastAsia="Calibri" w:hAnsi="Calibri"/>
+                <w:sz w:val="16"/>
+                <w:szCs w:val="16"/>
+              </w:rPr>
+              <w:t xml:space="preserve">V25</w:t>
+            </w:r>
+          </w:p>
+        </w:tc>
+        <w:tc>
+          <w:tcPr>
+            <w:tcW w:type="dxa" w:w="3610"/>
+            <w:tcBorders>
+              <w:top w:val="single" w:color="BFC9D6" w:sz="4"/>
+              <w:left w:val="single" w:color="BFC9D6" w:sz="4"/>
+              <w:bottom w:val="single" w:color="BFC9D6" w:sz="4"/>
+              <w:right w:val="single" w:color="BFC9D6" w:sz="4"/>
+            </w:tcBorders>
+            <w:shd w:fill="EEF3F8" w:color="auto" w:val="clear"/>
+            <w:tcMar>
+              <w:top w:type="dxa" w:w="60"/>
+              <w:left w:type="dxa" w:w="100"/>
+              <w:bottom w:type="dxa" w:w="60"/>
+              <w:right w:type="dxa" w:w="100"/>
+            </w:tcMar>
+            <w:vAlign w:val="center"/>
+          </w:tcPr>
+          <w:p>
+            <w:pPr>
+              <w:spacing w:after="30" w:before="30"/>
+              <w:jc w:val="left"/>
+            </w:pPr>
+            <w:r>
+              <w:rPr>
+                <w:rFonts w:ascii="Calibri" w:cs="Calibri" w:eastAsia="Calibri" w:hAnsi="Calibri"/>
+                <w:sz w:val="16"/>
+                <w:szCs w:val="16"/>
+              </w:rPr>
+              <w:t xml:space="preserve">Other qualifications</w:t>
+            </w:r>
+          </w:p>
+        </w:tc>
+        <w:tc>
+          <w:tcPr>
+            <w:tcW w:type="dxa" w:w="902"/>
+            <w:tcBorders>
+              <w:top w:val="single" w:color="BFC9D6" w:sz="4"/>
+              <w:left w:val="single" w:color="BFC9D6" w:sz="4"/>
+              <w:bottom w:val="single" w:color="BFC9D6" w:sz="4"/>
+              <w:right w:val="single" w:color="BFC9D6" w:sz="4"/>
+            </w:tcBorders>
+            <w:shd w:fill="EEF3F8" w:color="auto" w:val="clear"/>
+            <w:tcMar>
+              <w:top w:type="dxa" w:w="60"/>
+              <w:left w:type="dxa" w:w="100"/>
+              <w:bottom w:type="dxa" w:w="60"/>
+              <w:right w:type="dxa" w:w="100"/>
+            </w:tcMar>
+            <w:vAlign w:val="center"/>
+          </w:tcPr>
+          <w:p>
+            <w:pPr>
+              <w:spacing w:after="30" w:before="30"/>
+              <w:jc w:val="left"/>
+            </w:pPr>
+            <w:r>
+              <w:rPr>
+                <w:rFonts w:ascii="Calibri" w:cs="Calibri" w:eastAsia="Calibri" w:hAnsi="Calibri"/>
+                <w:sz w:val="16"/>
+                <w:szCs w:val="16"/>
+              </w:rPr>
+              <w:t xml:space="preserve"/>
+            </w:r>
+          </w:p>
+        </w:tc>
+        <w:tc>
+          <w:tcPr>
+            <w:tcW w:type="dxa" w:w="3612"/>
+            <w:tcBorders>
+              <w:top w:val="single" w:color="BFC9D6" w:sz="4"/>
+              <w:left w:val="single" w:color="BFC9D6" w:sz="4"/>
+              <w:bottom w:val="single" w:color="BFC9D6" w:sz="4"/>
+              <w:right w:val="single" w:color="BFC9D6" w:sz="4"/>
+            </w:tcBorders>
+            <w:shd w:fill="EEF3F8" w:color="auto" w:val="clear"/>
+            <w:tcMar>
+              <w:top w:type="dxa" w:w="60"/>
+              <w:left w:type="dxa" w:w="100"/>
+              <w:bottom w:type="dxa" w:w="60"/>
+              <w:right w:type="dxa" w:w="100"/>
+            </w:tcMar>
+            <w:vAlign w:val="center"/>
+          </w:tcPr>
+          <w:p>
+            <w:pPr>
+              <w:spacing w:after="30" w:before="30"/>
+              <w:jc w:val="left"/>
+            </w:pPr>
+            <w:r>
+              <w:rPr>
+                <w:rFonts w:ascii="Calibri" w:cs="Calibri" w:eastAsia="Calibri" w:hAnsi="Calibri"/>
+                <w:sz w:val="16"/>
+                <w:szCs w:val="16"/>
+              </w:rPr>
+              <w:t xml:space="preserve"/>
             </w:r>
           </w:p>
         </w:tc>

--- a/docs/05_Database_Design_College_Institution_Management_System.docx
+++ b/docs/05_Database_Design_College_Institution_Management_System.docx
@@ -397,7 +397,7 @@
                 <w:sz w:val="18"/>
                 <w:szCs w:val="18"/>
               </w:rPr>
-              <w:t xml:space="preserve">Version 3.2 — updated to the system as built after the October 2026 completion batches, for stakeholder review</w:t>
+              <w:t xml:space="preserve">Version 3.3 — updated to the system as built after the October 2026 completion batches, for stakeholder review</w:t>
             </w:r>
           </w:p>
         </w:tc>
@@ -1648,6 +1648,143 @@
                 <w:szCs w:val="18"/>
               </w:rPr>
               <w:t xml:space="preserve">Preamble added to every section; as-built schema brought up to migration V50 (job_locks table for scheduled jobs).</w:t>
+            </w:r>
+          </w:p>
+        </w:tc>
+      </w:tr>
+      <w:tr>
+        <w:trPr>
+          <w:cantSplit/>
+        </w:trPr>
+        <w:tc>
+          <w:tcPr>
+            <w:tcW w:type="dxa" w:w="1083"/>
+            <w:tcBorders>
+              <w:top w:val="single" w:color="BFC9D6" w:sz="4"/>
+              <w:left w:val="single" w:color="BFC9D6" w:sz="4"/>
+              <w:bottom w:val="single" w:color="BFC9D6" w:sz="4"/>
+              <w:right w:val="single" w:color="BFC9D6" w:sz="4"/>
+            </w:tcBorders>
+            <w:shd w:fill="EEF3F8" w:color="auto" w:val="clear"/>
+            <w:tcMar>
+              <w:top w:type="dxa" w:w="60"/>
+              <w:left w:type="dxa" w:w="100"/>
+              <w:bottom w:type="dxa" w:w="60"/>
+              <w:right w:type="dxa" w:w="100"/>
+            </w:tcMar>
+            <w:vAlign w:val="center"/>
+          </w:tcPr>
+          <w:p>
+            <w:pPr>
+              <w:spacing w:after="30" w:before="30"/>
+              <w:jc w:val="left"/>
+            </w:pPr>
+            <w:r>
+              <w:rPr>
+                <w:rFonts w:ascii="Calibri" w:cs="Calibri" w:eastAsia="Calibri" w:hAnsi="Calibri"/>
+                <w:sz w:val="18"/>
+                <w:szCs w:val="18"/>
+              </w:rPr>
+              <w:t xml:space="preserve">3.3</w:t>
+            </w:r>
+          </w:p>
+        </w:tc>
+        <w:tc>
+          <w:tcPr>
+            <w:tcW w:type="dxa" w:w="1624"/>
+            <w:tcBorders>
+              <w:top w:val="single" w:color="BFC9D6" w:sz="4"/>
+              <w:left w:val="single" w:color="BFC9D6" w:sz="4"/>
+              <w:bottom w:val="single" w:color="BFC9D6" w:sz="4"/>
+              <w:right w:val="single" w:color="BFC9D6" w:sz="4"/>
+            </w:tcBorders>
+            <w:shd w:fill="EEF3F8" w:color="auto" w:val="clear"/>
+            <w:tcMar>
+              <w:top w:type="dxa" w:w="60"/>
+              <w:left w:type="dxa" w:w="100"/>
+              <w:bottom w:type="dxa" w:w="60"/>
+              <w:right w:type="dxa" w:w="100"/>
+            </w:tcMar>
+            <w:vAlign w:val="center"/>
+          </w:tcPr>
+          <w:p>
+            <w:pPr>
+              <w:spacing w:after="30" w:before="30"/>
+              <w:jc w:val="left"/>
+            </w:pPr>
+            <w:r>
+              <w:rPr>
+                <w:rFonts w:ascii="Calibri" w:cs="Calibri" w:eastAsia="Calibri" w:hAnsi="Calibri"/>
+                <w:sz w:val="18"/>
+                <w:szCs w:val="18"/>
+              </w:rPr>
+              <w:t xml:space="preserve">October 2026</w:t>
+            </w:r>
+          </w:p>
+        </w:tc>
+        <w:tc>
+          <w:tcPr>
+            <w:tcW w:type="dxa" w:w="1985"/>
+            <w:tcBorders>
+              <w:top w:val="single" w:color="BFC9D6" w:sz="4"/>
+              <w:left w:val="single" w:color="BFC9D6" w:sz="4"/>
+              <w:bottom w:val="single" w:color="BFC9D6" w:sz="4"/>
+              <w:right w:val="single" w:color="BFC9D6" w:sz="4"/>
+            </w:tcBorders>
+            <w:shd w:fill="EEF3F8" w:color="auto" w:val="clear"/>
+            <w:tcMar>
+              <w:top w:type="dxa" w:w="60"/>
+              <w:left w:type="dxa" w:w="100"/>
+              <w:bottom w:type="dxa" w:w="60"/>
+              <w:right w:type="dxa" w:w="100"/>
+            </w:tcMar>
+            <w:vAlign w:val="center"/>
+          </w:tcPr>
+          <w:p>
+            <w:pPr>
+              <w:spacing w:after="30" w:before="30"/>
+              <w:jc w:val="left"/>
+            </w:pPr>
+            <w:r>
+              <w:rPr>
+                <w:rFonts w:ascii="Calibri" w:cs="Calibri" w:eastAsia="Calibri" w:hAnsi="Calibri"/>
+                <w:sz w:val="18"/>
+                <w:szCs w:val="18"/>
+              </w:rPr>
+              <w:t xml:space="preserve">Msingi Technologies Ltd</w:t>
+            </w:r>
+          </w:p>
+        </w:tc>
+        <w:tc>
+          <w:tcPr>
+            <w:tcW w:type="dxa" w:w="4334"/>
+            <w:tcBorders>
+              <w:top w:val="single" w:color="BFC9D6" w:sz="4"/>
+              <w:left w:val="single" w:color="BFC9D6" w:sz="4"/>
+              <w:bottom w:val="single" w:color="BFC9D6" w:sz="4"/>
+              <w:right w:val="single" w:color="BFC9D6" w:sz="4"/>
+            </w:tcBorders>
+            <w:shd w:fill="EEF3F8" w:color="auto" w:val="clear"/>
+            <w:tcMar>
+              <w:top w:type="dxa" w:w="60"/>
+              <w:left w:type="dxa" w:w="100"/>
+              <w:bottom w:type="dxa" w:w="60"/>
+              <w:right w:type="dxa" w:w="100"/>
+            </w:tcMar>
+            <w:vAlign w:val="center"/>
+          </w:tcPr>
+          <w:p>
+            <w:pPr>
+              <w:spacing w:after="30" w:before="30"/>
+              <w:jc w:val="left"/>
+            </w:pPr>
+            <w:r>
+              <w:rPr>
+                <w:rFonts w:ascii="Calibri" w:cs="Calibri" w:eastAsia="Calibri" w:hAnsi="Calibri"/>
+                <w:sz w:val="18"/>
+                <w:szCs w:val="18"/>
+              </w:rPr>
+              <w:t xml:space="preserve">As-built schema brought up to migration V51 after Batch 10: late-registration fee, application-fee reminders, waivers proposed when a status change takes effect, hostel bed changes with the fee difference, refunds of fees paid (hostel check-out and cancellation), and the entry-rule test tool.</w:t>
             </w:r>
           </w:p>
         </w:tc>
@@ -12456,7 +12593,13 @@
           <w:b/>
           <w:bCs/>
         </w:rPr>
-        <w:t xml:space="preserve">As built: the catalogue above was the design. The tables actually in the database (157) are listed in section 12.2. Differences from the design: approval stages are configurable for results (approval_stages) while other approvals follow the regulations in the software; uploaded documents are stored in the database rather than in object storage; lookup tables (administrative areas, NECTA school lists) ship with the application; general-ledger exports are the MUSE postings and the postings file.</w:t>
+        <w:t>As built:</w:t>
+      </w:r>
+      <w:r>
+        <w:rPr>
+          <w:rFonts w:ascii="Calibri" w:cs="Calibri" w:eastAsia="Calibri" w:hAnsi="Calibri"/>
+        </w:rPr>
+        <w:t xml:space="preserve"> the catalogue above was the design. The tables actually in the database (157) are listed in section 12.2. Differences from the design: approval stages are configurable for results (approval_stages) while other approvals follow the regulations in the software; uploaded documents are stored in the database rather than in object storage; lookup tables (administrative areas, NECTA school lists) ship with the application; general-ledger exports are the MUSE postings and the postings file.</w:t>
       </w:r>
     </w:p>
     <w:p>
@@ -25272,7 +25415,13 @@
           <w:b/>
           <w:bCs/>
         </w:rPr>
-        <w:t xml:space="preserve">As built: each institution sets retention periods for applicant data and for messages (default 24 months); a monthly job anonymises applicants who never joined and clears old messages and emails, after a preview; the integration call log is cleaned up automatically. National Identification Numbers are encrypted at application level (AES-GCM with the CIMS_DATA_KEY key), with a hash for uniqueness and the last four digits for display; two-step sign-in secrets are encrypted the same way.</w:t>
+        <w:t>As built:</w:t>
+      </w:r>
+      <w:r>
+        <w:rPr>
+          <w:rFonts w:ascii="Calibri" w:cs="Calibri" w:eastAsia="Calibri" w:hAnsi="Calibri"/>
+        </w:rPr>
+        <w:t xml:space="preserve"> each institution sets retention periods for applicant data and for messages (default 24 months); a monthly job anonymises applicants who never joined and clears old messages and emails, after a preview; the integration call log is cleaned up automatically. National Identification Numbers are encrypted at application level (AES-GCM with the CIMS_DATA_KEY key), with a hash for uniqueness and the last four digits for display; two-step sign-in secrets are encrypted the same way.</w:t>
       </w:r>
     </w:p>
     <w:p>
@@ -26180,7 +26329,7 @@
         <w:rPr>
           <w:rFonts w:ascii="Calibri" w:cs="Calibri" w:eastAsia="Calibri" w:hAnsi="Calibri"/>
         </w:rPr>
-        <w:t xml:space="preserve">This section describes the database as built by Flyway migrations V1 to V50 (PostgreSQL 16). It is generated from the live schema of the development build.</w:t>
+        <w:t xml:space="preserve">This section describes the database as built by Flyway migrations V1 to V51 (PostgreSQL 16). It is generated from the live schema of the development build.</w:t>
       </w:r>
     </w:p>
     <w:p>
@@ -26374,7 +26523,7 @@
                 <w:sz w:val="17"/>
                 <w:szCs w:val="17"/>
               </w:rPr>
-              <w:t xml:space="preserve">157 application tables (plus Flyway's history table), all in the public schema</w:t>
+              <w:t xml:space="preserve">159 application tables (plus Flyway's history table), all in the public schema</w:t>
             </w:r>
           </w:p>
         </w:tc>
@@ -26445,7 +26594,7 @@
                 <w:sz w:val="17"/>
                 <w:szCs w:val="17"/>
               </w:rPr>
-              <w:t xml:space="preserve">Enabled and forced on 149 institution tables; 8 platform tables without</w:t>
+              <w:t xml:space="preserve">Enabled and forced on 151 institution tables; 8 platform tables without</w:t>
             </w:r>
           </w:p>
         </w:tc>
@@ -26733,7 +26882,7 @@
                 <w:sz w:val="17"/>
                 <w:szCs w:val="17"/>
               </w:rPr>
-              <w:t xml:space="preserve">50 versioned migrations, never edited once applied</w:t>
+              <w:t xml:space="preserve">51 versioned migrations, never edited once applied</w:t>
             </w:r>
           </w:p>
         </w:tc>
@@ -26748,7 +26897,7 @@
         <w:rPr>
           <w:rFonts w:ascii="Calibri" w:cs="Calibri" w:eastAsia="Calibri" w:hAnsi="Calibri"/>
         </w:rPr>
-        <w:t xml:space="preserve">Columns added to existing tables since V38: students (campus, student category, encrypted National Identification Number with its hash, last four digits and check status, import batch); user_accounts (confirmed email, two-step sign-in secret and recovery codes, anonymisation time, language); fee_structures (intake, student category); departments (faculty); applications (source, external body and reference, import batch); assessment_components (marks entry dates); module_offerings and result_sheets (approval stage reached); ipt_assessments (criteria and source); finance_settings (reminders and penalties); messaging_settings (email switch).</w:t>
+        <w:t xml:space="preserve">Columns added to existing tables since V38: students (campus, student category, encrypted National Identification Number with its hash, last four digits and check status, import batch); user_accounts (confirmed email, two-step sign-in secret and recovery codes, anonymisation time, language); fee_structures (intake, student category); departments (faculty); applications (source, external body and reference, import batch); assessment_components (marks entry dates); module_offerings and result_sheets (approval stage reached); ipt_assessments (criteria and source); finance_settings (reminders and penalties); messaging_settings (email switch); and in V51: semesters (late-registration fee), semester_registrations (late-fee invoice), admission_windows (fee reminders on or off), finance_adjustments (origin of a request CIMS raised itself), hostel_allocations (refund request).</w:t>
       </w:r>
     </w:p>
     <w:p>
@@ -33142,6 +33291,112 @@
                 <w:sz w:val="16"/>
                 <w:szCs w:val="16"/>
               </w:rPr>
+              <w:t xml:space="preserve">application_fee_reminders</w:t>
+            </w:r>
+          </w:p>
+        </w:tc>
+        <w:tc>
+          <w:tcPr>
+            <w:tcW w:type="dxa" w:w="5415"/>
+            <w:tcBorders>
+              <w:top w:val="single" w:color="BFC9D6" w:sz="4"/>
+              <w:left w:val="single" w:color="BFC9D6" w:sz="4"/>
+              <w:bottom w:val="single" w:color="BFC9D6" w:sz="4"/>
+              <w:right w:val="single" w:color="BFC9D6" w:sz="4"/>
+            </w:tcBorders>
+            <w:shd w:fill="EEF3F8" w:color="auto" w:val="clear"/>
+            <w:tcMar>
+              <w:top w:type="dxa" w:w="60"/>
+              <w:left w:type="dxa" w:w="100"/>
+              <w:bottom w:type="dxa" w:w="60"/>
+              <w:right w:type="dxa" w:w="100"/>
+            </w:tcMar>
+            <w:vAlign w:val="center"/>
+          </w:tcPr>
+          <w:p>
+            <w:pPr>
+              <w:spacing w:after="30" w:before="30"/>
+              <w:jc w:val="left"/>
+            </w:pPr>
+            <w:r>
+              <w:rPr>
+                <w:rFonts w:ascii="Calibri" w:cs="Calibri" w:eastAsia="Calibri" w:hAnsi="Calibri"/>
+                <w:sz w:val="16"/>
+                <w:szCs w:val="16"/>
+              </w:rPr>
+              <w:t xml:space="preserve">Application-fee reminders sent (two days after the control number; three days before closing), at most one of each per application.</w:t>
+            </w:r>
+          </w:p>
+        </w:tc>
+        <w:tc>
+          <w:tcPr>
+            <w:tcW w:type="dxa" w:w="1174"/>
+            <w:tcBorders>
+              <w:top w:val="single" w:color="BFC9D6" w:sz="4"/>
+              <w:left w:val="single" w:color="BFC9D6" w:sz="4"/>
+              <w:bottom w:val="single" w:color="BFC9D6" w:sz="4"/>
+              <w:right w:val="single" w:color="BFC9D6" w:sz="4"/>
+            </w:tcBorders>
+            <w:shd w:fill="EEF3F8" w:color="auto" w:val="clear"/>
+            <w:tcMar>
+              <w:top w:type="dxa" w:w="60"/>
+              <w:left w:type="dxa" w:w="100"/>
+              <w:bottom w:type="dxa" w:w="60"/>
+              <w:right w:type="dxa" w:w="100"/>
+            </w:tcMar>
+            <w:vAlign w:val="center"/>
+          </w:tcPr>
+          <w:p>
+            <w:pPr>
+              <w:spacing w:after="30" w:before="30"/>
+              <w:jc w:val="left"/>
+            </w:pPr>
+            <w:r>
+              <w:rPr>
+                <w:rFonts w:ascii="Calibri" w:cs="Calibri" w:eastAsia="Calibri" w:hAnsi="Calibri"/>
+                <w:sz w:val="16"/>
+                <w:szCs w:val="16"/>
+              </w:rPr>
+              <w:t xml:space="preserve">V51</w:t>
+            </w:r>
+          </w:p>
+        </w:tc>
+      </w:tr>
+      <w:tr>
+        <w:trPr>
+          <w:cantSplit/>
+        </w:trPr>
+        <w:tc>
+          <w:tcPr>
+            <w:tcW w:type="dxa" w:w="2437"/>
+            <w:tcBorders>
+              <w:top w:val="single" w:color="BFC9D6" w:sz="4"/>
+              <w:left w:val="single" w:color="BFC9D6" w:sz="4"/>
+              <w:bottom w:val="single" w:color="BFC9D6" w:sz="4"/>
+              <w:right w:val="single" w:color="BFC9D6" w:sz="4"/>
+            </w:tcBorders>
+            <w:shd w:fill="EEF3F8" w:color="auto" w:val="clear"/>
+            <w:tcMar>
+              <w:top w:type="dxa" w:w="60"/>
+              <w:left w:type="dxa" w:w="100"/>
+              <w:bottom w:type="dxa" w:w="60"/>
+              <w:right w:type="dxa" w:w="100"/>
+            </w:tcMar>
+            <w:vAlign w:val="center"/>
+          </w:tcPr>
+          <w:p>
+            <w:pPr>
+              <w:spacing w:after="30" w:before="30"/>
+              <w:jc w:val="left"/>
+            </w:pPr>
+            <w:r>
+              <w:rPr>
+                <w:rFonts w:ascii="Calibri" w:cs="Calibri" w:eastAsia="Calibri" w:hAnsi="Calibri"/>
+                <w:b/>
+                <w:bCs/>
+                <w:sz w:val="16"/>
+                <w:szCs w:val="16"/>
+              </w:rPr>
               <w:t xml:space="preserve">letter_templates</w:t>
             </w:r>
           </w:p>
@@ -40820,6 +41075,112 @@
                 <w:szCs w:val="16"/>
               </w:rPr>
               <w:t xml:space="preserve">V38</w:t>
+            </w:r>
+          </w:p>
+        </w:tc>
+      </w:tr>
+      <w:tr>
+        <w:trPr>
+          <w:cantSplit/>
+        </w:trPr>
+        <w:tc>
+          <w:tcPr>
+            <w:tcW w:type="dxa" w:w="2437"/>
+            <w:tcBorders>
+              <w:top w:val="single" w:color="BFC9D6" w:sz="4"/>
+              <w:left w:val="single" w:color="BFC9D6" w:sz="4"/>
+              <w:bottom w:val="single" w:color="BFC9D6" w:sz="4"/>
+              <w:right w:val="single" w:color="BFC9D6" w:sz="4"/>
+            </w:tcBorders>
+            <w:shd w:fill="EEF3F8" w:color="auto" w:val="clear"/>
+            <w:tcMar>
+              <w:top w:type="dxa" w:w="60"/>
+              <w:left w:type="dxa" w:w="100"/>
+              <w:bottom w:type="dxa" w:w="60"/>
+              <w:right w:type="dxa" w:w="100"/>
+            </w:tcMar>
+            <w:vAlign w:val="center"/>
+          </w:tcPr>
+          <w:p>
+            <w:pPr>
+              <w:spacing w:after="30" w:before="30"/>
+              <w:jc w:val="left"/>
+            </w:pPr>
+            <w:r>
+              <w:rPr>
+                <w:rFonts w:ascii="Calibri" w:cs="Calibri" w:eastAsia="Calibri" w:hAnsi="Calibri"/>
+                <w:b/>
+                <w:bCs/>
+                <w:sz w:val="16"/>
+                <w:szCs w:val="16"/>
+              </w:rPr>
+              <w:t xml:space="preserve">hostel_bed_changes</w:t>
+            </w:r>
+          </w:p>
+        </w:tc>
+        <w:tc>
+          <w:tcPr>
+            <w:tcW w:type="dxa" w:w="5415"/>
+            <w:tcBorders>
+              <w:top w:val="single" w:color="BFC9D6" w:sz="4"/>
+              <w:left w:val="single" w:color="BFC9D6" w:sz="4"/>
+              <w:bottom w:val="single" w:color="BFC9D6" w:sz="4"/>
+              <w:right w:val="single" w:color="BFC9D6" w:sz="4"/>
+            </w:tcBorders>
+            <w:shd w:fill="EEF3F8" w:color="auto" w:val="clear"/>
+            <w:tcMar>
+              <w:top w:type="dxa" w:w="60"/>
+              <w:left w:type="dxa" w:w="100"/>
+              <w:bottom w:type="dxa" w:w="60"/>
+              <w:right w:type="dxa" w:w="100"/>
+            </w:tcMar>
+            <w:vAlign w:val="center"/>
+          </w:tcPr>
+          <w:p>
+            <w:pPr>
+              <w:spacing w:after="30" w:before="30"/>
+              <w:jc w:val="left"/>
+            </w:pPr>
+            <w:r>
+              <w:rPr>
+                <w:rFonts w:ascii="Calibri" w:cs="Calibri" w:eastAsia="Calibri" w:hAnsi="Calibri"/>
+                <w:sz w:val="16"/>
+                <w:szCs w:val="16"/>
+              </w:rPr>
+              <w:t xml:space="preserve">Moves to another bed: from and to, the fee difference for the rest of the occupancy period and the invoice or waiver/refund it led to.</w:t>
+            </w:r>
+          </w:p>
+        </w:tc>
+        <w:tc>
+          <w:tcPr>
+            <w:tcW w:type="dxa" w:w="1174"/>
+            <w:tcBorders>
+              <w:top w:val="single" w:color="BFC9D6" w:sz="4"/>
+              <w:left w:val="single" w:color="BFC9D6" w:sz="4"/>
+              <w:bottom w:val="single" w:color="BFC9D6" w:sz="4"/>
+              <w:right w:val="single" w:color="BFC9D6" w:sz="4"/>
+            </w:tcBorders>
+            <w:shd w:fill="EEF3F8" w:color="auto" w:val="clear"/>
+            <w:tcMar>
+              <w:top w:type="dxa" w:w="60"/>
+              <w:left w:type="dxa" w:w="100"/>
+              <w:bottom w:type="dxa" w:w="60"/>
+              <w:right w:type="dxa" w:w="100"/>
+            </w:tcMar>
+            <w:vAlign w:val="center"/>
+          </w:tcPr>
+          <w:p>
+            <w:pPr>
+              <w:spacing w:after="30" w:before="30"/>
+              <w:jc w:val="left"/>
+            </w:pPr>
+            <w:r>
+              <w:rPr>
+                <w:rFonts w:ascii="Calibri" w:cs="Calibri" w:eastAsia="Calibri" w:hAnsi="Calibri"/>
+                <w:sz w:val="16"/>
+                <w:szCs w:val="16"/>
+              </w:rPr>
+              <w:t xml:space="preserve">V51</w:t>
             </w:r>
           </w:p>
         </w:tc>
@@ -52052,6 +52413,143 @@
                 <w:szCs w:val="16"/>
               </w:rPr>
               <w:t>Job locks</w:t>
+            </w:r>
+          </w:p>
+        </w:tc>
+      </w:tr>
+      <w:tr>
+        <w:trPr>
+          <w:cantSplit/>
+        </w:trPr>
+        <w:tc>
+          <w:tcPr>
+            <w:tcW w:type="dxa" w:w="902"/>
+            <w:tcBorders>
+              <w:top w:val="single" w:color="BFC9D6" w:sz="4"/>
+              <w:left w:val="single" w:color="BFC9D6" w:sz="4"/>
+              <w:bottom w:val="single" w:color="BFC9D6" w:sz="4"/>
+              <w:right w:val="single" w:color="BFC9D6" w:sz="4"/>
+            </w:tcBorders>
+            <w:shd w:fill="EEF3F8" w:color="auto" w:val="clear"/>
+            <w:tcMar>
+              <w:top w:type="dxa" w:w="60"/>
+              <w:left w:type="dxa" w:w="100"/>
+              <w:bottom w:type="dxa" w:w="60"/>
+              <w:right w:type="dxa" w:w="100"/>
+            </w:tcMar>
+            <w:vAlign w:val="center"/>
+          </w:tcPr>
+          <w:p>
+            <w:pPr>
+              <w:spacing w:after="30" w:before="30"/>
+              <w:jc w:val="left"/>
+            </w:pPr>
+            <w:r>
+              <w:rPr>
+                <w:rFonts w:ascii="Calibri" w:cs="Calibri" w:eastAsia="Calibri" w:hAnsi="Calibri"/>
+                <w:sz w:val="16"/>
+                <w:szCs w:val="16"/>
+              </w:rPr>
+              <w:t xml:space="preserve"/>
+            </w:r>
+          </w:p>
+        </w:tc>
+        <w:tc>
+          <w:tcPr>
+            <w:tcW w:type="dxa" w:w="3610"/>
+            <w:tcBorders>
+              <w:top w:val="single" w:color="BFC9D6" w:sz="4"/>
+              <w:left w:val="single" w:color="BFC9D6" w:sz="4"/>
+              <w:bottom w:val="single" w:color="BFC9D6" w:sz="4"/>
+              <w:right w:val="single" w:color="BFC9D6" w:sz="4"/>
+            </w:tcBorders>
+            <w:shd w:fill="EEF3F8" w:color="auto" w:val="clear"/>
+            <w:tcMar>
+              <w:top w:type="dxa" w:w="60"/>
+              <w:left w:type="dxa" w:w="100"/>
+              <w:bottom w:type="dxa" w:w="60"/>
+              <w:right w:type="dxa" w:w="100"/>
+            </w:tcMar>
+            <w:vAlign w:val="center"/>
+          </w:tcPr>
+          <w:p>
+            <w:pPr>
+              <w:spacing w:after="30" w:before="30"/>
+              <w:jc w:val="left"/>
+            </w:pPr>
+            <w:r>
+              <w:rPr>
+                <w:rFonts w:ascii="Calibri" w:cs="Calibri" w:eastAsia="Calibri" w:hAnsi="Calibri"/>
+                <w:sz w:val="16"/>
+                <w:szCs w:val="16"/>
+              </w:rPr>
+              <w:t xml:space="preserve"/>
+            </w:r>
+          </w:p>
+        </w:tc>
+        <w:tc>
+          <w:tcPr>
+            <w:tcW w:type="dxa" w:w="902"/>
+            <w:tcBorders>
+              <w:top w:val="single" w:color="BFC9D6" w:sz="4"/>
+              <w:left w:val="single" w:color="BFC9D6" w:sz="4"/>
+              <w:bottom w:val="single" w:color="BFC9D6" w:sz="4"/>
+              <w:right w:val="single" w:color="BFC9D6" w:sz="4"/>
+            </w:tcBorders>
+            <w:shd w:fill="EEF3F8" w:color="auto" w:val="clear"/>
+            <w:tcMar>
+              <w:top w:type="dxa" w:w="60"/>
+              <w:left w:type="dxa" w:w="100"/>
+              <w:bottom w:type="dxa" w:w="60"/>
+              <w:right w:type="dxa" w:w="100"/>
+            </w:tcMar>
+            <w:vAlign w:val="center"/>
+          </w:tcPr>
+          <w:p>
+            <w:pPr>
+              <w:spacing w:after="30" w:before="30"/>
+              <w:jc w:val="left"/>
+            </w:pPr>
+            <w:r>
+              <w:rPr>
+                <w:rFonts w:ascii="Calibri" w:cs="Calibri" w:eastAsia="Calibri" w:hAnsi="Calibri"/>
+                <w:sz w:val="16"/>
+                <w:szCs w:val="16"/>
+              </w:rPr>
+              <w:t xml:space="preserve">V51</w:t>
+            </w:r>
+          </w:p>
+        </w:tc>
+        <w:tc>
+          <w:tcPr>
+            <w:tcW w:type="dxa" w:w="3612"/>
+            <w:tcBorders>
+              <w:top w:val="single" w:color="BFC9D6" w:sz="4"/>
+              <w:left w:val="single" w:color="BFC9D6" w:sz="4"/>
+              <w:bottom w:val="single" w:color="BFC9D6" w:sz="4"/>
+              <w:right w:val="single" w:color="BFC9D6" w:sz="4"/>
+            </w:tcBorders>
+            <w:shd w:fill="EEF3F8" w:color="auto" w:val="clear"/>
+            <w:tcMar>
+              <w:top w:type="dxa" w:w="60"/>
+              <w:left w:type="dxa" w:w="100"/>
+              <w:bottom w:type="dxa" w:w="60"/>
+              <w:right w:type="dxa" w:w="100"/>
+            </w:tcMar>
+            <w:vAlign w:val="center"/>
+          </w:tcPr>
+          <w:p>
+            <w:pPr>
+              <w:spacing w:after="30" w:before="30"/>
+              <w:jc w:val="left"/>
+            </w:pPr>
+            <w:r>
+              <w:rPr>
+                <w:rFonts w:ascii="Calibri" w:cs="Calibri" w:eastAsia="Calibri" w:hAnsi="Calibri"/>
+                <w:sz w:val="16"/>
+                <w:szCs w:val="16"/>
+              </w:rPr>
+              <w:t xml:space="preserve">Late fees, reminders, bed changes</w:t>
             </w:r>
           </w:p>
         </w:tc>
